--- a/Knowledge/3-Work knowledge/1-Software Engineering/1-Software Engineering Fundamentals/5-My Source/1-Network Traffic/1-Types of Network Traffic/4-Unicast.docx
+++ b/Knowledge/3-Work knowledge/1-Software Engineering/1-Software Engineering Fundamentals/5-My Source/1-Network Traffic/1-Types of Network Traffic/4-Unicast.docx
@@ -4,556 +4,942 @@
   <w:body>
     <w:p>
       <w:pPr>
-        <w:pStyle w:val="Heading1"/>
+        <w:keepNext/>
+        <w:keepLines/>
+        <w:spacing w:before="360" w:after="80" w:line="276" w:lineRule="auto"/>
+        <w:outlineLvl w:val="0"/>
+        <w:rPr>
+          <w:rFonts w:asciiTheme="majorHAnsi" w:eastAsiaTheme="majorEastAsia" w:hAnsiTheme="majorHAnsi" w:cstheme="majorBidi"/>
+          <w:color w:val="2F5496" w:themeColor="accent1" w:themeShade="BF"/>
+          <w:kern w:val="0"/>
+          <w:sz w:val="40"/>
+          <w:szCs w:val="40"/>
+          <w:lang w:val="en"/>
+          <w14:ligatures w14:val="none"/>
+        </w:rPr>
       </w:pPr>
       <w:bookmarkStart w:id="0" w:name="_ec0f5u26g00f" w:colFirst="0" w:colLast="0"/>
       <w:bookmarkEnd w:id="0"/>
       <w:r>
+        <w:rPr>
+          <w:rFonts w:asciiTheme="majorHAnsi" w:eastAsiaTheme="majorEastAsia" w:hAnsiTheme="majorHAnsi" w:cstheme="majorBidi"/>
+          <w:color w:val="2F5496" w:themeColor="accent1" w:themeShade="BF"/>
+          <w:kern w:val="0"/>
+          <w:sz w:val="40"/>
+          <w:szCs w:val="40"/>
+          <w:lang w:val="en"/>
+          <w14:ligatures w14:val="none"/>
+        </w:rPr>
         <w:t>Unicast</w:t>
       </w:r>
     </w:p>
     <w:p>
       <w:pPr>
-        <w:pStyle w:val="Heading2"/>
-        <w:keepNext w:val="0"/>
-        <w:keepLines w:val="0"/>
-        <w:spacing w:before="280"/>
+        <w:spacing w:before="280" w:after="80" w:line="276" w:lineRule="auto"/>
+        <w:outlineLvl w:val="1"/>
+        <w:rPr>
+          <w:rFonts w:asciiTheme="majorHAnsi" w:eastAsiaTheme="majorEastAsia" w:hAnsiTheme="majorHAnsi" w:cstheme="majorBidi"/>
+          <w:color w:val="2F5496" w:themeColor="accent1" w:themeShade="BF"/>
+          <w:kern w:val="0"/>
+          <w:sz w:val="32"/>
+          <w:szCs w:val="32"/>
+          <w:lang w:val="en"/>
+          <w14:ligatures w14:val="none"/>
+        </w:rPr>
       </w:pPr>
       <w:bookmarkStart w:id="1" w:name="_il6zsatsk4n7" w:colFirst="0" w:colLast="0"/>
       <w:bookmarkEnd w:id="1"/>
       <w:r>
-        <w:t>📡 What Is Unicast in Networking?</w:t>
+        <w:rPr>
+          <w:rFonts w:ascii="Segoe UI Emoji" w:eastAsiaTheme="majorEastAsia" w:hAnsi="Segoe UI Emoji" w:cs="Segoe UI Emoji"/>
+          <w:color w:val="2F5496" w:themeColor="accent1" w:themeShade="BF"/>
+          <w:kern w:val="0"/>
+          <w:sz w:val="32"/>
+          <w:szCs w:val="32"/>
+          <w:lang w:val="en"/>
+          <w14:ligatures w14:val="none"/>
+        </w:rPr>
+        <w:t>📡</w:t>
+      </w:r>
+      <w:r>
+        <w:rPr>
+          <w:rFonts w:asciiTheme="majorHAnsi" w:eastAsiaTheme="majorEastAsia" w:hAnsiTheme="majorHAnsi" w:cstheme="majorBidi"/>
+          <w:color w:val="2F5496" w:themeColor="accent1" w:themeShade="BF"/>
+          <w:kern w:val="0"/>
+          <w:sz w:val="32"/>
+          <w:szCs w:val="32"/>
+          <w:lang w:val="en"/>
+          <w14:ligatures w14:val="none"/>
+        </w:rPr>
+        <w:t xml:space="preserve"> What Is Unicast in Networking?</w:t>
       </w:r>
     </w:p>
     <w:p>
       <w:pPr>
-        <w:rPr>
-          <w:rFonts w:ascii="Roboto Mono" w:hAnsi="Roboto Mono"/>
-        </w:rPr>
-      </w:pPr>
-      <w:r>
-        <w:rPr>
-          <w:rFonts w:ascii="Arial" w:hAnsi="Arial" w:eastAsia="Arial"/>
-          <w:b/>
-          <w:sz w:val="22"/>
+        <w:spacing w:after="0" w:line="276" w:lineRule="auto"/>
+        <w:rPr>
+          <w:rFonts w:ascii="Roboto Mono" w:eastAsia="Arial" w:hAnsi="Roboto Mono" w:cs="Arial"/>
+          <w:kern w:val="0"/>
+          <w:sz w:val="22"/>
+          <w:szCs w:val="22"/>
+          <w:lang w:val="en"/>
+          <w14:ligatures w14:val="none"/>
+        </w:rPr>
+      </w:pPr>
+      <w:r>
+        <w:rPr>
+          <w:rFonts w:ascii="Arial" w:eastAsia="Arial" w:hAnsi="Arial" w:cs="Arial"/>
+          <w:b/>
+          <w:kern w:val="0"/>
+          <w:sz w:val="22"/>
+          <w:szCs w:val="22"/>
           <w:shd w:val="clear" w:color="auto" w:fill="B7B7B7"/>
+          <w:lang w:val="en"/>
+          <w14:ligatures w14:val="none"/>
         </w:rPr>
         <w:t># Source</w:t>
       </w:r>
       <w:r>
         <w:rPr>
-          <w:rFonts w:ascii="Arial" w:hAnsi="Arial" w:eastAsia="Arial"/>
-          <w:sz w:val="22"/>
+          <w:rFonts w:ascii="Arial" w:eastAsia="Arial" w:hAnsi="Arial" w:cs="Arial"/>
+          <w:kern w:val="0"/>
+          <w:sz w:val="22"/>
+          <w:szCs w:val="22"/>
           <w:shd w:val="clear" w:color="auto" w:fill="B7B7B7"/>
+          <w:lang w:val="en"/>
+          <w14:ligatures w14:val="none"/>
         </w:rPr>
         <w:t xml:space="preserve">: </w:t>
       </w:r>
-      <w:proofErr w:type="spellStart"/>
-      <w:r>
-        <w:rPr>
-          <w:rFonts w:ascii="Arial" w:hAnsi="Arial" w:eastAsia="Arial"/>
-          <w:b/>
-          <w:sz w:val="22"/>
+      <w:r>
+        <w:rPr>
+          <w:rFonts w:ascii="Arial" w:eastAsia="Arial" w:hAnsi="Arial" w:cs="Arial"/>
+          <w:b/>
+          <w:kern w:val="0"/>
+          <w:sz w:val="22"/>
+          <w:szCs w:val="22"/>
           <w:shd w:val="clear" w:color="auto" w:fill="B7B7B7"/>
-        </w:rPr>
-        <w:t>Chatgpt</w:t>
-      </w:r>
-      <w:proofErr w:type="spellEnd"/>
-      <w:r>
-        <w:rPr>
-          <w:rFonts w:ascii="Arial" w:hAnsi="Arial" w:eastAsia="Arial"/>
-          <w:b/>
-          <w:sz w:val="22"/>
-          <w:shd w:val="clear" w:color="auto" w:fill="B7B7B7"/>
-        </w:rPr>
-        <w:t xml:space="preserve"> </w:t>
-      </w:r>
-      <w:r>
-        <w:rPr>
-          <w:rFonts w:ascii="Arial" w:hAnsi="Arial" w:eastAsia="Arial"/>
-          <w:b/>
+          <w:lang w:val="en"/>
+          <w14:ligatures w14:val="none"/>
+        </w:rPr>
+        <w:t xml:space="preserve">Chatgpt </w:t>
+      </w:r>
+      <w:r>
+        <w:rPr>
+          <w:rFonts w:ascii="Arial" w:eastAsia="Arial" w:hAnsi="Arial" w:cs="Arial"/>
+          <w:b/>
+          <w:kern w:val="0"/>
           <w:sz w:val="22"/>
           <w:szCs w:val="14"/>
           <w:shd w:val="clear" w:color="auto" w:fill="B7B7B7"/>
+          <w:lang w:val="en"/>
+          <w14:ligatures w14:val="none"/>
         </w:rPr>
         <w:t>(GPT</w:t>
       </w:r>
       <w:r>
         <w:rPr>
-          <w:rFonts w:ascii="Arial" w:hAnsi="Arial" w:cs="Cambria Math" w:eastAsia="Arial"/>
-          <w:b/>
+          <w:rFonts w:ascii="Cambria Math" w:eastAsia="Arial" w:hAnsi="Cambria Math" w:cs="Cambria Math"/>
+          <w:b/>
+          <w:kern w:val="0"/>
           <w:sz w:val="22"/>
           <w:szCs w:val="14"/>
           <w:shd w:val="clear" w:color="auto" w:fill="B7B7B7"/>
+          <w:lang w:val="en"/>
+          <w14:ligatures w14:val="none"/>
         </w:rPr>
         <w:t>‑</w:t>
       </w:r>
       <w:r>
         <w:rPr>
-          <w:rFonts w:ascii="Arial" w:hAnsi="Arial" w:eastAsia="Arial"/>
-          <w:b/>
+          <w:rFonts w:ascii="Arial" w:eastAsia="Arial" w:hAnsi="Arial" w:cs="Arial"/>
+          <w:b/>
+          <w:kern w:val="0"/>
           <w:sz w:val="22"/>
           <w:szCs w:val="14"/>
           <w:shd w:val="clear" w:color="auto" w:fill="B7B7B7"/>
+          <w:lang w:val="en"/>
+          <w14:ligatures w14:val="none"/>
         </w:rPr>
         <w:t>5 Mini) at [12/9/2025]</w:t>
       </w:r>
     </w:p>
     <w:p>
       <w:pPr>
-        <w:spacing w:before="240" w:after="240"/>
-        <w:rPr>
-          <w:rFonts w:ascii="Roboto Mono" w:hAnsi="Roboto Mono"/>
-        </w:rPr>
-      </w:pPr>
-      <w:r>
-        <w:rPr>
-          <w:rFonts w:ascii="Roboto Mono" w:hAnsi="Roboto Mono"/>
+        <w:spacing w:before="240" w:after="240" w:line="276" w:lineRule="auto"/>
+        <w:rPr>
+          <w:rFonts w:ascii="Roboto Mono" w:eastAsia="Arial" w:hAnsi="Roboto Mono" w:cs="Arial"/>
+          <w:kern w:val="0"/>
+          <w:sz w:val="22"/>
+          <w:szCs w:val="22"/>
+          <w:lang w:val="en"/>
+          <w14:ligatures w14:val="none"/>
+        </w:rPr>
+      </w:pPr>
+      <w:r>
+        <w:rPr>
+          <w:rFonts w:ascii="Roboto Mono" w:eastAsia="Arial" w:hAnsi="Roboto Mono" w:cs="Arial"/>
           <w:b/>
           <w:bCs/>
+          <w:kern w:val="0"/>
+          <w:sz w:val="22"/>
+          <w:szCs w:val="22"/>
+          <w:lang w:val="en"/>
+          <w14:ligatures w14:val="none"/>
         </w:rPr>
         <w:t>Unicast</w:t>
       </w:r>
       <w:r>
         <w:rPr>
-          <w:rFonts w:ascii="Roboto Mono" w:hAnsi="Roboto Mono"/>
+          <w:rFonts w:ascii="Roboto Mono" w:eastAsia="Arial" w:hAnsi="Roboto Mono" w:cs="Arial"/>
+          <w:kern w:val="0"/>
+          <w:sz w:val="22"/>
+          <w:szCs w:val="22"/>
+          <w:lang w:val="en"/>
+          <w14:ligatures w14:val="none"/>
         </w:rPr>
         <w:t xml:space="preserve"> is a </w:t>
       </w:r>
       <w:r>
         <w:rPr>
-          <w:rFonts w:ascii="Roboto Mono" w:hAnsi="Roboto Mono"/>
+          <w:rFonts w:ascii="Roboto Mono" w:eastAsia="Arial" w:hAnsi="Roboto Mono" w:cs="Arial"/>
           <w:b/>
           <w:bCs/>
+          <w:kern w:val="0"/>
+          <w:sz w:val="22"/>
+          <w:szCs w:val="22"/>
+          <w:lang w:val="en"/>
+          <w14:ligatures w14:val="none"/>
         </w:rPr>
         <w:t>one-to-one</w:t>
       </w:r>
       <w:r>
         <w:rPr>
-          <w:rFonts w:ascii="Roboto Mono" w:hAnsi="Roboto Mono"/>
+          <w:rFonts w:ascii="Roboto Mono" w:eastAsia="Arial" w:hAnsi="Roboto Mono" w:cs="Arial"/>
+          <w:kern w:val="0"/>
+          <w:sz w:val="22"/>
+          <w:szCs w:val="22"/>
+          <w:lang w:val="en"/>
+          <w14:ligatures w14:val="none"/>
         </w:rPr>
         <w:t xml:space="preserve"> communication method in a network where </w:t>
       </w:r>
       <w:r>
         <w:rPr>
-          <w:rFonts w:ascii="Roboto Mono" w:hAnsi="Roboto Mono"/>
+          <w:rFonts w:ascii="Roboto Mono" w:eastAsia="Arial" w:hAnsi="Roboto Mono" w:cs="Arial"/>
           <w:b/>
           <w:bCs/>
+          <w:kern w:val="0"/>
+          <w:sz w:val="22"/>
+          <w:szCs w:val="22"/>
+          <w:lang w:val="en"/>
+          <w14:ligatures w14:val="none"/>
         </w:rPr>
         <w:t>data is sent from one sender to one specific receiver</w:t>
       </w:r>
       <w:r>
         <w:rPr>
-          <w:rFonts w:ascii="Roboto Mono" w:hAnsi="Roboto Mono"/>
+          <w:rFonts w:ascii="Roboto Mono" w:eastAsia="Arial" w:hAnsi="Roboto Mono" w:cs="Arial"/>
+          <w:kern w:val="0"/>
+          <w:sz w:val="22"/>
+          <w:szCs w:val="22"/>
+          <w:lang w:val="en"/>
+          <w14:ligatures w14:val="none"/>
         </w:rPr>
         <w:t>.</w:t>
       </w:r>
     </w:p>
     <w:p>
-      <w:r>
-        <w:pict w14:anchorId="50E543E2">
+      <w:pPr>
+        <w:spacing w:after="0" w:line="276" w:lineRule="auto"/>
+        <w:rPr>
+          <w:rFonts w:ascii="Arial" w:eastAsia="Arial" w:hAnsi="Arial" w:cs="Arial"/>
+          <w:kern w:val="0"/>
+          <w:sz w:val="22"/>
+          <w:szCs w:val="22"/>
+          <w:lang w:val="en"/>
+          <w14:ligatures w14:val="none"/>
+        </w:rPr>
+      </w:pPr>
+      <w:r>
+        <w:rPr>
+          <w:rFonts w:ascii="Arial" w:eastAsia="Arial" w:hAnsi="Arial" w:cs="Arial"/>
+          <w:kern w:val="0"/>
+          <w:sz w:val="22"/>
+          <w:szCs w:val="22"/>
+          <w:lang w:val="en"/>
+          <w14:ligatures w14:val="none"/>
+        </w:rPr>
+        <w:pict w14:anchorId="40D46930">
           <v:rect id="_x0000_i1025" style="width:0;height:1.5pt" o:hralign="center" o:hrstd="t" o:hr="t" fillcolor="#a0a0a0" stroked="f"/>
         </w:pict>
       </w:r>
     </w:p>
     <w:p>
       <w:pPr>
-        <w:pStyle w:val="Heading2"/>
-        <w:keepNext w:val="0"/>
-        <w:keepLines w:val="0"/>
-        <w:spacing w:before="280"/>
+        <w:spacing w:before="280" w:after="80" w:line="276" w:lineRule="auto"/>
+        <w:outlineLvl w:val="1"/>
+        <w:rPr>
+          <w:rFonts w:asciiTheme="majorHAnsi" w:eastAsiaTheme="majorEastAsia" w:hAnsiTheme="majorHAnsi" w:cstheme="majorBidi"/>
+          <w:color w:val="2F5496" w:themeColor="accent1" w:themeShade="BF"/>
+          <w:kern w:val="0"/>
+          <w:sz w:val="32"/>
+          <w:szCs w:val="32"/>
+          <w:lang w:val="en"/>
+          <w14:ligatures w14:val="none"/>
+        </w:rPr>
       </w:pPr>
       <w:bookmarkStart w:id="2" w:name="_64856ea1fk1s" w:colFirst="0" w:colLast="0"/>
       <w:bookmarkEnd w:id="2"/>
       <w:r>
-        <w:t>📦 Belongs to:</w:t>
+        <w:rPr>
+          <w:rFonts w:ascii="Segoe UI Emoji" w:eastAsiaTheme="majorEastAsia" w:hAnsi="Segoe UI Emoji" w:cs="Segoe UI Emoji"/>
+          <w:color w:val="2F5496" w:themeColor="accent1" w:themeShade="BF"/>
+          <w:kern w:val="0"/>
+          <w:sz w:val="32"/>
+          <w:szCs w:val="32"/>
+          <w:lang w:val="en"/>
+          <w14:ligatures w14:val="none"/>
+        </w:rPr>
+        <w:t>📦</w:t>
+      </w:r>
+      <w:r>
+        <w:rPr>
+          <w:rFonts w:asciiTheme="majorHAnsi" w:eastAsiaTheme="majorEastAsia" w:hAnsiTheme="majorHAnsi" w:cstheme="majorBidi"/>
+          <w:color w:val="2F5496" w:themeColor="accent1" w:themeShade="BF"/>
+          <w:kern w:val="0"/>
+          <w:sz w:val="32"/>
+          <w:szCs w:val="32"/>
+          <w:lang w:val="en"/>
+          <w14:ligatures w14:val="none"/>
+        </w:rPr>
+        <w:t xml:space="preserve"> Belongs to:</w:t>
       </w:r>
     </w:p>
     <w:p>
       <w:pPr>
-        <w:rPr>
-          <w:rFonts w:ascii="Roboto Mono" w:hAnsi="Roboto Mono"/>
-        </w:rPr>
-      </w:pPr>
-      <w:r>
-        <w:rPr>
-          <w:rFonts w:ascii="Arial" w:hAnsi="Arial" w:eastAsia="Arial"/>
-          <w:b/>
-          <w:sz w:val="22"/>
+        <w:spacing w:after="0" w:line="276" w:lineRule="auto"/>
+        <w:rPr>
+          <w:rFonts w:ascii="Roboto Mono" w:eastAsia="Arial" w:hAnsi="Roboto Mono" w:cs="Arial"/>
+          <w:kern w:val="0"/>
+          <w:sz w:val="22"/>
+          <w:szCs w:val="22"/>
+          <w:lang w:val="en"/>
+          <w14:ligatures w14:val="none"/>
+        </w:rPr>
+      </w:pPr>
+      <w:r>
+        <w:rPr>
+          <w:rFonts w:ascii="Arial" w:eastAsia="Arial" w:hAnsi="Arial" w:cs="Arial"/>
+          <w:b/>
+          <w:kern w:val="0"/>
+          <w:sz w:val="22"/>
+          <w:szCs w:val="22"/>
           <w:shd w:val="clear" w:color="auto" w:fill="B7B7B7"/>
+          <w:lang w:val="en"/>
+          <w14:ligatures w14:val="none"/>
         </w:rPr>
         <w:t># Source</w:t>
       </w:r>
       <w:r>
         <w:rPr>
-          <w:rFonts w:ascii="Arial" w:hAnsi="Arial" w:eastAsia="Arial"/>
-          <w:sz w:val="22"/>
+          <w:rFonts w:ascii="Arial" w:eastAsia="Arial" w:hAnsi="Arial" w:cs="Arial"/>
+          <w:kern w:val="0"/>
+          <w:sz w:val="22"/>
+          <w:szCs w:val="22"/>
           <w:shd w:val="clear" w:color="auto" w:fill="B7B7B7"/>
+          <w:lang w:val="en"/>
+          <w14:ligatures w14:val="none"/>
         </w:rPr>
         <w:t xml:space="preserve">: </w:t>
       </w:r>
-      <w:proofErr w:type="spellStart"/>
-      <w:r>
-        <w:rPr>
-          <w:rFonts w:ascii="Arial" w:hAnsi="Arial" w:eastAsia="Arial"/>
-          <w:b/>
-          <w:sz w:val="22"/>
+      <w:r>
+        <w:rPr>
+          <w:rFonts w:ascii="Arial" w:eastAsia="Arial" w:hAnsi="Arial" w:cs="Arial"/>
+          <w:b/>
+          <w:kern w:val="0"/>
+          <w:sz w:val="22"/>
+          <w:szCs w:val="22"/>
           <w:shd w:val="clear" w:color="auto" w:fill="B7B7B7"/>
-        </w:rPr>
-        <w:t>Chatgpt</w:t>
-      </w:r>
-      <w:proofErr w:type="spellEnd"/>
-      <w:r>
-        <w:rPr>
-          <w:rFonts w:ascii="Arial" w:hAnsi="Arial" w:eastAsia="Arial"/>
-          <w:b/>
-          <w:sz w:val="22"/>
-          <w:shd w:val="clear" w:color="auto" w:fill="B7B7B7"/>
-        </w:rPr>
-        <w:t xml:space="preserve"> </w:t>
-      </w:r>
-      <w:r>
-        <w:rPr>
-          <w:rFonts w:ascii="Arial" w:hAnsi="Arial" w:eastAsia="Arial"/>
-          <w:b/>
+          <w:lang w:val="en"/>
+          <w14:ligatures w14:val="none"/>
+        </w:rPr>
+        <w:t xml:space="preserve">Chatgpt </w:t>
+      </w:r>
+      <w:r>
+        <w:rPr>
+          <w:rFonts w:ascii="Arial" w:eastAsia="Arial" w:hAnsi="Arial" w:cs="Arial"/>
+          <w:b/>
+          <w:kern w:val="0"/>
           <w:sz w:val="22"/>
           <w:szCs w:val="14"/>
           <w:shd w:val="clear" w:color="auto" w:fill="B7B7B7"/>
+          <w:lang w:val="en"/>
+          <w14:ligatures w14:val="none"/>
         </w:rPr>
         <w:t>(GPT</w:t>
       </w:r>
       <w:r>
         <w:rPr>
-          <w:rFonts w:ascii="Arial" w:hAnsi="Arial" w:cs="Cambria Math" w:eastAsia="Arial"/>
-          <w:b/>
+          <w:rFonts w:ascii="Cambria Math" w:eastAsia="Arial" w:hAnsi="Cambria Math" w:cs="Cambria Math"/>
+          <w:b/>
+          <w:kern w:val="0"/>
           <w:sz w:val="22"/>
           <w:szCs w:val="14"/>
           <w:shd w:val="clear" w:color="auto" w:fill="B7B7B7"/>
+          <w:lang w:val="en"/>
+          <w14:ligatures w14:val="none"/>
         </w:rPr>
         <w:t>‑</w:t>
       </w:r>
       <w:r>
         <w:rPr>
-          <w:rFonts w:ascii="Arial" w:hAnsi="Arial" w:eastAsia="Arial"/>
-          <w:b/>
+          <w:rFonts w:ascii="Arial" w:eastAsia="Arial" w:hAnsi="Arial" w:cs="Arial"/>
+          <w:b/>
+          <w:kern w:val="0"/>
           <w:sz w:val="22"/>
           <w:szCs w:val="14"/>
           <w:shd w:val="clear" w:color="auto" w:fill="B7B7B7"/>
+          <w:lang w:val="en"/>
+          <w14:ligatures w14:val="none"/>
         </w:rPr>
         <w:t>5 Mini) at [12/9/2025]</w:t>
       </w:r>
     </w:p>
     <w:p>
       <w:pPr>
-        <w:spacing w:before="240" w:after="240"/>
-        <w:rPr>
-          <w:rFonts w:ascii="Roboto Mono" w:hAnsi="Roboto Mono"/>
+        <w:spacing w:before="240" w:after="240" w:line="276" w:lineRule="auto"/>
+        <w:rPr>
+          <w:rFonts w:ascii="Roboto Mono" w:eastAsia="Arial" w:hAnsi="Roboto Mono" w:cs="Arial"/>
           <w:b/>
           <w:bCs/>
+          <w:kern w:val="0"/>
+          <w:sz w:val="22"/>
+          <w:szCs w:val="22"/>
+          <w:lang w:val="en"/>
+          <w14:ligatures w14:val="none"/>
         </w:rPr>
       </w:pPr>
       <w:r>
         <w:rPr>
           <w:rFonts w:ascii="Segoe UI Emoji" w:eastAsia="Arial Unicode MS" w:hAnsi="Segoe UI Emoji" w:cs="Segoe UI Emoji"/>
+          <w:kern w:val="0"/>
+          <w:sz w:val="22"/>
+          <w:szCs w:val="22"/>
+          <w:lang w:val="en"/>
+          <w14:ligatures w14:val="none"/>
         </w:rPr>
         <w:t>✅</w:t>
       </w:r>
       <w:r>
         <w:rPr>
           <w:rFonts w:ascii="Roboto Mono" w:eastAsia="Arial Unicode MS" w:hAnsi="Roboto Mono" w:cs="Arial Unicode MS"/>
+          <w:kern w:val="0"/>
+          <w:sz w:val="22"/>
+          <w:szCs w:val="22"/>
+          <w:lang w:val="en"/>
+          <w14:ligatures w14:val="none"/>
         </w:rPr>
         <w:t xml:space="preserve"> </w:t>
       </w:r>
       <w:r>
         <w:rPr>
-          <w:rFonts w:ascii="Roboto Mono" w:hAnsi="Roboto Mono"/>
+          <w:rFonts w:ascii="Roboto Mono" w:eastAsia="Arial" w:hAnsi="Roboto Mono" w:cs="Arial"/>
           <w:b/>
           <w:bCs/>
+          <w:kern w:val="0"/>
+          <w:sz w:val="22"/>
+          <w:szCs w:val="22"/>
+          <w:lang w:val="en"/>
+          <w14:ligatures w14:val="none"/>
         </w:rPr>
         <w:t>Types of Network Transmission Modes</w:t>
       </w:r>
     </w:p>
     <w:p>
       <w:pPr>
-        <w:spacing w:before="240" w:after="240"/>
+        <w:spacing w:before="240" w:after="240" w:line="276" w:lineRule="auto"/>
         <w:ind w:left="600" w:right="600"/>
         <w:rPr>
-          <w:rFonts w:ascii="Roboto Mono" w:hAnsi="Roboto Mono"/>
-        </w:rPr>
-      </w:pPr>
-      <w:r>
-        <w:rPr>
-          <w:rFonts w:ascii="Roboto Mono" w:hAnsi="Roboto Mono"/>
+          <w:rFonts w:ascii="Roboto Mono" w:eastAsia="Arial" w:hAnsi="Roboto Mono" w:cs="Arial"/>
+          <w:kern w:val="0"/>
+          <w:sz w:val="22"/>
+          <w:szCs w:val="22"/>
+          <w:lang w:val="en"/>
+          <w14:ligatures w14:val="none"/>
+        </w:rPr>
+      </w:pPr>
+      <w:r>
+        <w:rPr>
+          <w:rFonts w:ascii="Roboto Mono" w:eastAsia="Arial" w:hAnsi="Roboto Mono" w:cs="Arial"/>
+          <w:kern w:val="0"/>
+          <w:sz w:val="22"/>
+          <w:szCs w:val="22"/>
+          <w:lang w:val="en"/>
+          <w14:ligatures w14:val="none"/>
         </w:rPr>
         <w:t xml:space="preserve">(alongside </w:t>
       </w:r>
       <w:r>
         <w:rPr>
-          <w:rFonts w:ascii="Roboto Mono" w:hAnsi="Roboto Mono"/>
+          <w:rFonts w:ascii="Roboto Mono" w:eastAsia="Arial" w:hAnsi="Roboto Mono" w:cs="Arial"/>
           <w:b/>
           <w:bCs/>
+          <w:kern w:val="0"/>
+          <w:sz w:val="22"/>
+          <w:szCs w:val="22"/>
+          <w:lang w:val="en"/>
+          <w14:ligatures w14:val="none"/>
         </w:rPr>
         <w:t>Multicast</w:t>
       </w:r>
       <w:r>
         <w:rPr>
-          <w:rFonts w:ascii="Roboto Mono" w:hAnsi="Roboto Mono"/>
+          <w:rFonts w:ascii="Roboto Mono" w:eastAsia="Arial" w:hAnsi="Roboto Mono" w:cs="Arial"/>
+          <w:kern w:val="0"/>
+          <w:sz w:val="22"/>
+          <w:szCs w:val="22"/>
+          <w:lang w:val="en"/>
+          <w14:ligatures w14:val="none"/>
         </w:rPr>
         <w:t xml:space="preserve"> and </w:t>
       </w:r>
       <w:r>
         <w:rPr>
-          <w:rFonts w:ascii="Roboto Mono" w:hAnsi="Roboto Mono"/>
+          <w:rFonts w:ascii="Roboto Mono" w:eastAsia="Arial" w:hAnsi="Roboto Mono" w:cs="Arial"/>
           <w:b/>
           <w:bCs/>
+          <w:kern w:val="0"/>
+          <w:sz w:val="22"/>
+          <w:szCs w:val="22"/>
+          <w:lang w:val="en"/>
+          <w14:ligatures w14:val="none"/>
         </w:rPr>
         <w:t>Broadcast</w:t>
       </w:r>
       <w:r>
         <w:rPr>
-          <w:rFonts w:ascii="Roboto Mono" w:hAnsi="Roboto Mono"/>
+          <w:rFonts w:ascii="Roboto Mono" w:eastAsia="Arial" w:hAnsi="Roboto Mono" w:cs="Arial"/>
+          <w:kern w:val="0"/>
+          <w:sz w:val="22"/>
+          <w:szCs w:val="22"/>
+          <w:lang w:val="en"/>
+          <w14:ligatures w14:val="none"/>
         </w:rPr>
         <w:t>)</w:t>
       </w:r>
     </w:p>
     <w:p>
-      <w:r>
-        <w:pict w14:anchorId="066A2593">
+      <w:pPr>
+        <w:spacing w:after="0" w:line="276" w:lineRule="auto"/>
+        <w:rPr>
+          <w:rFonts w:ascii="Arial" w:eastAsia="Arial" w:hAnsi="Arial" w:cs="Arial"/>
+          <w:kern w:val="0"/>
+          <w:sz w:val="22"/>
+          <w:szCs w:val="22"/>
+          <w:lang w:val="en"/>
+          <w14:ligatures w14:val="none"/>
+        </w:rPr>
+      </w:pPr>
+      <w:r>
+        <w:rPr>
+          <w:rFonts w:ascii="Arial" w:eastAsia="Arial" w:hAnsi="Arial" w:cs="Arial"/>
+          <w:kern w:val="0"/>
+          <w:sz w:val="22"/>
+          <w:szCs w:val="22"/>
+          <w:lang w:val="en"/>
+          <w14:ligatures w14:val="none"/>
+        </w:rPr>
+        <w:pict w14:anchorId="2FD43F90">
           <v:rect id="_x0000_i1026" style="width:0;height:1.5pt" o:hralign="center" o:hrstd="t" o:hr="t" fillcolor="#a0a0a0" stroked="f"/>
         </w:pict>
       </w:r>
     </w:p>
     <w:p>
       <w:pPr>
-        <w:pStyle w:val="Heading2"/>
-        <w:keepNext w:val="0"/>
-        <w:keepLines w:val="0"/>
-        <w:spacing w:before="280"/>
+        <w:spacing w:before="280" w:after="80" w:line="276" w:lineRule="auto"/>
+        <w:outlineLvl w:val="1"/>
+        <w:rPr>
+          <w:rFonts w:asciiTheme="majorHAnsi" w:eastAsiaTheme="majorEastAsia" w:hAnsiTheme="majorHAnsi" w:cstheme="majorBidi"/>
+          <w:color w:val="2F5496" w:themeColor="accent1" w:themeShade="BF"/>
+          <w:kern w:val="0"/>
+          <w:sz w:val="32"/>
+          <w:szCs w:val="32"/>
+          <w:lang w:val="en"/>
+          <w14:ligatures w14:val="none"/>
+        </w:rPr>
       </w:pPr>
       <w:bookmarkStart w:id="3" w:name="_rydq0439u0wr" w:colFirst="0" w:colLast="0"/>
       <w:bookmarkEnd w:id="3"/>
       <w:r>
-        <w:t>🧠 Definition:</w:t>
+        <w:rPr>
+          <w:rFonts w:ascii="Segoe UI Emoji" w:eastAsiaTheme="majorEastAsia" w:hAnsi="Segoe UI Emoji" w:cs="Segoe UI Emoji"/>
+          <w:color w:val="2F5496" w:themeColor="accent1" w:themeShade="BF"/>
+          <w:kern w:val="0"/>
+          <w:sz w:val="32"/>
+          <w:szCs w:val="32"/>
+          <w:lang w:val="en"/>
+          <w14:ligatures w14:val="none"/>
+        </w:rPr>
+        <w:t>🧠</w:t>
+      </w:r>
+      <w:r>
+        <w:rPr>
+          <w:rFonts w:asciiTheme="majorHAnsi" w:eastAsiaTheme="majorEastAsia" w:hAnsiTheme="majorHAnsi" w:cstheme="majorBidi"/>
+          <w:color w:val="2F5496" w:themeColor="accent1" w:themeShade="BF"/>
+          <w:kern w:val="0"/>
+          <w:sz w:val="32"/>
+          <w:szCs w:val="32"/>
+          <w:lang w:val="en"/>
+          <w14:ligatures w14:val="none"/>
+        </w:rPr>
+        <w:t xml:space="preserve"> Definition:</w:t>
       </w:r>
     </w:p>
     <w:p>
       <w:pPr>
-        <w:rPr>
-          <w:rFonts w:ascii="Roboto Mono" w:hAnsi="Roboto Mono"/>
-        </w:rPr>
-      </w:pPr>
-      <w:r>
-        <w:rPr>
-          <w:rFonts w:ascii="Arial" w:hAnsi="Arial" w:eastAsia="Arial"/>
-          <w:b/>
-          <w:sz w:val="22"/>
+        <w:spacing w:after="0" w:line="276" w:lineRule="auto"/>
+        <w:rPr>
+          <w:rFonts w:ascii="Roboto Mono" w:eastAsia="Arial" w:hAnsi="Roboto Mono" w:cs="Arial"/>
+          <w:kern w:val="0"/>
+          <w:sz w:val="22"/>
+          <w:szCs w:val="22"/>
+          <w:lang w:val="en"/>
+          <w14:ligatures w14:val="none"/>
+        </w:rPr>
+      </w:pPr>
+      <w:r>
+        <w:rPr>
+          <w:rFonts w:ascii="Arial" w:eastAsia="Arial" w:hAnsi="Arial" w:cs="Arial"/>
+          <w:b/>
+          <w:kern w:val="0"/>
+          <w:sz w:val="22"/>
+          <w:szCs w:val="22"/>
           <w:shd w:val="clear" w:color="auto" w:fill="B7B7B7"/>
+          <w:lang w:val="en"/>
+          <w14:ligatures w14:val="none"/>
         </w:rPr>
         <w:t># Source</w:t>
       </w:r>
       <w:r>
         <w:rPr>
-          <w:rFonts w:ascii="Arial" w:hAnsi="Arial" w:eastAsia="Arial"/>
-          <w:sz w:val="22"/>
+          <w:rFonts w:ascii="Arial" w:eastAsia="Arial" w:hAnsi="Arial" w:cs="Arial"/>
+          <w:kern w:val="0"/>
+          <w:sz w:val="22"/>
+          <w:szCs w:val="22"/>
           <w:shd w:val="clear" w:color="auto" w:fill="B7B7B7"/>
+          <w:lang w:val="en"/>
+          <w14:ligatures w14:val="none"/>
         </w:rPr>
         <w:t xml:space="preserve">: </w:t>
       </w:r>
-      <w:proofErr w:type="spellStart"/>
-      <w:r>
-        <w:rPr>
-          <w:rFonts w:ascii="Arial" w:hAnsi="Arial" w:eastAsia="Arial"/>
-          <w:b/>
-          <w:sz w:val="22"/>
+      <w:r>
+        <w:rPr>
+          <w:rFonts w:ascii="Arial" w:eastAsia="Arial" w:hAnsi="Arial" w:cs="Arial"/>
+          <w:b/>
+          <w:kern w:val="0"/>
+          <w:sz w:val="22"/>
+          <w:szCs w:val="22"/>
           <w:shd w:val="clear" w:color="auto" w:fill="B7B7B7"/>
-        </w:rPr>
-        <w:t>Chatgpt</w:t>
-      </w:r>
-      <w:proofErr w:type="spellEnd"/>
-      <w:r>
-        <w:rPr>
-          <w:rFonts w:ascii="Arial" w:hAnsi="Arial" w:eastAsia="Arial"/>
-          <w:b/>
-          <w:sz w:val="22"/>
-          <w:shd w:val="clear" w:color="auto" w:fill="B7B7B7"/>
-        </w:rPr>
-        <w:t xml:space="preserve"> </w:t>
-      </w:r>
-      <w:r>
-        <w:rPr>
-          <w:rFonts w:ascii="Arial" w:hAnsi="Arial" w:eastAsia="Arial"/>
-          <w:b/>
+          <w:lang w:val="en"/>
+          <w14:ligatures w14:val="none"/>
+        </w:rPr>
+        <w:t xml:space="preserve">Chatgpt </w:t>
+      </w:r>
+      <w:r>
+        <w:rPr>
+          <w:rFonts w:ascii="Arial" w:eastAsia="Arial" w:hAnsi="Arial" w:cs="Arial"/>
+          <w:b/>
+          <w:kern w:val="0"/>
           <w:sz w:val="22"/>
           <w:szCs w:val="14"/>
           <w:shd w:val="clear" w:color="auto" w:fill="B7B7B7"/>
+          <w:lang w:val="en"/>
+          <w14:ligatures w14:val="none"/>
         </w:rPr>
         <w:t>(GPT</w:t>
       </w:r>
       <w:r>
         <w:rPr>
-          <w:rFonts w:ascii="Arial" w:hAnsi="Arial" w:cs="Cambria Math" w:eastAsia="Arial"/>
-          <w:b/>
+          <w:rFonts w:ascii="Cambria Math" w:eastAsia="Arial" w:hAnsi="Cambria Math" w:cs="Cambria Math"/>
+          <w:b/>
+          <w:kern w:val="0"/>
           <w:sz w:val="22"/>
           <w:szCs w:val="14"/>
           <w:shd w:val="clear" w:color="auto" w:fill="B7B7B7"/>
+          <w:lang w:val="en"/>
+          <w14:ligatures w14:val="none"/>
         </w:rPr>
         <w:t>‑</w:t>
       </w:r>
       <w:r>
         <w:rPr>
-          <w:rFonts w:ascii="Arial" w:hAnsi="Arial" w:eastAsia="Arial"/>
-          <w:b/>
+          <w:rFonts w:ascii="Arial" w:eastAsia="Arial" w:hAnsi="Arial" w:cs="Arial"/>
+          <w:b/>
+          <w:kern w:val="0"/>
           <w:sz w:val="22"/>
           <w:szCs w:val="14"/>
           <w:shd w:val="clear" w:color="auto" w:fill="B7B7B7"/>
+          <w:lang w:val="en"/>
+          <w14:ligatures w14:val="none"/>
         </w:rPr>
         <w:t>5 Mini) at [12/9/2025]</w:t>
       </w:r>
     </w:p>
     <w:p>
       <w:pPr>
-        <w:spacing w:before="240" w:after="240"/>
+        <w:spacing w:before="240" w:after="240" w:line="276" w:lineRule="auto"/>
         <w:ind w:left="600" w:right="600"/>
         <w:rPr>
-          <w:rFonts w:ascii="Roboto Mono" w:hAnsi="Roboto Mono"/>
-        </w:rPr>
-      </w:pPr>
-      <w:r>
-        <w:rPr>
-          <w:rFonts w:ascii="Roboto Mono" w:hAnsi="Roboto Mono"/>
+          <w:rFonts w:ascii="Roboto Mono" w:eastAsia="Arial" w:hAnsi="Roboto Mono" w:cs="Arial"/>
+          <w:kern w:val="0"/>
+          <w:sz w:val="22"/>
+          <w:szCs w:val="22"/>
+          <w:lang w:val="en"/>
+          <w14:ligatures w14:val="none"/>
+        </w:rPr>
+      </w:pPr>
+      <w:r>
+        <w:rPr>
+          <w:rFonts w:ascii="Roboto Mono" w:eastAsia="Arial" w:hAnsi="Roboto Mono" w:cs="Arial"/>
+          <w:kern w:val="0"/>
+          <w:sz w:val="22"/>
+          <w:szCs w:val="22"/>
+          <w:lang w:val="en"/>
+          <w14:ligatures w14:val="none"/>
         </w:rPr>
         <w:t xml:space="preserve">In </w:t>
       </w:r>
       <w:r>
         <w:rPr>
-          <w:rFonts w:ascii="Roboto Mono" w:hAnsi="Roboto Mono"/>
+          <w:rFonts w:ascii="Roboto Mono" w:eastAsia="Arial" w:hAnsi="Roboto Mono" w:cs="Arial"/>
           <w:b/>
           <w:bCs/>
+          <w:kern w:val="0"/>
+          <w:sz w:val="22"/>
+          <w:szCs w:val="22"/>
+          <w:lang w:val="en"/>
+          <w14:ligatures w14:val="none"/>
         </w:rPr>
         <w:t>unicast</w:t>
       </w:r>
       <w:r>
         <w:rPr>
-          <w:rFonts w:ascii="Roboto Mono" w:hAnsi="Roboto Mono"/>
+          <w:rFonts w:ascii="Roboto Mono" w:eastAsia="Arial" w:hAnsi="Roboto Mono" w:cs="Arial"/>
+          <w:kern w:val="0"/>
+          <w:sz w:val="22"/>
+          <w:szCs w:val="22"/>
+          <w:lang w:val="en"/>
+          <w14:ligatures w14:val="none"/>
         </w:rPr>
         <w:t xml:space="preserve">, the sender transmits data to a </w:t>
       </w:r>
       <w:r>
         <w:rPr>
-          <w:rFonts w:ascii="Roboto Mono" w:hAnsi="Roboto Mono"/>
+          <w:rFonts w:ascii="Roboto Mono" w:eastAsia="Arial" w:hAnsi="Roboto Mono" w:cs="Arial"/>
           <w:b/>
           <w:bCs/>
+          <w:kern w:val="0"/>
+          <w:sz w:val="22"/>
+          <w:szCs w:val="22"/>
+          <w:lang w:val="en"/>
+          <w14:ligatures w14:val="none"/>
         </w:rPr>
         <w:t>single, unique destination IP address</w:t>
       </w:r>
       <w:r>
         <w:rPr>
-          <w:rFonts w:ascii="Roboto Mono" w:hAnsi="Roboto Mono"/>
+          <w:rFonts w:ascii="Roboto Mono" w:eastAsia="Arial" w:hAnsi="Roboto Mono" w:cs="Arial"/>
+          <w:kern w:val="0"/>
+          <w:sz w:val="22"/>
+          <w:szCs w:val="22"/>
+          <w:lang w:val="en"/>
+          <w14:ligatures w14:val="none"/>
         </w:rPr>
         <w:t xml:space="preserve"> — just one recipient.</w:t>
       </w:r>
     </w:p>
     <w:p>
-      <w:r>
-        <w:pict w14:anchorId="31301E2B">
+      <w:pPr>
+        <w:spacing w:after="0" w:line="276" w:lineRule="auto"/>
+        <w:rPr>
+          <w:rFonts w:ascii="Arial" w:eastAsia="Arial" w:hAnsi="Arial" w:cs="Arial"/>
+          <w:kern w:val="0"/>
+          <w:sz w:val="22"/>
+          <w:szCs w:val="22"/>
+          <w:lang w:val="en"/>
+          <w14:ligatures w14:val="none"/>
+        </w:rPr>
+      </w:pPr>
+      <w:r>
+        <w:rPr>
+          <w:rFonts w:ascii="Arial" w:eastAsia="Arial" w:hAnsi="Arial" w:cs="Arial"/>
+          <w:kern w:val="0"/>
+          <w:sz w:val="22"/>
+          <w:szCs w:val="22"/>
+          <w:lang w:val="en"/>
+          <w14:ligatures w14:val="none"/>
+        </w:rPr>
+        <w:pict w14:anchorId="7C974B14">
           <v:rect id="_x0000_i1027" style="width:0;height:1.5pt" o:hralign="center" o:hrstd="t" o:hr="t" fillcolor="#a0a0a0" stroked="f"/>
         </w:pict>
       </w:r>
     </w:p>
     <w:p>
       <w:pPr>
-        <w:pStyle w:val="Heading2"/>
-        <w:keepNext w:val="0"/>
-        <w:keepLines w:val="0"/>
-        <w:spacing w:before="280"/>
+        <w:spacing w:before="280" w:after="80" w:line="276" w:lineRule="auto"/>
+        <w:outlineLvl w:val="1"/>
+        <w:rPr>
+          <w:rFonts w:asciiTheme="majorHAnsi" w:eastAsiaTheme="majorEastAsia" w:hAnsiTheme="majorHAnsi" w:cstheme="majorBidi"/>
+          <w:color w:val="2F5496" w:themeColor="accent1" w:themeShade="BF"/>
+          <w:kern w:val="0"/>
+          <w:sz w:val="32"/>
+          <w:szCs w:val="32"/>
+          <w:lang w:val="en"/>
+          <w14:ligatures w14:val="none"/>
+        </w:rPr>
       </w:pPr>
       <w:bookmarkStart w:id="4" w:name="_xdg4tjp6xh3u" w:colFirst="0" w:colLast="0"/>
       <w:bookmarkEnd w:id="4"/>
       <w:r>
-        <w:t>📌 Example:</w:t>
+        <w:rPr>
+          <w:rFonts w:ascii="Segoe UI Emoji" w:eastAsiaTheme="majorEastAsia" w:hAnsi="Segoe UI Emoji" w:cs="Segoe UI Emoji"/>
+          <w:color w:val="2F5496" w:themeColor="accent1" w:themeShade="BF"/>
+          <w:kern w:val="0"/>
+          <w:sz w:val="32"/>
+          <w:szCs w:val="32"/>
+          <w:lang w:val="en"/>
+          <w14:ligatures w14:val="none"/>
+        </w:rPr>
+        <w:t>📌</w:t>
+      </w:r>
+      <w:r>
+        <w:rPr>
+          <w:rFonts w:asciiTheme="majorHAnsi" w:eastAsiaTheme="majorEastAsia" w:hAnsiTheme="majorHAnsi" w:cstheme="majorBidi"/>
+          <w:color w:val="2F5496" w:themeColor="accent1" w:themeShade="BF"/>
+          <w:kern w:val="0"/>
+          <w:sz w:val="32"/>
+          <w:szCs w:val="32"/>
+          <w:lang w:val="en"/>
+          <w14:ligatures w14:val="none"/>
+        </w:rPr>
+        <w:t xml:space="preserve"> Example:</w:t>
       </w:r>
     </w:p>
     <w:p>
       <w:pPr>
-        <w:rPr>
-          <w:rFonts w:ascii="Roboto Mono" w:hAnsi="Roboto Mono"/>
-        </w:rPr>
-      </w:pPr>
-      <w:r>
-        <w:rPr>
-          <w:rFonts w:ascii="Arial" w:hAnsi="Arial" w:eastAsia="Arial"/>
-          <w:b/>
-          <w:sz w:val="22"/>
+        <w:spacing w:after="0" w:line="276" w:lineRule="auto"/>
+        <w:rPr>
+          <w:rFonts w:ascii="Roboto Mono" w:eastAsia="Arial" w:hAnsi="Roboto Mono" w:cs="Arial"/>
+          <w:kern w:val="0"/>
+          <w:sz w:val="22"/>
+          <w:szCs w:val="22"/>
+          <w:lang w:val="en"/>
+          <w14:ligatures w14:val="none"/>
+        </w:rPr>
+      </w:pPr>
+      <w:r>
+        <w:rPr>
+          <w:rFonts w:ascii="Arial" w:eastAsia="Arial" w:hAnsi="Arial" w:cs="Arial"/>
+          <w:b/>
+          <w:kern w:val="0"/>
+          <w:sz w:val="22"/>
+          <w:szCs w:val="22"/>
           <w:shd w:val="clear" w:color="auto" w:fill="B7B7B7"/>
+          <w:lang w:val="en"/>
+          <w14:ligatures w14:val="none"/>
         </w:rPr>
         <w:t># Source</w:t>
       </w:r>
       <w:r>
         <w:rPr>
-          <w:rFonts w:ascii="Arial" w:hAnsi="Arial" w:eastAsia="Arial"/>
-          <w:sz w:val="22"/>
+          <w:rFonts w:ascii="Arial" w:eastAsia="Arial" w:hAnsi="Arial" w:cs="Arial"/>
+          <w:kern w:val="0"/>
+          <w:sz w:val="22"/>
+          <w:szCs w:val="22"/>
           <w:shd w:val="clear" w:color="auto" w:fill="B7B7B7"/>
+          <w:lang w:val="en"/>
+          <w14:ligatures w14:val="none"/>
         </w:rPr>
         <w:t xml:space="preserve">: </w:t>
       </w:r>
-      <w:proofErr w:type="spellStart"/>
-      <w:r>
-        <w:rPr>
-          <w:rFonts w:ascii="Arial" w:hAnsi="Arial" w:eastAsia="Arial"/>
-          <w:b/>
-          <w:sz w:val="22"/>
+      <w:r>
+        <w:rPr>
+          <w:rFonts w:ascii="Arial" w:eastAsia="Arial" w:hAnsi="Arial" w:cs="Arial"/>
+          <w:b/>
+          <w:kern w:val="0"/>
+          <w:sz w:val="22"/>
+          <w:szCs w:val="22"/>
           <w:shd w:val="clear" w:color="auto" w:fill="B7B7B7"/>
-        </w:rPr>
-        <w:t>Chatgpt</w:t>
-      </w:r>
-      <w:proofErr w:type="spellEnd"/>
-      <w:r>
-        <w:rPr>
-          <w:rFonts w:ascii="Arial" w:hAnsi="Arial" w:eastAsia="Arial"/>
-          <w:b/>
-          <w:sz w:val="22"/>
-          <w:shd w:val="clear" w:color="auto" w:fill="B7B7B7"/>
-        </w:rPr>
-        <w:t xml:space="preserve"> </w:t>
-      </w:r>
-      <w:r>
-        <w:rPr>
-          <w:rFonts w:ascii="Arial" w:hAnsi="Arial" w:eastAsia="Arial"/>
-          <w:b/>
+          <w:lang w:val="en"/>
+          <w14:ligatures w14:val="none"/>
+        </w:rPr>
+        <w:t xml:space="preserve">Chatgpt </w:t>
+      </w:r>
+      <w:r>
+        <w:rPr>
+          <w:rFonts w:ascii="Arial" w:eastAsia="Arial" w:hAnsi="Arial" w:cs="Arial"/>
+          <w:b/>
+          <w:kern w:val="0"/>
           <w:sz w:val="22"/>
           <w:szCs w:val="14"/>
           <w:shd w:val="clear" w:color="auto" w:fill="B7B7B7"/>
+          <w:lang w:val="en"/>
+          <w14:ligatures w14:val="none"/>
         </w:rPr>
         <w:t>(GPT</w:t>
       </w:r>
       <w:r>
         <w:rPr>
-          <w:rFonts w:ascii="Arial" w:hAnsi="Arial" w:cs="Cambria Math" w:eastAsia="Arial"/>
-          <w:b/>
+          <w:rFonts w:ascii="Cambria Math" w:eastAsia="Arial" w:hAnsi="Cambria Math" w:cs="Cambria Math"/>
+          <w:b/>
+          <w:kern w:val="0"/>
           <w:sz w:val="22"/>
           <w:szCs w:val="14"/>
           <w:shd w:val="clear" w:color="auto" w:fill="B7B7B7"/>
+          <w:lang w:val="en"/>
+          <w14:ligatures w14:val="none"/>
         </w:rPr>
         <w:t>‑</w:t>
       </w:r>
       <w:r>
         <w:rPr>
-          <w:rFonts w:ascii="Arial" w:hAnsi="Arial" w:eastAsia="Arial"/>
-          <w:b/>
+          <w:rFonts w:ascii="Arial" w:eastAsia="Arial" w:hAnsi="Arial" w:cs="Arial"/>
+          <w:b/>
+          <w:kern w:val="0"/>
           <w:sz w:val="22"/>
           <w:szCs w:val="14"/>
           <w:shd w:val="clear" w:color="auto" w:fill="B7B7B7"/>
+          <w:lang w:val="en"/>
+          <w14:ligatures w14:val="none"/>
         </w:rPr>
         <w:t>5 Mini) at [12/9/2025]</w:t>
       </w:r>
     </w:p>
     <w:p>
-      <w:r>
-        <w:rPr>
+      <w:pPr>
+        <w:spacing w:after="0" w:line="276" w:lineRule="auto"/>
+        <w:rPr>
+          <w:rFonts w:ascii="Arial" w:eastAsia="Arial" w:hAnsi="Arial" w:cs="Arial"/>
+          <w:kern w:val="0"/>
+          <w:sz w:val="22"/>
+          <w:szCs w:val="22"/>
+          <w:lang w:val="en"/>
+          <w14:ligatures w14:val="none"/>
+        </w:rPr>
+      </w:pPr>
+      <w:r>
+        <w:rPr>
+          <w:rFonts w:ascii="Arial" w:eastAsia="Arial" w:hAnsi="Arial" w:cs="Arial"/>
           <w:noProof/>
+          <w:kern w:val="0"/>
+          <w:sz w:val="22"/>
+          <w:szCs w:val="22"/>
+          <w:lang w:val="en"/>
+          <w14:ligatures w14:val="none"/>
         </w:rPr>
         <w:drawing>
-          <wp:inline distT="114300" distB="114300" distL="114300" distR="114300" wp14:anchorId="4021F180" wp14:editId="713A87B3">
+          <wp:inline distT="114300" distB="114300" distL="114300" distR="114300" wp14:anchorId="62E90792" wp14:editId="20D45611">
             <wp:extent cx="5943600" cy="1295400"/>
             <wp:effectExtent l="0" t="0" r="0" b="0"/>
             <wp:docPr id="1" name="image1.png"/>
@@ -629,16 +1015,27 @@
           </w:tcPr>
           <w:p>
             <w:pPr>
+              <w:spacing w:after="0" w:line="276" w:lineRule="auto"/>
               <w:jc w:val="center"/>
               <w:rPr>
-                <w:rFonts w:ascii="Roboto Mono" w:hAnsi="Roboto Mono"/>
+                <w:rFonts w:ascii="Roboto Mono" w:eastAsia="Arial" w:hAnsi="Roboto Mono" w:cs="Arial"/>
+                <w:kern w:val="0"/>
+                <w:sz w:val="22"/>
+                <w:szCs w:val="22"/>
+                <w:lang w:val="en"/>
+                <w14:ligatures w14:val="none"/>
               </w:rPr>
             </w:pPr>
             <w:r>
               <w:rPr>
-                <w:rFonts w:ascii="Roboto Mono" w:hAnsi="Roboto Mono"/>
+                <w:rFonts w:ascii="Roboto Mono" w:eastAsia="Arial" w:hAnsi="Roboto Mono" w:cs="Arial"/>
                 <w:b/>
                 <w:bCs/>
+                <w:kern w:val="0"/>
+                <w:sz w:val="22"/>
+                <w:szCs w:val="22"/>
+                <w:lang w:val="en"/>
+                <w14:ligatures w14:val="none"/>
               </w:rPr>
               <w:t>Scenario</w:t>
             </w:r>
@@ -662,16 +1059,27 @@
           </w:tcPr>
           <w:p>
             <w:pPr>
+              <w:spacing w:after="0" w:line="276" w:lineRule="auto"/>
               <w:jc w:val="center"/>
               <w:rPr>
-                <w:rFonts w:ascii="Roboto Mono" w:hAnsi="Roboto Mono"/>
+                <w:rFonts w:ascii="Roboto Mono" w:eastAsia="Arial" w:hAnsi="Roboto Mono" w:cs="Arial"/>
+                <w:kern w:val="0"/>
+                <w:sz w:val="22"/>
+                <w:szCs w:val="22"/>
+                <w:lang w:val="en"/>
+                <w14:ligatures w14:val="none"/>
               </w:rPr>
             </w:pPr>
             <w:r>
               <w:rPr>
-                <w:rFonts w:ascii="Roboto Mono" w:hAnsi="Roboto Mono"/>
+                <w:rFonts w:ascii="Roboto Mono" w:eastAsia="Arial" w:hAnsi="Roboto Mono" w:cs="Arial"/>
                 <w:b/>
                 <w:bCs/>
+                <w:kern w:val="0"/>
+                <w:sz w:val="22"/>
+                <w:szCs w:val="22"/>
+                <w:lang w:val="en"/>
+                <w14:ligatures w14:val="none"/>
               </w:rPr>
               <w:t>Description</w:t>
             </w:r>
@@ -700,20 +1108,35 @@
           </w:tcPr>
           <w:p>
             <w:pPr>
-              <w:rPr>
-                <w:rFonts w:ascii="Roboto Mono" w:hAnsi="Roboto Mono"/>
+              <w:spacing w:after="0" w:line="276" w:lineRule="auto"/>
+              <w:rPr>
+                <w:rFonts w:ascii="Roboto Mono" w:eastAsia="Arial" w:hAnsi="Roboto Mono" w:cs="Arial"/>
+                <w:kern w:val="0"/>
+                <w:sz w:val="22"/>
+                <w:szCs w:val="22"/>
+                <w:lang w:val="en"/>
+                <w14:ligatures w14:val="none"/>
               </w:rPr>
             </w:pPr>
             <w:r>
               <w:rPr>
-                <w:rFonts w:ascii="Segoe UI Emoji" w:hAnsi="Segoe UI Emoji" w:cs="Segoe UI Emoji"/>
-              </w:rPr>
-              <w:lastRenderedPageBreak/>
+                <w:rFonts w:ascii="Segoe UI Emoji" w:eastAsia="Arial" w:hAnsi="Segoe UI Emoji" w:cs="Segoe UI Emoji"/>
+                <w:kern w:val="0"/>
+                <w:sz w:val="22"/>
+                <w:szCs w:val="22"/>
+                <w:lang w:val="en"/>
+                <w14:ligatures w14:val="none"/>
+              </w:rPr>
               <w:t>🌐</w:t>
             </w:r>
             <w:r>
               <w:rPr>
-                <w:rFonts w:ascii="Roboto Mono" w:hAnsi="Roboto Mono"/>
+                <w:rFonts w:ascii="Roboto Mono" w:eastAsia="Arial" w:hAnsi="Roboto Mono" w:cs="Arial"/>
+                <w:kern w:val="0"/>
+                <w:sz w:val="22"/>
+                <w:szCs w:val="22"/>
+                <w:lang w:val="en"/>
+                <w14:ligatures w14:val="none"/>
               </w:rPr>
               <w:t xml:space="preserve"> Web browsing</w:t>
             </w:r>
@@ -737,13 +1160,24 @@
           </w:tcPr>
           <w:p>
             <w:pPr>
-              <w:rPr>
-                <w:rFonts w:ascii="Roboto Mono" w:hAnsi="Roboto Mono"/>
+              <w:spacing w:after="0" w:line="276" w:lineRule="auto"/>
+              <w:rPr>
+                <w:rFonts w:ascii="Roboto Mono" w:eastAsia="Arial" w:hAnsi="Roboto Mono" w:cs="Arial"/>
+                <w:kern w:val="0"/>
+                <w:sz w:val="22"/>
+                <w:szCs w:val="22"/>
+                <w:lang w:val="en"/>
+                <w14:ligatures w14:val="none"/>
               </w:rPr>
             </w:pPr>
             <w:r>
               <w:rPr>
-                <w:rFonts w:ascii="Roboto Mono" w:hAnsi="Roboto Mono"/>
+                <w:rFonts w:ascii="Roboto Mono" w:eastAsia="Arial" w:hAnsi="Roboto Mono" w:cs="Arial"/>
+                <w:kern w:val="0"/>
+                <w:sz w:val="22"/>
+                <w:szCs w:val="22"/>
+                <w:lang w:val="en"/>
+                <w14:ligatures w14:val="none"/>
               </w:rPr>
               <w:t>You open a website, and your PC sends a unicast request to that server's IP</w:t>
             </w:r>
@@ -772,19 +1206,35 @@
           </w:tcPr>
           <w:p>
             <w:pPr>
-              <w:rPr>
-                <w:rFonts w:ascii="Roboto Mono" w:hAnsi="Roboto Mono"/>
+              <w:spacing w:after="0" w:line="276" w:lineRule="auto"/>
+              <w:rPr>
+                <w:rFonts w:ascii="Roboto Mono" w:eastAsia="Arial" w:hAnsi="Roboto Mono" w:cs="Arial"/>
+                <w:kern w:val="0"/>
+                <w:sz w:val="22"/>
+                <w:szCs w:val="22"/>
+                <w:lang w:val="en"/>
+                <w14:ligatures w14:val="none"/>
               </w:rPr>
             </w:pPr>
             <w:r>
               <w:rPr>
-                <w:rFonts w:ascii="Segoe UI Emoji" w:hAnsi="Segoe UI Emoji" w:cs="Segoe UI Emoji"/>
+                <w:rFonts w:ascii="Segoe UI Emoji" w:eastAsia="Arial" w:hAnsi="Segoe UI Emoji" w:cs="Segoe UI Emoji"/>
+                <w:kern w:val="0"/>
+                <w:sz w:val="22"/>
+                <w:szCs w:val="22"/>
+                <w:lang w:val="en"/>
+                <w14:ligatures w14:val="none"/>
               </w:rPr>
               <w:t>💻</w:t>
             </w:r>
             <w:r>
               <w:rPr>
-                <w:rFonts w:ascii="Roboto Mono" w:hAnsi="Roboto Mono"/>
+                <w:rFonts w:ascii="Roboto Mono" w:eastAsia="Arial" w:hAnsi="Roboto Mono" w:cs="Arial"/>
+                <w:kern w:val="0"/>
+                <w:sz w:val="22"/>
+                <w:szCs w:val="22"/>
+                <w:lang w:val="en"/>
+                <w14:ligatures w14:val="none"/>
               </w:rPr>
               <w:t xml:space="preserve"> File transfer</w:t>
             </w:r>
@@ -808,13 +1258,24 @@
           </w:tcPr>
           <w:p>
             <w:pPr>
-              <w:rPr>
-                <w:rFonts w:ascii="Roboto Mono" w:hAnsi="Roboto Mono"/>
+              <w:spacing w:after="0" w:line="276" w:lineRule="auto"/>
+              <w:rPr>
+                <w:rFonts w:ascii="Roboto Mono" w:eastAsia="Arial" w:hAnsi="Roboto Mono" w:cs="Arial"/>
+                <w:kern w:val="0"/>
+                <w:sz w:val="22"/>
+                <w:szCs w:val="22"/>
+                <w:lang w:val="en"/>
+                <w14:ligatures w14:val="none"/>
               </w:rPr>
             </w:pPr>
             <w:r>
               <w:rPr>
-                <w:rFonts w:ascii="Roboto Mono" w:hAnsi="Roboto Mono"/>
+                <w:rFonts w:ascii="Roboto Mono" w:eastAsia="Arial" w:hAnsi="Roboto Mono" w:cs="Arial"/>
+                <w:kern w:val="0"/>
+                <w:sz w:val="22"/>
+                <w:szCs w:val="22"/>
+                <w:lang w:val="en"/>
+                <w14:ligatures w14:val="none"/>
               </w:rPr>
               <w:t>One PC sends a file to another PC via SCP or FTP</w:t>
             </w:r>
@@ -843,19 +1304,35 @@
           </w:tcPr>
           <w:p>
             <w:pPr>
-              <w:rPr>
-                <w:rFonts w:ascii="Roboto Mono" w:hAnsi="Roboto Mono"/>
+              <w:spacing w:after="0" w:line="276" w:lineRule="auto"/>
+              <w:rPr>
+                <w:rFonts w:ascii="Roboto Mono" w:eastAsia="Arial" w:hAnsi="Roboto Mono" w:cs="Arial"/>
+                <w:kern w:val="0"/>
+                <w:sz w:val="22"/>
+                <w:szCs w:val="22"/>
+                <w:lang w:val="en"/>
+                <w14:ligatures w14:val="none"/>
               </w:rPr>
             </w:pPr>
             <w:r>
               <w:rPr>
-                <w:rFonts w:ascii="Segoe UI Emoji" w:hAnsi="Segoe UI Emoji" w:cs="Segoe UI Emoji"/>
+                <w:rFonts w:ascii="Segoe UI Emoji" w:eastAsia="Arial" w:hAnsi="Segoe UI Emoji" w:cs="Segoe UI Emoji"/>
+                <w:kern w:val="0"/>
+                <w:sz w:val="22"/>
+                <w:szCs w:val="22"/>
+                <w:lang w:val="en"/>
+                <w14:ligatures w14:val="none"/>
               </w:rPr>
               <w:t>📧</w:t>
             </w:r>
             <w:r>
               <w:rPr>
-                <w:rFonts w:ascii="Roboto Mono" w:hAnsi="Roboto Mono"/>
+                <w:rFonts w:ascii="Roboto Mono" w:eastAsia="Arial" w:hAnsi="Roboto Mono" w:cs="Arial"/>
+                <w:kern w:val="0"/>
+                <w:sz w:val="22"/>
+                <w:szCs w:val="22"/>
+                <w:lang w:val="en"/>
+                <w14:ligatures w14:val="none"/>
               </w:rPr>
               <w:t xml:space="preserve"> Email delivery</w:t>
             </w:r>
@@ -879,13 +1356,24 @@
           </w:tcPr>
           <w:p>
             <w:pPr>
-              <w:rPr>
-                <w:rFonts w:ascii="Roboto Mono" w:hAnsi="Roboto Mono"/>
+              <w:spacing w:after="0" w:line="276" w:lineRule="auto"/>
+              <w:rPr>
+                <w:rFonts w:ascii="Roboto Mono" w:eastAsia="Arial" w:hAnsi="Roboto Mono" w:cs="Arial"/>
+                <w:kern w:val="0"/>
+                <w:sz w:val="22"/>
+                <w:szCs w:val="22"/>
+                <w:lang w:val="en"/>
+                <w14:ligatures w14:val="none"/>
               </w:rPr>
             </w:pPr>
             <w:r>
               <w:rPr>
-                <w:rFonts w:ascii="Roboto Mono" w:hAnsi="Roboto Mono"/>
+                <w:rFonts w:ascii="Roboto Mono" w:eastAsia="Arial" w:hAnsi="Roboto Mono" w:cs="Arial"/>
+                <w:kern w:val="0"/>
+                <w:sz w:val="22"/>
+                <w:szCs w:val="22"/>
+                <w:lang w:val="en"/>
+                <w14:ligatures w14:val="none"/>
               </w:rPr>
               <w:t>SMTP sends a message from your client to one recipient's mail server</w:t>
             </w:r>
@@ -894,106 +1382,186 @@
       </w:tr>
     </w:tbl>
     <w:p>
-      <w:r>
-        <w:pict w14:anchorId="1E022014">
+      <w:pPr>
+        <w:spacing w:after="0" w:line="276" w:lineRule="auto"/>
+        <w:rPr>
+          <w:rFonts w:ascii="Arial" w:eastAsia="Arial" w:hAnsi="Arial" w:cs="Arial"/>
+          <w:kern w:val="0"/>
+          <w:sz w:val="22"/>
+          <w:szCs w:val="22"/>
+          <w:lang w:val="en"/>
+          <w14:ligatures w14:val="none"/>
+        </w:rPr>
+      </w:pPr>
+      <w:r>
+        <w:rPr>
+          <w:rFonts w:ascii="Arial" w:eastAsia="Arial" w:hAnsi="Arial" w:cs="Arial"/>
+          <w:kern w:val="0"/>
+          <w:sz w:val="22"/>
+          <w:szCs w:val="22"/>
+          <w:lang w:val="en"/>
+          <w14:ligatures w14:val="none"/>
+        </w:rPr>
+        <w:pict w14:anchorId="53284150">
           <v:rect id="_x0000_i1028" style="width:0;height:1.5pt" o:hralign="center" o:hrstd="t" o:hr="t" fillcolor="#a0a0a0" stroked="f"/>
         </w:pict>
       </w:r>
     </w:p>
     <w:p>
       <w:pPr>
-        <w:pStyle w:val="Heading2"/>
-        <w:keepNext w:val="0"/>
-        <w:keepLines w:val="0"/>
-        <w:spacing w:before="280"/>
+        <w:spacing w:before="280" w:after="80" w:line="276" w:lineRule="auto"/>
+        <w:outlineLvl w:val="1"/>
+        <w:rPr>
+          <w:rFonts w:asciiTheme="majorHAnsi" w:eastAsiaTheme="majorEastAsia" w:hAnsiTheme="majorHAnsi" w:cstheme="majorBidi"/>
+          <w:color w:val="2F5496" w:themeColor="accent1" w:themeShade="BF"/>
+          <w:kern w:val="0"/>
+          <w:sz w:val="32"/>
+          <w:szCs w:val="32"/>
+          <w:lang w:val="en"/>
+          <w14:ligatures w14:val="none"/>
+        </w:rPr>
       </w:pPr>
       <w:bookmarkStart w:id="5" w:name="_p1e3zsfp3kdv" w:colFirst="0" w:colLast="0"/>
       <w:bookmarkEnd w:id="5"/>
       <w:r>
-        <w:t>🗂 Unicast Characteristics:</w:t>
+        <w:rPr>
+          <w:rFonts w:ascii="Segoe UI Symbol" w:eastAsiaTheme="majorEastAsia" w:hAnsi="Segoe UI Symbol" w:cs="Segoe UI Symbol"/>
+          <w:color w:val="2F5496" w:themeColor="accent1" w:themeShade="BF"/>
+          <w:kern w:val="0"/>
+          <w:sz w:val="32"/>
+          <w:szCs w:val="32"/>
+          <w:lang w:val="en"/>
+          <w14:ligatures w14:val="none"/>
+        </w:rPr>
+        <w:t>🗂</w:t>
+      </w:r>
+      <w:r>
+        <w:rPr>
+          <w:rFonts w:asciiTheme="majorHAnsi" w:eastAsiaTheme="majorEastAsia" w:hAnsiTheme="majorHAnsi" w:cstheme="majorBidi"/>
+          <w:color w:val="2F5496" w:themeColor="accent1" w:themeShade="BF"/>
+          <w:kern w:val="0"/>
+          <w:sz w:val="32"/>
+          <w:szCs w:val="32"/>
+          <w:lang w:val="en"/>
+          <w14:ligatures w14:val="none"/>
+        </w:rPr>
+        <w:t xml:space="preserve"> Unicast Characteristics:</w:t>
       </w:r>
     </w:p>
     <w:p>
       <w:pPr>
-        <w:rPr>
-          <w:rFonts w:ascii="Roboto Mono" w:hAnsi="Roboto Mono"/>
-        </w:rPr>
-      </w:pPr>
-      <w:r>
-        <w:rPr>
-          <w:rFonts w:ascii="Arial" w:hAnsi="Arial" w:eastAsia="Arial"/>
-          <w:b/>
-          <w:sz w:val="22"/>
+        <w:spacing w:after="0" w:line="276" w:lineRule="auto"/>
+        <w:rPr>
+          <w:rFonts w:ascii="Roboto Mono" w:eastAsia="Arial" w:hAnsi="Roboto Mono" w:cs="Arial"/>
+          <w:kern w:val="0"/>
+          <w:sz w:val="22"/>
+          <w:szCs w:val="22"/>
+          <w:lang w:val="en"/>
+          <w14:ligatures w14:val="none"/>
+        </w:rPr>
+      </w:pPr>
+      <w:r>
+        <w:rPr>
+          <w:rFonts w:ascii="Arial" w:eastAsia="Arial" w:hAnsi="Arial" w:cs="Arial"/>
+          <w:b/>
+          <w:kern w:val="0"/>
+          <w:sz w:val="22"/>
+          <w:szCs w:val="22"/>
           <w:shd w:val="clear" w:color="auto" w:fill="B7B7B7"/>
+          <w:lang w:val="en"/>
+          <w14:ligatures w14:val="none"/>
         </w:rPr>
         <w:t># Source</w:t>
       </w:r>
       <w:r>
         <w:rPr>
-          <w:rFonts w:ascii="Arial" w:hAnsi="Arial" w:eastAsia="Arial"/>
-          <w:sz w:val="22"/>
+          <w:rFonts w:ascii="Arial" w:eastAsia="Arial" w:hAnsi="Arial" w:cs="Arial"/>
+          <w:kern w:val="0"/>
+          <w:sz w:val="22"/>
+          <w:szCs w:val="22"/>
           <w:shd w:val="clear" w:color="auto" w:fill="B7B7B7"/>
+          <w:lang w:val="en"/>
+          <w14:ligatures w14:val="none"/>
         </w:rPr>
         <w:t xml:space="preserve">: </w:t>
       </w:r>
-      <w:proofErr w:type="spellStart"/>
-      <w:r>
-        <w:rPr>
-          <w:rFonts w:ascii="Arial" w:hAnsi="Arial" w:eastAsia="Arial"/>
-          <w:b/>
-          <w:sz w:val="22"/>
+      <w:r>
+        <w:rPr>
+          <w:rFonts w:ascii="Arial" w:eastAsia="Arial" w:hAnsi="Arial" w:cs="Arial"/>
+          <w:b/>
+          <w:kern w:val="0"/>
+          <w:sz w:val="22"/>
+          <w:szCs w:val="22"/>
           <w:shd w:val="clear" w:color="auto" w:fill="B7B7B7"/>
-        </w:rPr>
-        <w:t>Chatgpt</w:t>
-      </w:r>
-      <w:proofErr w:type="spellEnd"/>
-      <w:r>
-        <w:rPr>
-          <w:rFonts w:ascii="Arial" w:hAnsi="Arial" w:eastAsia="Arial"/>
-          <w:b/>
-          <w:sz w:val="22"/>
-          <w:shd w:val="clear" w:color="auto" w:fill="B7B7B7"/>
-        </w:rPr>
-        <w:t xml:space="preserve"> </w:t>
-      </w:r>
-      <w:r>
-        <w:rPr>
-          <w:rFonts w:ascii="Arial" w:hAnsi="Arial" w:eastAsia="Arial"/>
-          <w:b/>
+          <w:lang w:val="en"/>
+          <w14:ligatures w14:val="none"/>
+        </w:rPr>
+        <w:t xml:space="preserve">Chatgpt </w:t>
+      </w:r>
+      <w:r>
+        <w:rPr>
+          <w:rFonts w:ascii="Arial" w:eastAsia="Arial" w:hAnsi="Arial" w:cs="Arial"/>
+          <w:b/>
+          <w:kern w:val="0"/>
           <w:sz w:val="22"/>
           <w:szCs w:val="14"/>
           <w:shd w:val="clear" w:color="auto" w:fill="B7B7B7"/>
+          <w:lang w:val="en"/>
+          <w14:ligatures w14:val="none"/>
         </w:rPr>
         <w:t>(GPT</w:t>
       </w:r>
       <w:r>
         <w:rPr>
-          <w:rFonts w:ascii="Arial" w:hAnsi="Arial" w:cs="Cambria Math" w:eastAsia="Arial"/>
-          <w:b/>
+          <w:rFonts w:ascii="Cambria Math" w:eastAsia="Arial" w:hAnsi="Cambria Math" w:cs="Cambria Math"/>
+          <w:b/>
+          <w:kern w:val="0"/>
           <w:sz w:val="22"/>
           <w:szCs w:val="14"/>
           <w:shd w:val="clear" w:color="auto" w:fill="B7B7B7"/>
+          <w:lang w:val="en"/>
+          <w14:ligatures w14:val="none"/>
         </w:rPr>
         <w:t>‑</w:t>
       </w:r>
       <w:r>
         <w:rPr>
-          <w:rFonts w:ascii="Arial" w:hAnsi="Arial" w:eastAsia="Arial"/>
-          <w:b/>
+          <w:rFonts w:ascii="Arial" w:eastAsia="Arial" w:hAnsi="Arial" w:cs="Arial"/>
+          <w:b/>
+          <w:kern w:val="0"/>
           <w:sz w:val="22"/>
           <w:szCs w:val="14"/>
           <w:shd w:val="clear" w:color="auto" w:fill="B7B7B7"/>
+          <w:lang w:val="en"/>
+          <w14:ligatures w14:val="none"/>
         </w:rPr>
         <w:t>5 Mini) at [12/9/2025]</w:t>
       </w:r>
     </w:p>
     <w:p>
-      <w:r>
-        <w:rPr>
+      <w:pPr>
+        <w:spacing w:after="0" w:line="276" w:lineRule="auto"/>
+        <w:rPr>
+          <w:rFonts w:ascii="Arial" w:eastAsia="Arial" w:hAnsi="Arial" w:cs="Arial"/>
+          <w:kern w:val="0"/>
+          <w:sz w:val="22"/>
+          <w:szCs w:val="22"/>
+          <w:lang w:val="en"/>
+          <w14:ligatures w14:val="none"/>
+        </w:rPr>
+      </w:pPr>
+      <w:r>
+        <w:rPr>
+          <w:rFonts w:ascii="Arial" w:eastAsia="Arial" w:hAnsi="Arial" w:cs="Arial"/>
           <w:noProof/>
+          <w:kern w:val="0"/>
+          <w:sz w:val="22"/>
+          <w:szCs w:val="22"/>
+          <w:lang w:val="en"/>
+          <w14:ligatures w14:val="none"/>
         </w:rPr>
         <w:drawing>
-          <wp:inline distT="114300" distB="114300" distL="114300" distR="114300" wp14:anchorId="6D74D3D0" wp14:editId="35EEC115">
+          <wp:inline distT="114300" distB="114300" distL="114300" distR="114300" wp14:anchorId="0CF67E7B" wp14:editId="675EDFEA">
             <wp:extent cx="5943600" cy="1955800"/>
             <wp:effectExtent l="0" t="0" r="0" b="0"/>
             <wp:docPr id="2" name="image2.png"/>
@@ -1029,7 +1597,19 @@
         </w:drawing>
       </w:r>
     </w:p>
-    <w:p/>
+    <w:p>
+      <w:pPr>
+        <w:spacing w:after="0" w:line="276" w:lineRule="auto"/>
+        <w:rPr>
+          <w:rFonts w:ascii="Arial" w:eastAsia="Arial" w:hAnsi="Arial" w:cs="Arial"/>
+          <w:kern w:val="0"/>
+          <w:sz w:val="22"/>
+          <w:szCs w:val="22"/>
+          <w:lang w:val="en"/>
+          <w14:ligatures w14:val="none"/>
+        </w:rPr>
+      </w:pPr>
+    </w:p>
     <w:tbl>
       <w:tblPr>
         <w:tblW w:w="6595" w:type="dxa"/>
@@ -1070,16 +1650,27 @@
           </w:tcPr>
           <w:p>
             <w:pPr>
+              <w:spacing w:after="0" w:line="276" w:lineRule="auto"/>
               <w:jc w:val="center"/>
               <w:rPr>
-                <w:rFonts w:ascii="Roboto Mono" w:hAnsi="Roboto Mono"/>
+                <w:rFonts w:ascii="Roboto Mono" w:eastAsia="Arial" w:hAnsi="Roboto Mono" w:cs="Arial"/>
+                <w:kern w:val="0"/>
+                <w:sz w:val="22"/>
+                <w:szCs w:val="22"/>
+                <w:lang w:val="en"/>
+                <w14:ligatures w14:val="none"/>
               </w:rPr>
             </w:pPr>
             <w:r>
               <w:rPr>
-                <w:rFonts w:ascii="Roboto Mono" w:hAnsi="Roboto Mono"/>
+                <w:rFonts w:ascii="Roboto Mono" w:eastAsia="Arial" w:hAnsi="Roboto Mono" w:cs="Arial"/>
                 <w:b/>
                 <w:bCs/>
+                <w:kern w:val="0"/>
+                <w:sz w:val="22"/>
+                <w:szCs w:val="22"/>
+                <w:lang w:val="en"/>
+                <w14:ligatures w14:val="none"/>
               </w:rPr>
               <w:t>Feature</w:t>
             </w:r>
@@ -1103,16 +1694,27 @@
           </w:tcPr>
           <w:p>
             <w:pPr>
+              <w:spacing w:after="0" w:line="276" w:lineRule="auto"/>
               <w:jc w:val="center"/>
               <w:rPr>
-                <w:rFonts w:ascii="Roboto Mono" w:hAnsi="Roboto Mono"/>
+                <w:rFonts w:ascii="Roboto Mono" w:eastAsia="Arial" w:hAnsi="Roboto Mono" w:cs="Arial"/>
+                <w:kern w:val="0"/>
+                <w:sz w:val="22"/>
+                <w:szCs w:val="22"/>
+                <w:lang w:val="en"/>
+                <w14:ligatures w14:val="none"/>
               </w:rPr>
             </w:pPr>
             <w:r>
               <w:rPr>
-                <w:rFonts w:ascii="Roboto Mono" w:hAnsi="Roboto Mono"/>
+                <w:rFonts w:ascii="Roboto Mono" w:eastAsia="Arial" w:hAnsi="Roboto Mono" w:cs="Arial"/>
                 <w:b/>
                 <w:bCs/>
+                <w:kern w:val="0"/>
+                <w:sz w:val="22"/>
+                <w:szCs w:val="22"/>
+                <w:lang w:val="en"/>
+                <w14:ligatures w14:val="none"/>
               </w:rPr>
               <w:t>Value</w:t>
             </w:r>
@@ -1141,15 +1743,26 @@
           </w:tcPr>
           <w:p>
             <w:pPr>
-              <w:rPr>
-                <w:rFonts w:ascii="Roboto Mono" w:hAnsi="Roboto Mono"/>
+              <w:spacing w:after="0" w:line="276" w:lineRule="auto"/>
+              <w:rPr>
+                <w:rFonts w:ascii="Roboto Mono" w:eastAsia="Arial" w:hAnsi="Roboto Mono" w:cs="Arial"/>
+                <w:kern w:val="0"/>
+                <w:sz w:val="22"/>
+                <w:szCs w:val="22"/>
+                <w:lang w:val="en"/>
+                <w14:ligatures w14:val="none"/>
               </w:rPr>
             </w:pPr>
             <w:r>
               <w:rPr>
-                <w:rFonts w:ascii="Roboto Mono" w:hAnsi="Roboto Mono"/>
+                <w:rFonts w:ascii="Roboto Mono" w:eastAsia="Arial" w:hAnsi="Roboto Mono" w:cs="Arial"/>
                 <w:b/>
                 <w:bCs/>
+                <w:kern w:val="0"/>
+                <w:sz w:val="22"/>
+                <w:szCs w:val="22"/>
+                <w:lang w:val="en"/>
+                <w14:ligatures w14:val="none"/>
               </w:rPr>
               <w:t>Direction</w:t>
             </w:r>
@@ -1173,13 +1786,24 @@
           </w:tcPr>
           <w:p>
             <w:pPr>
-              <w:rPr>
-                <w:rFonts w:ascii="Roboto Mono" w:hAnsi="Roboto Mono"/>
+              <w:spacing w:after="0" w:line="276" w:lineRule="auto"/>
+              <w:rPr>
+                <w:rFonts w:ascii="Roboto Mono" w:eastAsia="Arial" w:hAnsi="Roboto Mono" w:cs="Arial"/>
+                <w:kern w:val="0"/>
+                <w:sz w:val="22"/>
+                <w:szCs w:val="22"/>
+                <w:lang w:val="en"/>
+                <w14:ligatures w14:val="none"/>
               </w:rPr>
             </w:pPr>
             <w:r>
               <w:rPr>
-                <w:rFonts w:ascii="Roboto Mono" w:hAnsi="Roboto Mono"/>
+                <w:rFonts w:ascii="Roboto Mono" w:eastAsia="Arial" w:hAnsi="Roboto Mono" w:cs="Arial"/>
+                <w:kern w:val="0"/>
+                <w:sz w:val="22"/>
+                <w:szCs w:val="22"/>
+                <w:lang w:val="en"/>
+                <w14:ligatures w14:val="none"/>
               </w:rPr>
               <w:t>One-to-One</w:t>
             </w:r>
@@ -1208,15 +1832,26 @@
           </w:tcPr>
           <w:p>
             <w:pPr>
-              <w:rPr>
-                <w:rFonts w:ascii="Roboto Mono" w:hAnsi="Roboto Mono"/>
+              <w:spacing w:after="0" w:line="276" w:lineRule="auto"/>
+              <w:rPr>
+                <w:rFonts w:ascii="Roboto Mono" w:eastAsia="Arial" w:hAnsi="Roboto Mono" w:cs="Arial"/>
+                <w:kern w:val="0"/>
+                <w:sz w:val="22"/>
+                <w:szCs w:val="22"/>
+                <w:lang w:val="en"/>
+                <w14:ligatures w14:val="none"/>
               </w:rPr>
             </w:pPr>
             <w:r>
               <w:rPr>
-                <w:rFonts w:ascii="Roboto Mono" w:hAnsi="Roboto Mono"/>
+                <w:rFonts w:ascii="Roboto Mono" w:eastAsia="Arial" w:hAnsi="Roboto Mono" w:cs="Arial"/>
                 <w:b/>
                 <w:bCs/>
+                <w:kern w:val="0"/>
+                <w:sz w:val="22"/>
+                <w:szCs w:val="22"/>
+                <w:lang w:val="en"/>
+                <w14:ligatures w14:val="none"/>
               </w:rPr>
               <w:t>Recipients</w:t>
             </w:r>
@@ -1240,13 +1875,24 @@
           </w:tcPr>
           <w:p>
             <w:pPr>
-              <w:rPr>
-                <w:rFonts w:ascii="Roboto Mono" w:hAnsi="Roboto Mono"/>
+              <w:spacing w:after="0" w:line="276" w:lineRule="auto"/>
+              <w:rPr>
+                <w:rFonts w:ascii="Roboto Mono" w:eastAsia="Arial" w:hAnsi="Roboto Mono" w:cs="Arial"/>
+                <w:kern w:val="0"/>
+                <w:sz w:val="22"/>
+                <w:szCs w:val="22"/>
+                <w:lang w:val="en"/>
+                <w14:ligatures w14:val="none"/>
               </w:rPr>
             </w:pPr>
             <w:r>
               <w:rPr>
-                <w:rFonts w:ascii="Roboto Mono" w:hAnsi="Roboto Mono"/>
+                <w:rFonts w:ascii="Roboto Mono" w:eastAsia="Arial" w:hAnsi="Roboto Mono" w:cs="Arial"/>
+                <w:kern w:val="0"/>
+                <w:sz w:val="22"/>
+                <w:szCs w:val="22"/>
+                <w:lang w:val="en"/>
+                <w14:ligatures w14:val="none"/>
               </w:rPr>
               <w:t>Single, specific device</w:t>
             </w:r>
@@ -1275,15 +1921,26 @@
           </w:tcPr>
           <w:p>
             <w:pPr>
-              <w:rPr>
-                <w:rFonts w:ascii="Roboto Mono" w:hAnsi="Roboto Mono"/>
+              <w:spacing w:after="0" w:line="276" w:lineRule="auto"/>
+              <w:rPr>
+                <w:rFonts w:ascii="Roboto Mono" w:eastAsia="Arial" w:hAnsi="Roboto Mono" w:cs="Arial"/>
+                <w:kern w:val="0"/>
+                <w:sz w:val="22"/>
+                <w:szCs w:val="22"/>
+                <w:lang w:val="en"/>
+                <w14:ligatures w14:val="none"/>
               </w:rPr>
             </w:pPr>
             <w:r>
               <w:rPr>
-                <w:rFonts w:ascii="Roboto Mono" w:hAnsi="Roboto Mono"/>
+                <w:rFonts w:ascii="Roboto Mono" w:eastAsia="Arial" w:hAnsi="Roboto Mono" w:cs="Arial"/>
                 <w:b/>
                 <w:bCs/>
+                <w:kern w:val="0"/>
+                <w:sz w:val="22"/>
+                <w:szCs w:val="22"/>
+                <w:lang w:val="en"/>
+                <w14:ligatures w14:val="none"/>
               </w:rPr>
               <w:t>IP Level</w:t>
             </w:r>
@@ -1307,21 +1964,37 @@
           </w:tcPr>
           <w:p>
             <w:pPr>
-              <w:rPr>
-                <w:rFonts w:ascii="Roboto Mono" w:hAnsi="Roboto Mono"/>
+              <w:spacing w:after="0" w:line="276" w:lineRule="auto"/>
+              <w:rPr>
+                <w:rFonts w:ascii="Roboto Mono" w:eastAsia="Arial" w:hAnsi="Roboto Mono" w:cs="Arial"/>
+                <w:kern w:val="0"/>
+                <w:sz w:val="22"/>
+                <w:szCs w:val="22"/>
+                <w:lang w:val="en"/>
+                <w14:ligatures w14:val="none"/>
               </w:rPr>
             </w:pPr>
             <w:r>
               <w:rPr>
-                <w:rFonts w:ascii="Roboto Mono" w:hAnsi="Roboto Mono"/>
+                <w:rFonts w:ascii="Roboto Mono" w:eastAsia="Arial" w:hAnsi="Roboto Mono" w:cs="Arial"/>
+                <w:kern w:val="0"/>
+                <w:sz w:val="22"/>
+                <w:szCs w:val="22"/>
+                <w:lang w:val="en"/>
+                <w14:ligatures w14:val="none"/>
               </w:rPr>
               <w:t xml:space="preserve">Uses a </w:t>
             </w:r>
             <w:r>
               <w:rPr>
-                <w:rFonts w:ascii="Roboto Mono" w:hAnsi="Roboto Mono"/>
+                <w:rFonts w:ascii="Roboto Mono" w:eastAsia="Arial" w:hAnsi="Roboto Mono" w:cs="Arial"/>
                 <w:b/>
                 <w:bCs/>
+                <w:kern w:val="0"/>
+                <w:sz w:val="22"/>
+                <w:szCs w:val="22"/>
+                <w:lang w:val="en"/>
+                <w14:ligatures w14:val="none"/>
               </w:rPr>
               <w:t>unique destination IP address</w:t>
             </w:r>
@@ -1350,15 +2023,26 @@
           </w:tcPr>
           <w:p>
             <w:pPr>
-              <w:rPr>
-                <w:rFonts w:ascii="Roboto Mono" w:hAnsi="Roboto Mono"/>
+              <w:spacing w:after="0" w:line="276" w:lineRule="auto"/>
+              <w:rPr>
+                <w:rFonts w:ascii="Roboto Mono" w:eastAsia="Arial" w:hAnsi="Roboto Mono" w:cs="Arial"/>
+                <w:kern w:val="0"/>
+                <w:sz w:val="22"/>
+                <w:szCs w:val="22"/>
+                <w:lang w:val="en"/>
+                <w14:ligatures w14:val="none"/>
               </w:rPr>
             </w:pPr>
             <w:r>
               <w:rPr>
-                <w:rFonts w:ascii="Roboto Mono" w:hAnsi="Roboto Mono"/>
+                <w:rFonts w:ascii="Roboto Mono" w:eastAsia="Arial" w:hAnsi="Roboto Mono" w:cs="Arial"/>
                 <w:b/>
                 <w:bCs/>
+                <w:kern w:val="0"/>
+                <w:sz w:val="22"/>
+                <w:szCs w:val="22"/>
+                <w:lang w:val="en"/>
+                <w14:ligatures w14:val="none"/>
               </w:rPr>
               <w:t>MAC Level</w:t>
             </w:r>
@@ -1382,13 +2066,24 @@
           </w:tcPr>
           <w:p>
             <w:pPr>
-              <w:rPr>
-                <w:rFonts w:ascii="Roboto Mono" w:hAnsi="Roboto Mono"/>
+              <w:spacing w:after="0" w:line="276" w:lineRule="auto"/>
+              <w:rPr>
+                <w:rFonts w:ascii="Roboto Mono" w:eastAsia="Arial" w:hAnsi="Roboto Mono" w:cs="Arial"/>
+                <w:kern w:val="0"/>
+                <w:sz w:val="22"/>
+                <w:szCs w:val="22"/>
+                <w:lang w:val="en"/>
+                <w14:ligatures w14:val="none"/>
               </w:rPr>
             </w:pPr>
             <w:r>
               <w:rPr>
-                <w:rFonts w:ascii="Roboto Mono" w:hAnsi="Roboto Mono"/>
+                <w:rFonts w:ascii="Roboto Mono" w:eastAsia="Arial" w:hAnsi="Roboto Mono" w:cs="Arial"/>
+                <w:kern w:val="0"/>
+                <w:sz w:val="22"/>
+                <w:szCs w:val="22"/>
+                <w:lang w:val="en"/>
+                <w14:ligatures w14:val="none"/>
               </w:rPr>
               <w:t>Switch forwards only to target MAC address</w:t>
             </w:r>
@@ -1417,15 +2112,26 @@
           </w:tcPr>
           <w:p>
             <w:pPr>
-              <w:rPr>
-                <w:rFonts w:ascii="Roboto Mono" w:hAnsi="Roboto Mono"/>
+              <w:spacing w:after="0" w:line="276" w:lineRule="auto"/>
+              <w:rPr>
+                <w:rFonts w:ascii="Roboto Mono" w:eastAsia="Arial" w:hAnsi="Roboto Mono" w:cs="Arial"/>
+                <w:kern w:val="0"/>
+                <w:sz w:val="22"/>
+                <w:szCs w:val="22"/>
+                <w:lang w:val="en"/>
+                <w14:ligatures w14:val="none"/>
               </w:rPr>
             </w:pPr>
             <w:r>
               <w:rPr>
-                <w:rFonts w:ascii="Roboto Mono" w:hAnsi="Roboto Mono"/>
+                <w:rFonts w:ascii="Roboto Mono" w:eastAsia="Arial" w:hAnsi="Roboto Mono" w:cs="Arial"/>
                 <w:b/>
                 <w:bCs/>
+                <w:kern w:val="0"/>
+                <w:sz w:val="22"/>
+                <w:szCs w:val="22"/>
+                <w:lang w:val="en"/>
+                <w14:ligatures w14:val="none"/>
               </w:rPr>
               <w:t>Protocols Using It</w:t>
             </w:r>
@@ -1449,13 +2155,24 @@
           </w:tcPr>
           <w:p>
             <w:pPr>
-              <w:rPr>
-                <w:rFonts w:ascii="Roboto Mono" w:hAnsi="Roboto Mono"/>
+              <w:spacing w:after="0" w:line="276" w:lineRule="auto"/>
+              <w:rPr>
+                <w:rFonts w:ascii="Roboto Mono" w:eastAsia="Arial" w:hAnsi="Roboto Mono" w:cs="Arial"/>
+                <w:kern w:val="0"/>
+                <w:sz w:val="22"/>
+                <w:szCs w:val="22"/>
+                <w:lang w:val="en"/>
+                <w14:ligatures w14:val="none"/>
               </w:rPr>
             </w:pPr>
             <w:r>
               <w:rPr>
-                <w:rFonts w:ascii="Roboto Mono" w:hAnsi="Roboto Mono"/>
+                <w:rFonts w:ascii="Roboto Mono" w:eastAsia="Arial" w:hAnsi="Roboto Mono" w:cs="Arial"/>
+                <w:kern w:val="0"/>
+                <w:sz w:val="22"/>
+                <w:szCs w:val="22"/>
+                <w:lang w:val="en"/>
+                <w14:ligatures w14:val="none"/>
               </w:rPr>
               <w:t>TCP, UDP, HTTP, FTP, DNS (in most cases)</w:t>
             </w:r>
@@ -1464,99 +2181,158 @@
       </w:tr>
     </w:tbl>
     <w:p>
-      <w:r>
-        <w:pict w14:anchorId="52956B8B">
+      <w:pPr>
+        <w:spacing w:after="0" w:line="276" w:lineRule="auto"/>
+        <w:rPr>
+          <w:rFonts w:ascii="Arial" w:eastAsia="Arial" w:hAnsi="Arial" w:cs="Arial"/>
+          <w:kern w:val="0"/>
+          <w:sz w:val="22"/>
+          <w:szCs w:val="22"/>
+          <w:lang w:val="en"/>
+          <w14:ligatures w14:val="none"/>
+        </w:rPr>
+      </w:pPr>
+      <w:r>
+        <w:rPr>
+          <w:rFonts w:ascii="Arial" w:eastAsia="Arial" w:hAnsi="Arial" w:cs="Arial"/>
+          <w:kern w:val="0"/>
+          <w:sz w:val="22"/>
+          <w:szCs w:val="22"/>
+          <w:lang w:val="en"/>
+          <w14:ligatures w14:val="none"/>
+        </w:rPr>
+        <w:pict w14:anchorId="4A5E8E6D">
           <v:rect id="_x0000_i1029" style="width:0;height:1.5pt" o:hralign="center" o:hrstd="t" o:hr="t" fillcolor="#a0a0a0" stroked="f"/>
         </w:pict>
       </w:r>
     </w:p>
     <w:p>
       <w:pPr>
-        <w:pStyle w:val="Heading2"/>
-        <w:keepNext w:val="0"/>
-        <w:keepLines w:val="0"/>
-        <w:spacing w:before="280"/>
+        <w:spacing w:before="280" w:after="80" w:line="276" w:lineRule="auto"/>
+        <w:outlineLvl w:val="1"/>
+        <w:rPr>
+          <w:rFonts w:asciiTheme="majorHAnsi" w:eastAsiaTheme="majorEastAsia" w:hAnsiTheme="majorHAnsi" w:cstheme="majorBidi"/>
+          <w:color w:val="2F5496" w:themeColor="accent1" w:themeShade="BF"/>
+          <w:kern w:val="0"/>
+          <w:sz w:val="32"/>
+          <w:szCs w:val="32"/>
+          <w:lang w:val="en"/>
+          <w14:ligatures w14:val="none"/>
+        </w:rPr>
       </w:pPr>
       <w:bookmarkStart w:id="6" w:name="_6gwxb6nfzn2h" w:colFirst="0" w:colLast="0"/>
       <w:bookmarkEnd w:id="6"/>
       <w:r>
         <w:rPr>
+          <w:rFonts w:ascii="Segoe UI Emoji" w:eastAsia="Arial Unicode MS" w:hAnsi="Segoe UI Emoji" w:cs="Segoe UI Emoji"/>
+          <w:color w:val="2F5496" w:themeColor="accent1" w:themeShade="BF"/>
+          <w:kern w:val="0"/>
+          <w:sz w:val="32"/>
+          <w:szCs w:val="32"/>
+          <w:lang w:val="en"/>
+          <w14:ligatures w14:val="none"/>
+        </w:rPr>
+        <w:t>✅</w:t>
+      </w:r>
+      <w:r>
+        <w:rPr>
           <w:rFonts w:ascii="Arial Unicode MS" w:eastAsia="Arial Unicode MS" w:hAnsi="Arial Unicode MS" w:cs="Arial Unicode MS"/>
-        </w:rPr>
-        <w:lastRenderedPageBreak/>
-        <w:t>✅ Advantages</w:t>
+          <w:color w:val="2F5496" w:themeColor="accent1" w:themeShade="BF"/>
+          <w:kern w:val="0"/>
+          <w:sz w:val="32"/>
+          <w:szCs w:val="32"/>
+          <w:lang w:val="en"/>
+          <w14:ligatures w14:val="none"/>
+        </w:rPr>
+        <w:t xml:space="preserve"> Advantages</w:t>
       </w:r>
     </w:p>
     <w:p>
       <w:pPr>
-        <w:rPr>
-          <w:rFonts w:ascii="Roboto Mono" w:hAnsi="Roboto Mono"/>
-        </w:rPr>
-      </w:pPr>
-      <w:r>
-        <w:rPr>
-          <w:rFonts w:ascii="Arial" w:hAnsi="Arial" w:eastAsia="Arial"/>
-          <w:b/>
-          <w:sz w:val="22"/>
+        <w:spacing w:after="0" w:line="276" w:lineRule="auto"/>
+        <w:rPr>
+          <w:rFonts w:ascii="Roboto Mono" w:eastAsia="Arial" w:hAnsi="Roboto Mono" w:cs="Arial"/>
+          <w:kern w:val="0"/>
+          <w:sz w:val="22"/>
+          <w:szCs w:val="22"/>
+          <w:lang w:val="en"/>
+          <w14:ligatures w14:val="none"/>
+        </w:rPr>
+      </w:pPr>
+      <w:r>
+        <w:rPr>
+          <w:rFonts w:ascii="Arial" w:eastAsia="Arial" w:hAnsi="Arial" w:cs="Arial"/>
+          <w:b/>
+          <w:kern w:val="0"/>
+          <w:sz w:val="22"/>
+          <w:szCs w:val="22"/>
           <w:shd w:val="clear" w:color="auto" w:fill="B7B7B7"/>
+          <w:lang w:val="en"/>
+          <w14:ligatures w14:val="none"/>
         </w:rPr>
         <w:t># Source</w:t>
       </w:r>
       <w:r>
         <w:rPr>
-          <w:rFonts w:ascii="Arial" w:hAnsi="Arial" w:eastAsia="Arial"/>
-          <w:sz w:val="22"/>
+          <w:rFonts w:ascii="Arial" w:eastAsia="Arial" w:hAnsi="Arial" w:cs="Arial"/>
+          <w:kern w:val="0"/>
+          <w:sz w:val="22"/>
+          <w:szCs w:val="22"/>
           <w:shd w:val="clear" w:color="auto" w:fill="B7B7B7"/>
+          <w:lang w:val="en"/>
+          <w14:ligatures w14:val="none"/>
         </w:rPr>
         <w:t xml:space="preserve">: </w:t>
       </w:r>
-      <w:proofErr w:type="spellStart"/>
-      <w:r>
-        <w:rPr>
-          <w:rFonts w:ascii="Arial" w:hAnsi="Arial" w:eastAsia="Arial"/>
-          <w:b/>
-          <w:sz w:val="22"/>
+      <w:r>
+        <w:rPr>
+          <w:rFonts w:ascii="Arial" w:eastAsia="Arial" w:hAnsi="Arial" w:cs="Arial"/>
+          <w:b/>
+          <w:kern w:val="0"/>
+          <w:sz w:val="22"/>
+          <w:szCs w:val="22"/>
           <w:shd w:val="clear" w:color="auto" w:fill="B7B7B7"/>
-        </w:rPr>
-        <w:t>Chatgpt</w:t>
-      </w:r>
-      <w:proofErr w:type="spellEnd"/>
-      <w:r>
-        <w:rPr>
-          <w:rFonts w:ascii="Arial" w:hAnsi="Arial" w:eastAsia="Arial"/>
-          <w:b/>
-          <w:sz w:val="22"/>
-          <w:shd w:val="clear" w:color="auto" w:fill="B7B7B7"/>
-        </w:rPr>
-        <w:t xml:space="preserve"> </w:t>
-      </w:r>
-      <w:r>
-        <w:rPr>
-          <w:rFonts w:ascii="Arial" w:hAnsi="Arial" w:eastAsia="Arial"/>
-          <w:b/>
+          <w:lang w:val="en"/>
+          <w14:ligatures w14:val="none"/>
+        </w:rPr>
+        <w:t xml:space="preserve">Chatgpt </w:t>
+      </w:r>
+      <w:r>
+        <w:rPr>
+          <w:rFonts w:ascii="Arial" w:eastAsia="Arial" w:hAnsi="Arial" w:cs="Arial"/>
+          <w:b/>
+          <w:kern w:val="0"/>
           <w:sz w:val="22"/>
           <w:szCs w:val="14"/>
           <w:shd w:val="clear" w:color="auto" w:fill="B7B7B7"/>
+          <w:lang w:val="en"/>
+          <w14:ligatures w14:val="none"/>
         </w:rPr>
         <w:t>(GPT</w:t>
       </w:r>
       <w:r>
         <w:rPr>
-          <w:rFonts w:ascii="Arial" w:hAnsi="Arial" w:cs="Cambria Math" w:eastAsia="Arial"/>
-          <w:b/>
+          <w:rFonts w:ascii="Cambria Math" w:eastAsia="Arial" w:hAnsi="Cambria Math" w:cs="Cambria Math"/>
+          <w:b/>
+          <w:kern w:val="0"/>
           <w:sz w:val="22"/>
           <w:szCs w:val="14"/>
           <w:shd w:val="clear" w:color="auto" w:fill="B7B7B7"/>
+          <w:lang w:val="en"/>
+          <w14:ligatures w14:val="none"/>
         </w:rPr>
         <w:t>‑</w:t>
       </w:r>
       <w:r>
         <w:rPr>
-          <w:rFonts w:ascii="Arial" w:hAnsi="Arial" w:eastAsia="Arial"/>
-          <w:b/>
+          <w:rFonts w:ascii="Arial" w:eastAsia="Arial" w:hAnsi="Arial" w:cs="Arial"/>
+          <w:b/>
+          <w:kern w:val="0"/>
           <w:sz w:val="22"/>
           <w:szCs w:val="14"/>
           <w:shd w:val="clear" w:color="auto" w:fill="B7B7B7"/>
+          <w:lang w:val="en"/>
+          <w14:ligatures w14:val="none"/>
         </w:rPr>
         <w:t>5 Mini) at [12/9/2025]</w:t>
       </w:r>
@@ -1567,40 +2343,70 @@
           <w:ilvl w:val="0"/>
           <w:numId w:val="2"/>
         </w:numPr>
-        <w:spacing w:before="240"/>
-        <w:rPr>
-          <w:rFonts w:ascii="Roboto Mono" w:hAnsi="Roboto Mono"/>
-        </w:rPr>
-      </w:pPr>
-      <w:r>
-        <w:rPr>
-          <w:rFonts w:ascii="Segoe UI Emoji" w:hAnsi="Segoe UI Emoji" w:cs="Segoe UI Emoji"/>
+        <w:spacing w:before="240" w:after="0" w:line="276" w:lineRule="auto"/>
+        <w:rPr>
+          <w:rFonts w:ascii="Roboto Mono" w:eastAsia="Arial" w:hAnsi="Roboto Mono" w:cs="Arial"/>
+          <w:kern w:val="0"/>
+          <w:sz w:val="22"/>
+          <w:szCs w:val="22"/>
+          <w:lang w:val="en"/>
+          <w14:ligatures w14:val="none"/>
+        </w:rPr>
+      </w:pPr>
+      <w:r>
+        <w:rPr>
+          <w:rFonts w:ascii="Segoe UI Emoji" w:eastAsia="Arial" w:hAnsi="Segoe UI Emoji" w:cs="Segoe UI Emoji"/>
+          <w:kern w:val="0"/>
+          <w:sz w:val="22"/>
+          <w:szCs w:val="22"/>
+          <w:lang w:val="en"/>
+          <w14:ligatures w14:val="none"/>
         </w:rPr>
         <w:t>🛡️</w:t>
       </w:r>
       <w:r>
         <w:rPr>
-          <w:rFonts w:ascii="Roboto Mono" w:hAnsi="Roboto Mono"/>
+          <w:rFonts w:ascii="Roboto Mono" w:eastAsia="Arial" w:hAnsi="Roboto Mono" w:cs="Arial"/>
+          <w:kern w:val="0"/>
+          <w:sz w:val="22"/>
+          <w:szCs w:val="22"/>
+          <w:lang w:val="en"/>
+          <w14:ligatures w14:val="none"/>
         </w:rPr>
         <w:t xml:space="preserve"> </w:t>
       </w:r>
       <w:r>
         <w:rPr>
-          <w:rFonts w:ascii="Roboto Mono" w:hAnsi="Roboto Mono"/>
+          <w:rFonts w:ascii="Roboto Mono" w:eastAsia="Arial" w:hAnsi="Roboto Mono" w:cs="Arial"/>
           <w:b/>
           <w:bCs/>
+          <w:kern w:val="0"/>
+          <w:sz w:val="22"/>
+          <w:szCs w:val="22"/>
+          <w:lang w:val="en"/>
+          <w14:ligatures w14:val="none"/>
         </w:rPr>
         <w:t>Private and direct</w:t>
       </w:r>
       <w:r>
         <w:rPr>
-          <w:rFonts w:ascii="Roboto Mono" w:hAnsi="Roboto Mono"/>
+          <w:rFonts w:ascii="Roboto Mono" w:eastAsia="Arial" w:hAnsi="Roboto Mono" w:cs="Arial"/>
+          <w:kern w:val="0"/>
+          <w:sz w:val="22"/>
+          <w:szCs w:val="22"/>
+          <w:lang w:val="en"/>
+          <w14:ligatures w14:val="none"/>
         </w:rPr>
         <w:t xml:space="preserve"> communication</w:t>
       </w:r>
       <w:r>
         <w:rPr>
-          <w:rFonts w:ascii="Roboto Mono" w:hAnsi="Roboto Mono"/>
+          <w:rFonts w:ascii="Roboto Mono" w:eastAsia="Arial" w:hAnsi="Roboto Mono" w:cs="Arial"/>
+          <w:kern w:val="0"/>
+          <w:sz w:val="22"/>
+          <w:szCs w:val="22"/>
+          <w:lang w:val="en"/>
+          <w14:ligatures w14:val="none"/>
         </w:rPr>
         <w:br/>
       </w:r>
@@ -1611,39 +2417,70 @@
           <w:ilvl w:val="0"/>
           <w:numId w:val="2"/>
         </w:numPr>
-        <w:rPr>
-          <w:rFonts w:ascii="Roboto Mono" w:hAnsi="Roboto Mono"/>
-        </w:rPr>
-      </w:pPr>
-      <w:r>
-        <w:rPr>
-          <w:rFonts w:ascii="Segoe UI Emoji" w:hAnsi="Segoe UI Emoji" w:cs="Segoe UI Emoji"/>
+        <w:spacing w:after="0" w:line="276" w:lineRule="auto"/>
+        <w:rPr>
+          <w:rFonts w:ascii="Roboto Mono" w:eastAsia="Arial" w:hAnsi="Roboto Mono" w:cs="Arial"/>
+          <w:kern w:val="0"/>
+          <w:sz w:val="22"/>
+          <w:szCs w:val="22"/>
+          <w:lang w:val="en"/>
+          <w14:ligatures w14:val="none"/>
+        </w:rPr>
+      </w:pPr>
+      <w:r>
+        <w:rPr>
+          <w:rFonts w:ascii="Segoe UI Emoji" w:eastAsia="Arial" w:hAnsi="Segoe UI Emoji" w:cs="Segoe UI Emoji"/>
+          <w:kern w:val="0"/>
+          <w:sz w:val="22"/>
+          <w:szCs w:val="22"/>
+          <w:lang w:val="en"/>
+          <w14:ligatures w14:val="none"/>
         </w:rPr>
         <w:t>🔁</w:t>
       </w:r>
       <w:r>
         <w:rPr>
-          <w:rFonts w:ascii="Roboto Mono" w:hAnsi="Roboto Mono"/>
+          <w:rFonts w:ascii="Roboto Mono" w:eastAsia="Arial" w:hAnsi="Roboto Mono" w:cs="Arial"/>
+          <w:kern w:val="0"/>
+          <w:sz w:val="22"/>
+          <w:szCs w:val="22"/>
+          <w:lang w:val="en"/>
+          <w14:ligatures w14:val="none"/>
         </w:rPr>
         <w:t xml:space="preserve"> Allows </w:t>
       </w:r>
       <w:r>
         <w:rPr>
-          <w:rFonts w:ascii="Roboto Mono" w:hAnsi="Roboto Mono"/>
+          <w:rFonts w:ascii="Roboto Mono" w:eastAsia="Arial" w:hAnsi="Roboto Mono" w:cs="Arial"/>
           <w:b/>
           <w:bCs/>
+          <w:kern w:val="0"/>
+          <w:sz w:val="22"/>
+          <w:szCs w:val="22"/>
+          <w:lang w:val="en"/>
+          <w14:ligatures w14:val="none"/>
         </w:rPr>
         <w:t>individualized sessions</w:t>
       </w:r>
       <w:r>
         <w:rPr>
-          <w:rFonts w:ascii="Roboto Mono" w:hAnsi="Roboto Mono"/>
+          <w:rFonts w:ascii="Roboto Mono" w:eastAsia="Arial" w:hAnsi="Roboto Mono" w:cs="Arial"/>
+          <w:kern w:val="0"/>
+          <w:sz w:val="22"/>
+          <w:szCs w:val="22"/>
+          <w:lang w:val="en"/>
+          <w14:ligatures w14:val="none"/>
         </w:rPr>
         <w:t xml:space="preserve"> (e.g., authentication, encryption)</w:t>
       </w:r>
       <w:r>
         <w:rPr>
-          <w:rFonts w:ascii="Roboto Mono" w:hAnsi="Roboto Mono"/>
+          <w:rFonts w:ascii="Roboto Mono" w:eastAsia="Arial" w:hAnsi="Roboto Mono" w:cs="Arial"/>
+          <w:kern w:val="0"/>
+          <w:sz w:val="22"/>
+          <w:szCs w:val="22"/>
+          <w:lang w:val="en"/>
+          <w14:ligatures w14:val="none"/>
         </w:rPr>
         <w:br/>
       </w:r>
@@ -1654,128 +2491,216 @@
           <w:ilvl w:val="0"/>
           <w:numId w:val="2"/>
         </w:numPr>
-        <w:spacing w:after="240"/>
-      </w:pPr>
-      <w:r>
-        <w:rPr>
-          <w:rFonts w:ascii="Segoe UI Emoji" w:hAnsi="Segoe UI Emoji" w:cs="Segoe UI Emoji"/>
+        <w:spacing w:after="240" w:line="276" w:lineRule="auto"/>
+        <w:rPr>
+          <w:rFonts w:ascii="Arial" w:eastAsia="Arial" w:hAnsi="Arial" w:cs="Arial"/>
+          <w:kern w:val="0"/>
+          <w:sz w:val="22"/>
+          <w:szCs w:val="22"/>
+          <w:lang w:val="en"/>
+          <w14:ligatures w14:val="none"/>
+        </w:rPr>
+      </w:pPr>
+      <w:r>
+        <w:rPr>
+          <w:rFonts w:ascii="Segoe UI Emoji" w:eastAsia="Arial" w:hAnsi="Segoe UI Emoji" w:cs="Segoe UI Emoji"/>
+          <w:kern w:val="0"/>
+          <w:sz w:val="22"/>
+          <w:szCs w:val="22"/>
+          <w:lang w:val="en"/>
+          <w14:ligatures w14:val="none"/>
         </w:rPr>
         <w:t>🎯</w:t>
       </w:r>
       <w:r>
         <w:rPr>
-          <w:rFonts w:ascii="Roboto Mono" w:hAnsi="Roboto Mono"/>
+          <w:rFonts w:ascii="Roboto Mono" w:eastAsia="Arial" w:hAnsi="Roboto Mono" w:cs="Arial"/>
+          <w:kern w:val="0"/>
+          <w:sz w:val="22"/>
+          <w:szCs w:val="22"/>
+          <w:lang w:val="en"/>
+          <w14:ligatures w14:val="none"/>
         </w:rPr>
         <w:t xml:space="preserve"> </w:t>
       </w:r>
       <w:r>
         <w:rPr>
-          <w:rFonts w:ascii="Roboto Mono" w:hAnsi="Roboto Mono"/>
+          <w:rFonts w:ascii="Roboto Mono" w:eastAsia="Arial" w:hAnsi="Roboto Mono" w:cs="Arial"/>
           <w:b/>
           <w:bCs/>
+          <w:kern w:val="0"/>
+          <w:sz w:val="22"/>
+          <w:szCs w:val="22"/>
+          <w:lang w:val="en"/>
+          <w14:ligatures w14:val="none"/>
         </w:rPr>
         <w:t>Precise delivery</w:t>
       </w:r>
       <w:r>
         <w:rPr>
-          <w:rFonts w:ascii="Roboto Mono" w:hAnsi="Roboto Mono"/>
+          <w:rFonts w:ascii="Roboto Mono" w:eastAsia="Arial" w:hAnsi="Roboto Mono" w:cs="Arial"/>
+          <w:kern w:val="0"/>
+          <w:sz w:val="22"/>
+          <w:szCs w:val="22"/>
+          <w:lang w:val="en"/>
+          <w14:ligatures w14:val="none"/>
         </w:rPr>
         <w:t xml:space="preserve"> — no unnecessary traffic to others</w:t>
       </w:r>
     </w:p>
     <w:p>
-      <w:r>
-        <w:pict w14:anchorId="494B89E3">
+      <w:pPr>
+        <w:spacing w:after="0" w:line="276" w:lineRule="auto"/>
+        <w:rPr>
+          <w:rFonts w:ascii="Arial" w:eastAsia="Arial" w:hAnsi="Arial" w:cs="Arial"/>
+          <w:kern w:val="0"/>
+          <w:sz w:val="22"/>
+          <w:szCs w:val="22"/>
+          <w:lang w:val="en"/>
+          <w14:ligatures w14:val="none"/>
+        </w:rPr>
+      </w:pPr>
+      <w:r>
+        <w:rPr>
+          <w:rFonts w:ascii="Arial" w:eastAsia="Arial" w:hAnsi="Arial" w:cs="Arial"/>
+          <w:kern w:val="0"/>
+          <w:sz w:val="22"/>
+          <w:szCs w:val="22"/>
+          <w:lang w:val="en"/>
+          <w14:ligatures w14:val="none"/>
+        </w:rPr>
+        <w:pict w14:anchorId="288AC8CF">
           <v:rect id="_x0000_i1030" style="width:0;height:1.5pt" o:hralign="center" o:hrstd="t" o:hr="t" fillcolor="#a0a0a0" stroked="f"/>
         </w:pict>
       </w:r>
     </w:p>
     <w:p>
       <w:pPr>
-        <w:pStyle w:val="Heading2"/>
-        <w:keepNext w:val="0"/>
-        <w:keepLines w:val="0"/>
-        <w:spacing w:before="280"/>
+        <w:spacing w:before="280" w:after="80" w:line="276" w:lineRule="auto"/>
+        <w:outlineLvl w:val="1"/>
+        <w:rPr>
+          <w:rFonts w:asciiTheme="majorHAnsi" w:eastAsiaTheme="majorEastAsia" w:hAnsiTheme="majorHAnsi" w:cstheme="majorBidi"/>
+          <w:color w:val="2F5496" w:themeColor="accent1" w:themeShade="BF"/>
+          <w:kern w:val="0"/>
+          <w:sz w:val="32"/>
+          <w:szCs w:val="32"/>
+          <w:lang w:val="en"/>
+          <w14:ligatures w14:val="none"/>
+        </w:rPr>
       </w:pPr>
       <w:bookmarkStart w:id="7" w:name="_xlg5qfkr59as" w:colFirst="0" w:colLast="0"/>
       <w:bookmarkEnd w:id="7"/>
       <w:r>
         <w:rPr>
+          <w:rFonts w:ascii="Segoe UI Emoji" w:eastAsia="Arial Unicode MS" w:hAnsi="Segoe UI Emoji" w:cs="Segoe UI Emoji"/>
+          <w:color w:val="2F5496" w:themeColor="accent1" w:themeShade="BF"/>
+          <w:kern w:val="0"/>
+          <w:sz w:val="32"/>
+          <w:szCs w:val="32"/>
+          <w:lang w:val="en"/>
+          <w14:ligatures w14:val="none"/>
+        </w:rPr>
+        <w:t>❌</w:t>
+      </w:r>
+      <w:r>
+        <w:rPr>
           <w:rFonts w:ascii="Arial Unicode MS" w:eastAsia="Arial Unicode MS" w:hAnsi="Arial Unicode MS" w:cs="Arial Unicode MS"/>
-        </w:rPr>
-        <w:t>❌ Disadvantages</w:t>
+          <w:color w:val="2F5496" w:themeColor="accent1" w:themeShade="BF"/>
+          <w:kern w:val="0"/>
+          <w:sz w:val="32"/>
+          <w:szCs w:val="32"/>
+          <w:lang w:val="en"/>
+          <w14:ligatures w14:val="none"/>
+        </w:rPr>
+        <w:t xml:space="preserve"> Disadvantages</w:t>
       </w:r>
     </w:p>
     <w:p>
       <w:pPr>
-        <w:rPr>
-          <w:rFonts w:ascii="Roboto Mono" w:hAnsi="Roboto Mono"/>
-        </w:rPr>
-      </w:pPr>
-      <w:r>
-        <w:rPr>
-          <w:rFonts w:ascii="Arial" w:hAnsi="Arial" w:eastAsia="Arial"/>
-          <w:b/>
-          <w:sz w:val="22"/>
+        <w:spacing w:after="0" w:line="276" w:lineRule="auto"/>
+        <w:rPr>
+          <w:rFonts w:ascii="Roboto Mono" w:eastAsia="Arial" w:hAnsi="Roboto Mono" w:cs="Arial"/>
+          <w:kern w:val="0"/>
+          <w:sz w:val="22"/>
+          <w:szCs w:val="22"/>
+          <w:lang w:val="en"/>
+          <w14:ligatures w14:val="none"/>
+        </w:rPr>
+      </w:pPr>
+      <w:r>
+        <w:rPr>
+          <w:rFonts w:ascii="Arial" w:eastAsia="Arial" w:hAnsi="Arial" w:cs="Arial"/>
+          <w:b/>
+          <w:kern w:val="0"/>
+          <w:sz w:val="22"/>
+          <w:szCs w:val="22"/>
           <w:shd w:val="clear" w:color="auto" w:fill="B7B7B7"/>
+          <w:lang w:val="en"/>
+          <w14:ligatures w14:val="none"/>
         </w:rPr>
         <w:t># Source</w:t>
       </w:r>
       <w:r>
         <w:rPr>
-          <w:rFonts w:ascii="Arial" w:hAnsi="Arial" w:eastAsia="Arial"/>
-          <w:sz w:val="22"/>
+          <w:rFonts w:ascii="Arial" w:eastAsia="Arial" w:hAnsi="Arial" w:cs="Arial"/>
+          <w:kern w:val="0"/>
+          <w:sz w:val="22"/>
+          <w:szCs w:val="22"/>
           <w:shd w:val="clear" w:color="auto" w:fill="B7B7B7"/>
+          <w:lang w:val="en"/>
+          <w14:ligatures w14:val="none"/>
         </w:rPr>
         <w:t xml:space="preserve">: </w:t>
       </w:r>
-      <w:proofErr w:type="spellStart"/>
-      <w:r>
-        <w:rPr>
-          <w:rFonts w:ascii="Arial" w:hAnsi="Arial" w:eastAsia="Arial"/>
-          <w:b/>
-          <w:sz w:val="22"/>
+      <w:r>
+        <w:rPr>
+          <w:rFonts w:ascii="Arial" w:eastAsia="Arial" w:hAnsi="Arial" w:cs="Arial"/>
+          <w:b/>
+          <w:kern w:val="0"/>
+          <w:sz w:val="22"/>
+          <w:szCs w:val="22"/>
           <w:shd w:val="clear" w:color="auto" w:fill="B7B7B7"/>
-        </w:rPr>
-        <w:t>Chatgpt</w:t>
-      </w:r>
-      <w:proofErr w:type="spellEnd"/>
-      <w:r>
-        <w:rPr>
-          <w:rFonts w:ascii="Arial" w:hAnsi="Arial" w:eastAsia="Arial"/>
-          <w:b/>
-          <w:sz w:val="22"/>
-          <w:shd w:val="clear" w:color="auto" w:fill="B7B7B7"/>
-        </w:rPr>
-        <w:t xml:space="preserve"> </w:t>
-      </w:r>
-      <w:r>
-        <w:rPr>
-          <w:rFonts w:ascii="Arial" w:hAnsi="Arial" w:eastAsia="Arial"/>
-          <w:b/>
+          <w:lang w:val="en"/>
+          <w14:ligatures w14:val="none"/>
+        </w:rPr>
+        <w:t xml:space="preserve">Chatgpt </w:t>
+      </w:r>
+      <w:r>
+        <w:rPr>
+          <w:rFonts w:ascii="Arial" w:eastAsia="Arial" w:hAnsi="Arial" w:cs="Arial"/>
+          <w:b/>
+          <w:kern w:val="0"/>
           <w:sz w:val="22"/>
           <w:szCs w:val="14"/>
           <w:shd w:val="clear" w:color="auto" w:fill="B7B7B7"/>
+          <w:lang w:val="en"/>
+          <w14:ligatures w14:val="none"/>
         </w:rPr>
         <w:t>(GPT</w:t>
       </w:r>
       <w:r>
         <w:rPr>
-          <w:rFonts w:ascii="Arial" w:hAnsi="Arial" w:cs="Cambria Math" w:eastAsia="Arial"/>
-          <w:b/>
+          <w:rFonts w:ascii="Cambria Math" w:eastAsia="Arial" w:hAnsi="Cambria Math" w:cs="Cambria Math"/>
+          <w:b/>
+          <w:kern w:val="0"/>
           <w:sz w:val="22"/>
           <w:szCs w:val="14"/>
           <w:shd w:val="clear" w:color="auto" w:fill="B7B7B7"/>
+          <w:lang w:val="en"/>
+          <w14:ligatures w14:val="none"/>
         </w:rPr>
         <w:t>‑</w:t>
       </w:r>
       <w:r>
         <w:rPr>
-          <w:rFonts w:ascii="Arial" w:hAnsi="Arial" w:eastAsia="Arial"/>
-          <w:b/>
+          <w:rFonts w:ascii="Arial" w:eastAsia="Arial" w:hAnsi="Arial" w:cs="Arial"/>
+          <w:b/>
+          <w:kern w:val="0"/>
           <w:sz w:val="22"/>
           <w:szCs w:val="14"/>
           <w:shd w:val="clear" w:color="auto" w:fill="B7B7B7"/>
+          <w:lang w:val="en"/>
+          <w14:ligatures w14:val="none"/>
         </w:rPr>
         <w:t>5 Mini) at [12/9/2025]</w:t>
       </w:r>
@@ -1786,40 +2711,70 @@
           <w:ilvl w:val="0"/>
           <w:numId w:val="1"/>
         </w:numPr>
-        <w:spacing w:before="240"/>
-        <w:rPr>
-          <w:rFonts w:ascii="Roboto Mono" w:hAnsi="Roboto Mono"/>
-        </w:rPr>
-      </w:pPr>
-      <w:r>
-        <w:rPr>
-          <w:rFonts w:ascii="Segoe UI Emoji" w:hAnsi="Segoe UI Emoji" w:cs="Segoe UI Emoji"/>
+        <w:spacing w:before="240" w:after="0" w:line="276" w:lineRule="auto"/>
+        <w:rPr>
+          <w:rFonts w:ascii="Roboto Mono" w:eastAsia="Arial" w:hAnsi="Roboto Mono" w:cs="Arial"/>
+          <w:kern w:val="0"/>
+          <w:sz w:val="22"/>
+          <w:szCs w:val="22"/>
+          <w:lang w:val="en"/>
+          <w14:ligatures w14:val="none"/>
+        </w:rPr>
+      </w:pPr>
+      <w:r>
+        <w:rPr>
+          <w:rFonts w:ascii="Segoe UI Emoji" w:eastAsia="Arial" w:hAnsi="Segoe UI Emoji" w:cs="Segoe UI Emoji"/>
+          <w:kern w:val="0"/>
+          <w:sz w:val="22"/>
+          <w:szCs w:val="22"/>
+          <w:lang w:val="en"/>
+          <w14:ligatures w14:val="none"/>
         </w:rPr>
         <w:t>📊</w:t>
       </w:r>
       <w:r>
         <w:rPr>
-          <w:rFonts w:ascii="Roboto Mono" w:hAnsi="Roboto Mono"/>
+          <w:rFonts w:ascii="Roboto Mono" w:eastAsia="Arial" w:hAnsi="Roboto Mono" w:cs="Arial"/>
+          <w:kern w:val="0"/>
+          <w:sz w:val="22"/>
+          <w:szCs w:val="22"/>
+          <w:lang w:val="en"/>
+          <w14:ligatures w14:val="none"/>
         </w:rPr>
         <w:t xml:space="preserve"> Can generate </w:t>
       </w:r>
       <w:r>
         <w:rPr>
-          <w:rFonts w:ascii="Roboto Mono" w:hAnsi="Roboto Mono"/>
+          <w:rFonts w:ascii="Roboto Mono" w:eastAsia="Arial" w:hAnsi="Roboto Mono" w:cs="Arial"/>
           <w:b/>
           <w:bCs/>
+          <w:kern w:val="0"/>
+          <w:sz w:val="22"/>
+          <w:szCs w:val="22"/>
+          <w:lang w:val="en"/>
+          <w14:ligatures w14:val="none"/>
         </w:rPr>
         <w:t>more traffic</w:t>
       </w:r>
       <w:r>
         <w:rPr>
-          <w:rFonts w:ascii="Roboto Mono" w:hAnsi="Roboto Mono"/>
+          <w:rFonts w:ascii="Roboto Mono" w:eastAsia="Arial" w:hAnsi="Roboto Mono" w:cs="Arial"/>
+          <w:kern w:val="0"/>
+          <w:sz w:val="22"/>
+          <w:szCs w:val="22"/>
+          <w:lang w:val="en"/>
+          <w14:ligatures w14:val="none"/>
         </w:rPr>
         <w:t xml:space="preserve"> than multicast in group scenarios</w:t>
       </w:r>
       <w:r>
         <w:rPr>
-          <w:rFonts w:ascii="Roboto Mono" w:hAnsi="Roboto Mono"/>
+          <w:rFonts w:ascii="Roboto Mono" w:eastAsia="Arial" w:hAnsi="Roboto Mono" w:cs="Arial"/>
+          <w:kern w:val="0"/>
+          <w:sz w:val="22"/>
+          <w:szCs w:val="22"/>
+          <w:lang w:val="en"/>
+          <w14:ligatures w14:val="none"/>
         </w:rPr>
         <w:br/>
       </w:r>
@@ -1830,128 +2785,216 @@
           <w:ilvl w:val="0"/>
           <w:numId w:val="1"/>
         </w:numPr>
-        <w:spacing w:after="240"/>
-        <w:rPr>
-          <w:rFonts w:ascii="Roboto Mono" w:hAnsi="Roboto Mono"/>
-        </w:rPr>
-      </w:pPr>
-      <w:r>
-        <w:rPr>
-          <w:rFonts w:ascii="Segoe UI Emoji" w:hAnsi="Segoe UI Emoji" w:cs="Segoe UI Emoji"/>
+        <w:spacing w:after="240" w:line="276" w:lineRule="auto"/>
+        <w:rPr>
+          <w:rFonts w:ascii="Roboto Mono" w:eastAsia="Arial" w:hAnsi="Roboto Mono" w:cs="Arial"/>
+          <w:kern w:val="0"/>
+          <w:sz w:val="22"/>
+          <w:szCs w:val="22"/>
+          <w:lang w:val="en"/>
+          <w14:ligatures w14:val="none"/>
+        </w:rPr>
+      </w:pPr>
+      <w:r>
+        <w:rPr>
+          <w:rFonts w:ascii="Segoe UI Emoji" w:eastAsia="Arial" w:hAnsi="Segoe UI Emoji" w:cs="Segoe UI Emoji"/>
+          <w:kern w:val="0"/>
+          <w:sz w:val="22"/>
+          <w:szCs w:val="22"/>
+          <w:lang w:val="en"/>
+          <w14:ligatures w14:val="none"/>
         </w:rPr>
         <w:t>🧩</w:t>
       </w:r>
       <w:r>
         <w:rPr>
-          <w:rFonts w:ascii="Roboto Mono" w:hAnsi="Roboto Mono"/>
+          <w:rFonts w:ascii="Roboto Mono" w:eastAsia="Arial" w:hAnsi="Roboto Mono" w:cs="Arial"/>
+          <w:kern w:val="0"/>
+          <w:sz w:val="22"/>
+          <w:szCs w:val="22"/>
+          <w:lang w:val="en"/>
+          <w14:ligatures w14:val="none"/>
         </w:rPr>
         <w:t xml:space="preserve"> Doesn’t scale well for </w:t>
       </w:r>
       <w:r>
         <w:rPr>
-          <w:rFonts w:ascii="Roboto Mono" w:hAnsi="Roboto Mono"/>
+          <w:rFonts w:ascii="Roboto Mono" w:eastAsia="Arial" w:hAnsi="Roboto Mono" w:cs="Arial"/>
           <w:b/>
           <w:bCs/>
+          <w:kern w:val="0"/>
+          <w:sz w:val="22"/>
+          <w:szCs w:val="22"/>
+          <w:lang w:val="en"/>
+          <w14:ligatures w14:val="none"/>
         </w:rPr>
         <w:t>mass content delivery</w:t>
       </w:r>
       <w:r>
         <w:rPr>
-          <w:rFonts w:ascii="Roboto Mono" w:hAnsi="Roboto Mono"/>
+          <w:rFonts w:ascii="Roboto Mono" w:eastAsia="Arial" w:hAnsi="Roboto Mono" w:cs="Arial"/>
+          <w:kern w:val="0"/>
+          <w:sz w:val="22"/>
+          <w:szCs w:val="22"/>
+          <w:lang w:val="en"/>
+          <w14:ligatures w14:val="none"/>
         </w:rPr>
         <w:t xml:space="preserve"> (like video streams)</w:t>
       </w:r>
     </w:p>
     <w:p>
-      <w:r>
-        <w:pict w14:anchorId="71F5B3DC">
+      <w:pPr>
+        <w:spacing w:after="0" w:line="276" w:lineRule="auto"/>
+        <w:rPr>
+          <w:rFonts w:ascii="Arial" w:eastAsia="Arial" w:hAnsi="Arial" w:cs="Arial"/>
+          <w:kern w:val="0"/>
+          <w:sz w:val="22"/>
+          <w:szCs w:val="22"/>
+          <w:lang w:val="en"/>
+          <w14:ligatures w14:val="none"/>
+        </w:rPr>
+      </w:pPr>
+      <w:r>
+        <w:rPr>
+          <w:rFonts w:ascii="Arial" w:eastAsia="Arial" w:hAnsi="Arial" w:cs="Arial"/>
+          <w:kern w:val="0"/>
+          <w:sz w:val="22"/>
+          <w:szCs w:val="22"/>
+          <w:lang w:val="en"/>
+          <w14:ligatures w14:val="none"/>
+        </w:rPr>
+        <w:pict w14:anchorId="6F46858A">
           <v:rect id="_x0000_i1031" style="width:0;height:1.5pt" o:hralign="center" o:hrstd="t" o:hr="t" fillcolor="#a0a0a0" stroked="f"/>
         </w:pict>
       </w:r>
     </w:p>
     <w:p>
       <w:pPr>
-        <w:pStyle w:val="Heading2"/>
-        <w:keepNext w:val="0"/>
-        <w:keepLines w:val="0"/>
-        <w:spacing w:before="280"/>
+        <w:spacing w:before="280" w:after="80" w:line="276" w:lineRule="auto"/>
+        <w:outlineLvl w:val="1"/>
+        <w:rPr>
+          <w:rFonts w:asciiTheme="majorHAnsi" w:eastAsiaTheme="majorEastAsia" w:hAnsiTheme="majorHAnsi" w:cstheme="majorBidi"/>
+          <w:color w:val="2F5496" w:themeColor="accent1" w:themeShade="BF"/>
+          <w:kern w:val="0"/>
+          <w:sz w:val="32"/>
+          <w:szCs w:val="32"/>
+          <w:lang w:val="en"/>
+          <w14:ligatures w14:val="none"/>
+        </w:rPr>
       </w:pPr>
       <w:bookmarkStart w:id="8" w:name="_pekt1sif6h9o" w:colFirst="0" w:colLast="0"/>
       <w:bookmarkEnd w:id="8"/>
       <w:r>
-        <w:t>🧮 Unicast Addressing in IP</w:t>
+        <w:rPr>
+          <w:rFonts w:ascii="Segoe UI Emoji" w:eastAsiaTheme="majorEastAsia" w:hAnsi="Segoe UI Emoji" w:cs="Segoe UI Emoji"/>
+          <w:color w:val="2F5496" w:themeColor="accent1" w:themeShade="BF"/>
+          <w:kern w:val="0"/>
+          <w:sz w:val="32"/>
+          <w:szCs w:val="32"/>
+          <w:lang w:val="en"/>
+          <w14:ligatures w14:val="none"/>
+        </w:rPr>
+        <w:t>🧮</w:t>
+      </w:r>
+      <w:r>
+        <w:rPr>
+          <w:rFonts w:asciiTheme="majorHAnsi" w:eastAsiaTheme="majorEastAsia" w:hAnsiTheme="majorHAnsi" w:cstheme="majorBidi"/>
+          <w:color w:val="2F5496" w:themeColor="accent1" w:themeShade="BF"/>
+          <w:kern w:val="0"/>
+          <w:sz w:val="32"/>
+          <w:szCs w:val="32"/>
+          <w:lang w:val="en"/>
+          <w14:ligatures w14:val="none"/>
+        </w:rPr>
+        <w:t xml:space="preserve"> Unicast Addressing in IP</w:t>
       </w:r>
     </w:p>
     <w:p>
       <w:pPr>
-        <w:rPr>
-          <w:rFonts w:ascii="Roboto Mono" w:hAnsi="Roboto Mono"/>
-        </w:rPr>
-      </w:pPr>
-      <w:r>
-        <w:rPr>
-          <w:rFonts w:ascii="Arial" w:hAnsi="Arial" w:eastAsia="Arial"/>
-          <w:b/>
-          <w:sz w:val="22"/>
+        <w:spacing w:after="0" w:line="276" w:lineRule="auto"/>
+        <w:rPr>
+          <w:rFonts w:ascii="Roboto Mono" w:eastAsia="Arial" w:hAnsi="Roboto Mono" w:cs="Arial"/>
+          <w:kern w:val="0"/>
+          <w:sz w:val="22"/>
+          <w:szCs w:val="22"/>
+          <w:lang w:val="en"/>
+          <w14:ligatures w14:val="none"/>
+        </w:rPr>
+      </w:pPr>
+      <w:r>
+        <w:rPr>
+          <w:rFonts w:ascii="Arial" w:eastAsia="Arial" w:hAnsi="Arial" w:cs="Arial"/>
+          <w:b/>
+          <w:kern w:val="0"/>
+          <w:sz w:val="22"/>
+          <w:szCs w:val="22"/>
           <w:shd w:val="clear" w:color="auto" w:fill="B7B7B7"/>
+          <w:lang w:val="en"/>
+          <w14:ligatures w14:val="none"/>
         </w:rPr>
         <w:t># Source</w:t>
       </w:r>
       <w:r>
         <w:rPr>
-          <w:rFonts w:ascii="Arial" w:hAnsi="Arial" w:eastAsia="Arial"/>
-          <w:sz w:val="22"/>
+          <w:rFonts w:ascii="Arial" w:eastAsia="Arial" w:hAnsi="Arial" w:cs="Arial"/>
+          <w:kern w:val="0"/>
+          <w:sz w:val="22"/>
+          <w:szCs w:val="22"/>
           <w:shd w:val="clear" w:color="auto" w:fill="B7B7B7"/>
+          <w:lang w:val="en"/>
+          <w14:ligatures w14:val="none"/>
         </w:rPr>
         <w:t xml:space="preserve">: </w:t>
       </w:r>
-      <w:proofErr w:type="spellStart"/>
-      <w:r>
-        <w:rPr>
-          <w:rFonts w:ascii="Arial" w:hAnsi="Arial" w:eastAsia="Arial"/>
-          <w:b/>
-          <w:sz w:val="22"/>
+      <w:r>
+        <w:rPr>
+          <w:rFonts w:ascii="Arial" w:eastAsia="Arial" w:hAnsi="Arial" w:cs="Arial"/>
+          <w:b/>
+          <w:kern w:val="0"/>
+          <w:sz w:val="22"/>
+          <w:szCs w:val="22"/>
           <w:shd w:val="clear" w:color="auto" w:fill="B7B7B7"/>
-        </w:rPr>
-        <w:t>Chatgpt</w:t>
-      </w:r>
-      <w:proofErr w:type="spellEnd"/>
-      <w:r>
-        <w:rPr>
-          <w:rFonts w:ascii="Arial" w:hAnsi="Arial" w:eastAsia="Arial"/>
-          <w:b/>
-          <w:sz w:val="22"/>
-          <w:shd w:val="clear" w:color="auto" w:fill="B7B7B7"/>
-        </w:rPr>
-        <w:t xml:space="preserve"> </w:t>
-      </w:r>
-      <w:r>
-        <w:rPr>
-          <w:rFonts w:ascii="Arial" w:hAnsi="Arial" w:eastAsia="Arial"/>
-          <w:b/>
+          <w:lang w:val="en"/>
+          <w14:ligatures w14:val="none"/>
+        </w:rPr>
+        <w:t xml:space="preserve">Chatgpt </w:t>
+      </w:r>
+      <w:r>
+        <w:rPr>
+          <w:rFonts w:ascii="Arial" w:eastAsia="Arial" w:hAnsi="Arial" w:cs="Arial"/>
+          <w:b/>
+          <w:kern w:val="0"/>
           <w:sz w:val="22"/>
           <w:szCs w:val="14"/>
           <w:shd w:val="clear" w:color="auto" w:fill="B7B7B7"/>
+          <w:lang w:val="en"/>
+          <w14:ligatures w14:val="none"/>
         </w:rPr>
         <w:t>(GPT</w:t>
       </w:r>
       <w:r>
         <w:rPr>
-          <w:rFonts w:ascii="Arial" w:hAnsi="Arial" w:cs="Cambria Math" w:eastAsia="Arial"/>
-          <w:b/>
+          <w:rFonts w:ascii="Cambria Math" w:eastAsia="Arial" w:hAnsi="Cambria Math" w:cs="Cambria Math"/>
+          <w:b/>
+          <w:kern w:val="0"/>
           <w:sz w:val="22"/>
           <w:szCs w:val="14"/>
           <w:shd w:val="clear" w:color="auto" w:fill="B7B7B7"/>
+          <w:lang w:val="en"/>
+          <w14:ligatures w14:val="none"/>
         </w:rPr>
         <w:t>‑</w:t>
       </w:r>
       <w:r>
         <w:rPr>
-          <w:rFonts w:ascii="Arial" w:hAnsi="Arial" w:eastAsia="Arial"/>
-          <w:b/>
+          <w:rFonts w:ascii="Arial" w:eastAsia="Arial" w:hAnsi="Arial" w:cs="Arial"/>
+          <w:b/>
+          <w:kern w:val="0"/>
           <w:sz w:val="22"/>
           <w:szCs w:val="14"/>
           <w:shd w:val="clear" w:color="auto" w:fill="B7B7B7"/>
+          <w:lang w:val="en"/>
+          <w14:ligatures w14:val="none"/>
         </w:rPr>
         <w:t>5 Mini) at [12/9/2025]</w:t>
       </w:r>
@@ -1962,22 +3005,37 @@
           <w:ilvl w:val="0"/>
           <w:numId w:val="3"/>
         </w:numPr>
-        <w:spacing w:before="240"/>
-        <w:rPr>
-          <w:rFonts w:ascii="Roboto Mono" w:hAnsi="Roboto Mono"/>
-        </w:rPr>
-      </w:pPr>
-      <w:r>
-        <w:rPr>
-          <w:rFonts w:ascii="Roboto Mono" w:hAnsi="Roboto Mono"/>
+        <w:spacing w:before="240" w:after="0" w:line="276" w:lineRule="auto"/>
+        <w:rPr>
+          <w:rFonts w:ascii="Roboto Mono" w:eastAsia="Arial" w:hAnsi="Roboto Mono" w:cs="Arial"/>
+          <w:kern w:val="0"/>
+          <w:sz w:val="22"/>
+          <w:szCs w:val="22"/>
+          <w:lang w:val="en"/>
+          <w14:ligatures w14:val="none"/>
+        </w:rPr>
+      </w:pPr>
+      <w:r>
+        <w:rPr>
+          <w:rFonts w:ascii="Roboto Mono" w:eastAsia="Arial" w:hAnsi="Roboto Mono" w:cs="Arial"/>
           <w:b/>
           <w:bCs/>
+          <w:kern w:val="0"/>
+          <w:sz w:val="22"/>
+          <w:szCs w:val="22"/>
+          <w:lang w:val="en"/>
+          <w14:ligatures w14:val="none"/>
         </w:rPr>
         <w:t>IPv4 example</w:t>
       </w:r>
       <w:r>
         <w:rPr>
-          <w:rFonts w:ascii="Roboto Mono" w:hAnsi="Roboto Mono"/>
+          <w:rFonts w:ascii="Roboto Mono" w:eastAsia="Arial" w:hAnsi="Roboto Mono" w:cs="Arial"/>
+          <w:kern w:val="0"/>
+          <w:sz w:val="22"/>
+          <w:szCs w:val="22"/>
+          <w:lang w:val="en"/>
+          <w14:ligatures w14:val="none"/>
         </w:rPr>
         <w:t xml:space="preserve">: </w:t>
       </w:r>
@@ -1985,13 +3043,23 @@
         <w:rPr>
           <w:rFonts w:ascii="Roboto Mono" w:eastAsia="Nova Mono" w:hAnsi="Roboto Mono" w:cs="Nova Mono"/>
           <w:color w:val="188038"/>
+          <w:kern w:val="0"/>
+          <w:sz w:val="22"/>
+          <w:szCs w:val="22"/>
+          <w:lang w:val="en"/>
+          <w14:ligatures w14:val="none"/>
         </w:rPr>
         <w:t xml:space="preserve">192.168.1.10 </w:t>
       </w:r>
       <w:r>
         <w:rPr>
-          <w:rFonts w:eastAsia="Nova Mono"/>
+          <w:rFonts w:ascii="Arial" w:eastAsia="Nova Mono" w:hAnsi="Arial" w:cs="Arial"/>
           <w:color w:val="188038"/>
+          <w:kern w:val="0"/>
+          <w:sz w:val="22"/>
+          <w:szCs w:val="22"/>
+          <w:lang w:val="en"/>
+          <w14:ligatures w14:val="none"/>
         </w:rPr>
         <w:t>→</w:t>
       </w:r>
@@ -1999,6 +3067,11 @@
         <w:rPr>
           <w:rFonts w:ascii="Roboto Mono" w:eastAsia="Nova Mono" w:hAnsi="Roboto Mono" w:cs="Nova Mono"/>
           <w:color w:val="188038"/>
+          <w:kern w:val="0"/>
+          <w:sz w:val="22"/>
+          <w:szCs w:val="22"/>
+          <w:lang w:val="en"/>
+          <w14:ligatures w14:val="none"/>
         </w:rPr>
         <w:t xml:space="preserve"> 192.168.1.20</w:t>
       </w:r>
@@ -2006,6 +3079,11 @@
         <w:rPr>
           <w:rFonts w:ascii="Roboto Mono" w:eastAsia="Nova Mono" w:hAnsi="Roboto Mono" w:cs="Nova Mono"/>
           <w:color w:val="188038"/>
+          <w:kern w:val="0"/>
+          <w:sz w:val="22"/>
+          <w:szCs w:val="22"/>
+          <w:lang w:val="en"/>
+          <w14:ligatures w14:val="none"/>
         </w:rPr>
         <w:br/>
       </w:r>
@@ -2016,21 +3094,37 @@
           <w:ilvl w:val="0"/>
           <w:numId w:val="3"/>
         </w:numPr>
-        <w:rPr>
-          <w:rFonts w:ascii="Roboto Mono" w:hAnsi="Roboto Mono"/>
-        </w:rPr>
-      </w:pPr>
-      <w:r>
-        <w:rPr>
-          <w:rFonts w:ascii="Roboto Mono" w:hAnsi="Roboto Mono"/>
+        <w:spacing w:after="0" w:line="276" w:lineRule="auto"/>
+        <w:rPr>
+          <w:rFonts w:ascii="Roboto Mono" w:eastAsia="Arial" w:hAnsi="Roboto Mono" w:cs="Arial"/>
+          <w:kern w:val="0"/>
+          <w:sz w:val="22"/>
+          <w:szCs w:val="22"/>
+          <w:lang w:val="en"/>
+          <w14:ligatures w14:val="none"/>
+        </w:rPr>
+      </w:pPr>
+      <w:r>
+        <w:rPr>
+          <w:rFonts w:ascii="Roboto Mono" w:eastAsia="Arial" w:hAnsi="Roboto Mono" w:cs="Arial"/>
           <w:b/>
           <w:bCs/>
+          <w:kern w:val="0"/>
+          <w:sz w:val="22"/>
+          <w:szCs w:val="22"/>
+          <w:lang w:val="en"/>
+          <w14:ligatures w14:val="none"/>
         </w:rPr>
         <w:t>IPv6 example</w:t>
       </w:r>
       <w:r>
         <w:rPr>
-          <w:rFonts w:ascii="Roboto Mono" w:hAnsi="Roboto Mono"/>
+          <w:rFonts w:ascii="Roboto Mono" w:eastAsia="Arial" w:hAnsi="Roboto Mono" w:cs="Arial"/>
+          <w:kern w:val="0"/>
+          <w:sz w:val="22"/>
+          <w:szCs w:val="22"/>
+          <w:lang w:val="en"/>
+          <w14:ligatures w14:val="none"/>
         </w:rPr>
         <w:t xml:space="preserve">: </w:t>
       </w:r>
@@ -2038,13 +3132,23 @@
         <w:rPr>
           <w:rFonts w:ascii="Roboto Mono" w:eastAsia="Nova Mono" w:hAnsi="Roboto Mono" w:cs="Nova Mono"/>
           <w:color w:val="188038"/>
+          <w:kern w:val="0"/>
+          <w:sz w:val="22"/>
+          <w:szCs w:val="22"/>
+          <w:lang w:val="en"/>
+          <w14:ligatures w14:val="none"/>
         </w:rPr>
         <w:t xml:space="preserve">fe80::1 </w:t>
       </w:r>
       <w:r>
         <w:rPr>
-          <w:rFonts w:eastAsia="Nova Mono"/>
+          <w:rFonts w:ascii="Arial" w:eastAsia="Nova Mono" w:hAnsi="Arial" w:cs="Arial"/>
           <w:color w:val="188038"/>
+          <w:kern w:val="0"/>
+          <w:sz w:val="22"/>
+          <w:szCs w:val="22"/>
+          <w:lang w:val="en"/>
+          <w14:ligatures w14:val="none"/>
         </w:rPr>
         <w:t>→</w:t>
       </w:r>
@@ -2052,6 +3156,11 @@
         <w:rPr>
           <w:rFonts w:ascii="Roboto Mono" w:eastAsia="Nova Mono" w:hAnsi="Roboto Mono" w:cs="Nova Mono"/>
           <w:color w:val="188038"/>
+          <w:kern w:val="0"/>
+          <w:sz w:val="22"/>
+          <w:szCs w:val="22"/>
+          <w:lang w:val="en"/>
+          <w14:ligatures w14:val="none"/>
         </w:rPr>
         <w:t xml:space="preserve"> fe80::2</w:t>
       </w:r>
@@ -2059,6 +3168,11 @@
         <w:rPr>
           <w:rFonts w:ascii="Roboto Mono" w:eastAsia="Nova Mono" w:hAnsi="Roboto Mono" w:cs="Nova Mono"/>
           <w:color w:val="188038"/>
+          <w:kern w:val="0"/>
+          <w:sz w:val="22"/>
+          <w:szCs w:val="22"/>
+          <w:lang w:val="en"/>
+          <w14:ligatures w14:val="none"/>
         </w:rPr>
         <w:br/>
       </w:r>
@@ -2069,125 +3183,222 @@
           <w:ilvl w:val="0"/>
           <w:numId w:val="3"/>
         </w:numPr>
-        <w:spacing w:after="240"/>
-      </w:pPr>
-      <w:r>
-        <w:rPr>
-          <w:rFonts w:ascii="Roboto Mono" w:hAnsi="Roboto Mono"/>
+        <w:spacing w:after="240" w:line="276" w:lineRule="auto"/>
+        <w:rPr>
+          <w:rFonts w:ascii="Arial" w:eastAsia="Arial" w:hAnsi="Arial" w:cs="Arial"/>
+          <w:kern w:val="0"/>
+          <w:sz w:val="22"/>
+          <w:szCs w:val="22"/>
+          <w:lang w:val="en"/>
+          <w14:ligatures w14:val="none"/>
+        </w:rPr>
+      </w:pPr>
+      <w:r>
+        <w:rPr>
+          <w:rFonts w:ascii="Roboto Mono" w:eastAsia="Arial" w:hAnsi="Roboto Mono" w:cs="Arial"/>
           <w:b/>
           <w:bCs/>
+          <w:kern w:val="0"/>
+          <w:sz w:val="22"/>
+          <w:szCs w:val="22"/>
+          <w:lang w:val="en"/>
+          <w14:ligatures w14:val="none"/>
         </w:rPr>
         <w:t>Routing</w:t>
       </w:r>
       <w:r>
         <w:rPr>
-          <w:rFonts w:ascii="Roboto Mono" w:hAnsi="Roboto Mono"/>
+          <w:rFonts w:ascii="Roboto Mono" w:eastAsia="Arial" w:hAnsi="Roboto Mono" w:cs="Arial"/>
+          <w:kern w:val="0"/>
+          <w:sz w:val="22"/>
+          <w:szCs w:val="22"/>
+          <w:lang w:val="en"/>
+          <w14:ligatures w14:val="none"/>
         </w:rPr>
         <w:t>: Each unicast packet has a single destination, and routers forward accordingly</w:t>
       </w:r>
     </w:p>
     <w:p>
-      <w:r>
-        <w:pict w14:anchorId="7A01FC6C">
+      <w:pPr>
+        <w:spacing w:after="0" w:line="276" w:lineRule="auto"/>
+        <w:rPr>
+          <w:rFonts w:ascii="Arial" w:eastAsia="Arial" w:hAnsi="Arial" w:cs="Arial"/>
+          <w:kern w:val="0"/>
+          <w:sz w:val="22"/>
+          <w:szCs w:val="22"/>
+          <w:lang w:val="en"/>
+          <w14:ligatures w14:val="none"/>
+        </w:rPr>
+      </w:pPr>
+      <w:r>
+        <w:rPr>
+          <w:rFonts w:ascii="Arial" w:eastAsia="Arial" w:hAnsi="Arial" w:cs="Arial"/>
+          <w:kern w:val="0"/>
+          <w:sz w:val="22"/>
+          <w:szCs w:val="22"/>
+          <w:lang w:val="en"/>
+          <w14:ligatures w14:val="none"/>
+        </w:rPr>
+        <w:pict w14:anchorId="7F7DDEE3">
           <v:rect id="_x0000_i1032" style="width:0;height:1.5pt" o:hralign="center" o:hrstd="t" o:hr="t" fillcolor="#a0a0a0" stroked="f"/>
         </w:pict>
       </w:r>
     </w:p>
     <w:p>
       <w:pPr>
-        <w:pStyle w:val="Heading2"/>
-        <w:keepNext w:val="0"/>
-        <w:keepLines w:val="0"/>
-        <w:spacing w:before="280"/>
+        <w:spacing w:before="280" w:after="80" w:line="276" w:lineRule="auto"/>
+        <w:outlineLvl w:val="1"/>
+        <w:rPr>
+          <w:rFonts w:asciiTheme="majorHAnsi" w:eastAsiaTheme="majorEastAsia" w:hAnsiTheme="majorHAnsi" w:cstheme="majorBidi"/>
+          <w:color w:val="2F5496" w:themeColor="accent1" w:themeShade="BF"/>
+          <w:kern w:val="0"/>
+          <w:sz w:val="32"/>
+          <w:szCs w:val="32"/>
+          <w:lang w:val="en"/>
+          <w14:ligatures w14:val="none"/>
+        </w:rPr>
       </w:pPr>
       <w:bookmarkStart w:id="9" w:name="_o5zxtsgiygzp" w:colFirst="0" w:colLast="0"/>
       <w:bookmarkEnd w:id="9"/>
       <w:r>
-        <w:t>📋 Comparison Table</w:t>
+        <w:rPr>
+          <w:rFonts w:ascii="Segoe UI Emoji" w:eastAsiaTheme="majorEastAsia" w:hAnsi="Segoe UI Emoji" w:cs="Segoe UI Emoji"/>
+          <w:color w:val="2F5496" w:themeColor="accent1" w:themeShade="BF"/>
+          <w:kern w:val="0"/>
+          <w:sz w:val="32"/>
+          <w:szCs w:val="32"/>
+          <w:lang w:val="en"/>
+          <w14:ligatures w14:val="none"/>
+        </w:rPr>
+        <w:t>📋</w:t>
+      </w:r>
+      <w:r>
+        <w:rPr>
+          <w:rFonts w:asciiTheme="majorHAnsi" w:eastAsiaTheme="majorEastAsia" w:hAnsiTheme="majorHAnsi" w:cstheme="majorBidi"/>
+          <w:color w:val="2F5496" w:themeColor="accent1" w:themeShade="BF"/>
+          <w:kern w:val="0"/>
+          <w:sz w:val="32"/>
+          <w:szCs w:val="32"/>
+          <w:lang w:val="en"/>
+          <w14:ligatures w14:val="none"/>
+        </w:rPr>
+        <w:t xml:space="preserve"> Comparison Table</w:t>
       </w:r>
     </w:p>
     <w:p>
       <w:pPr>
-        <w:rPr>
-          <w:rFonts w:ascii="Roboto Mono" w:hAnsi="Roboto Mono"/>
-        </w:rPr>
-      </w:pPr>
-      <w:r>
-        <w:rPr>
-          <w:rFonts w:ascii="Arial" w:hAnsi="Arial" w:eastAsia="Arial"/>
-          <w:b/>
-          <w:sz w:val="22"/>
+        <w:spacing w:after="0" w:line="276" w:lineRule="auto"/>
+        <w:rPr>
+          <w:rFonts w:ascii="Roboto Mono" w:eastAsia="Arial" w:hAnsi="Roboto Mono" w:cs="Arial"/>
+          <w:kern w:val="0"/>
+          <w:sz w:val="22"/>
+          <w:szCs w:val="22"/>
+          <w:lang w:val="en"/>
+          <w14:ligatures w14:val="none"/>
+        </w:rPr>
+      </w:pPr>
+      <w:r>
+        <w:rPr>
+          <w:rFonts w:ascii="Arial" w:eastAsia="Arial" w:hAnsi="Arial" w:cs="Arial"/>
+          <w:b/>
+          <w:kern w:val="0"/>
+          <w:sz w:val="22"/>
+          <w:szCs w:val="22"/>
           <w:shd w:val="clear" w:color="auto" w:fill="B7B7B7"/>
+          <w:lang w:val="en"/>
+          <w14:ligatures w14:val="none"/>
         </w:rPr>
         <w:t># Source</w:t>
       </w:r>
       <w:r>
         <w:rPr>
-          <w:rFonts w:ascii="Arial" w:hAnsi="Arial" w:eastAsia="Arial"/>
-          <w:sz w:val="22"/>
+          <w:rFonts w:ascii="Arial" w:eastAsia="Arial" w:hAnsi="Arial" w:cs="Arial"/>
+          <w:kern w:val="0"/>
+          <w:sz w:val="22"/>
+          <w:szCs w:val="22"/>
           <w:shd w:val="clear" w:color="auto" w:fill="B7B7B7"/>
+          <w:lang w:val="en"/>
+          <w14:ligatures w14:val="none"/>
         </w:rPr>
         <w:t xml:space="preserve">: </w:t>
       </w:r>
-      <w:proofErr w:type="spellStart"/>
-      <w:r>
-        <w:rPr>
-          <w:rFonts w:ascii="Arial" w:hAnsi="Arial" w:eastAsia="Arial"/>
-          <w:b/>
-          <w:sz w:val="22"/>
+      <w:r>
+        <w:rPr>
+          <w:rFonts w:ascii="Arial" w:eastAsia="Arial" w:hAnsi="Arial" w:cs="Arial"/>
+          <w:b/>
+          <w:kern w:val="0"/>
+          <w:sz w:val="22"/>
+          <w:szCs w:val="22"/>
           <w:shd w:val="clear" w:color="auto" w:fill="B7B7B7"/>
-        </w:rPr>
-        <w:t>Chatgpt</w:t>
-      </w:r>
-      <w:proofErr w:type="spellEnd"/>
-      <w:r>
-        <w:rPr>
-          <w:rFonts w:ascii="Arial" w:hAnsi="Arial" w:eastAsia="Arial"/>
-          <w:b/>
-          <w:sz w:val="22"/>
-          <w:shd w:val="clear" w:color="auto" w:fill="B7B7B7"/>
-        </w:rPr>
-        <w:t xml:space="preserve"> </w:t>
-      </w:r>
-      <w:r>
-        <w:rPr>
-          <w:rFonts w:ascii="Arial" w:hAnsi="Arial" w:eastAsia="Arial"/>
-          <w:b/>
+          <w:lang w:val="en"/>
+          <w14:ligatures w14:val="none"/>
+        </w:rPr>
+        <w:t xml:space="preserve">Chatgpt </w:t>
+      </w:r>
+      <w:r>
+        <w:rPr>
+          <w:rFonts w:ascii="Arial" w:eastAsia="Arial" w:hAnsi="Arial" w:cs="Arial"/>
+          <w:b/>
+          <w:kern w:val="0"/>
           <w:sz w:val="22"/>
           <w:szCs w:val="14"/>
           <w:shd w:val="clear" w:color="auto" w:fill="B7B7B7"/>
+          <w:lang w:val="en"/>
+          <w14:ligatures w14:val="none"/>
         </w:rPr>
         <w:t>(GPT</w:t>
       </w:r>
       <w:r>
         <w:rPr>
-          <w:rFonts w:ascii="Arial" w:hAnsi="Arial" w:cs="Cambria Math" w:eastAsia="Arial"/>
-          <w:b/>
+          <w:rFonts w:ascii="Cambria Math" w:eastAsia="Arial" w:hAnsi="Cambria Math" w:cs="Cambria Math"/>
+          <w:b/>
+          <w:kern w:val="0"/>
           <w:sz w:val="22"/>
           <w:szCs w:val="14"/>
           <w:shd w:val="clear" w:color="auto" w:fill="B7B7B7"/>
+          <w:lang w:val="en"/>
+          <w14:ligatures w14:val="none"/>
         </w:rPr>
         <w:t>‑</w:t>
       </w:r>
       <w:r>
         <w:rPr>
-          <w:rFonts w:ascii="Arial" w:hAnsi="Arial" w:eastAsia="Arial"/>
-          <w:b/>
+          <w:rFonts w:ascii="Arial" w:eastAsia="Arial" w:hAnsi="Arial" w:cs="Arial"/>
+          <w:b/>
+          <w:kern w:val="0"/>
           <w:sz w:val="22"/>
           <w:szCs w:val="14"/>
           <w:shd w:val="clear" w:color="auto" w:fill="B7B7B7"/>
+          <w:lang w:val="en"/>
+          <w14:ligatures w14:val="none"/>
         </w:rPr>
         <w:t>5 Mini) at [12/9/2025]</w:t>
       </w:r>
     </w:p>
     <w:p>
-      <w:r>
-        <w:rPr>
+      <w:pPr>
+        <w:spacing w:after="0" w:line="276" w:lineRule="auto"/>
+        <w:rPr>
+          <w:rFonts w:ascii="Arial" w:eastAsia="Arial" w:hAnsi="Arial" w:cs="Arial"/>
+          <w:kern w:val="0"/>
+          <w:sz w:val="22"/>
+          <w:szCs w:val="22"/>
+          <w:lang w:val="en"/>
+          <w14:ligatures w14:val="none"/>
+        </w:rPr>
+      </w:pPr>
+      <w:r>
+        <w:rPr>
+          <w:rFonts w:ascii="Arial" w:eastAsia="Arial" w:hAnsi="Arial" w:cs="Arial"/>
           <w:noProof/>
-        </w:rPr>
-        <w:lastRenderedPageBreak/>
+          <w:kern w:val="0"/>
+          <w:sz w:val="22"/>
+          <w:szCs w:val="22"/>
+          <w:lang w:val="en"/>
+          <w14:ligatures w14:val="none"/>
+        </w:rPr>
         <w:drawing>
-          <wp:inline distT="114300" distB="114300" distL="114300" distR="114300" wp14:anchorId="23721979" wp14:editId="6B47FE70">
+          <wp:inline distT="114300" distB="114300" distL="114300" distR="114300" wp14:anchorId="3DC10CCB" wp14:editId="32149A18">
             <wp:extent cx="5943600" cy="1257300"/>
             <wp:effectExtent l="0" t="0" r="0" b="0"/>
             <wp:docPr id="3" name="image3.png"/>
@@ -2265,16 +3476,27 @@
           </w:tcPr>
           <w:p>
             <w:pPr>
+              <w:spacing w:after="0" w:line="276" w:lineRule="auto"/>
               <w:jc w:val="center"/>
               <w:rPr>
-                <w:rFonts w:ascii="Roboto Mono" w:hAnsi="Roboto Mono"/>
+                <w:rFonts w:ascii="Roboto Mono" w:eastAsia="Arial" w:hAnsi="Roboto Mono" w:cs="Arial"/>
+                <w:kern w:val="0"/>
+                <w:sz w:val="22"/>
+                <w:szCs w:val="22"/>
+                <w:lang w:val="en"/>
+                <w14:ligatures w14:val="none"/>
               </w:rPr>
             </w:pPr>
             <w:r>
               <w:rPr>
-                <w:rFonts w:ascii="Roboto Mono" w:hAnsi="Roboto Mono"/>
+                <w:rFonts w:ascii="Roboto Mono" w:eastAsia="Arial" w:hAnsi="Roboto Mono" w:cs="Arial"/>
                 <w:b/>
                 <w:bCs/>
+                <w:kern w:val="0"/>
+                <w:sz w:val="22"/>
+                <w:szCs w:val="22"/>
+                <w:lang w:val="en"/>
+                <w14:ligatures w14:val="none"/>
               </w:rPr>
               <w:t>Mode</w:t>
             </w:r>
@@ -2298,16 +3520,27 @@
           </w:tcPr>
           <w:p>
             <w:pPr>
+              <w:spacing w:after="0" w:line="276" w:lineRule="auto"/>
               <w:jc w:val="center"/>
               <w:rPr>
-                <w:rFonts w:ascii="Roboto Mono" w:hAnsi="Roboto Mono"/>
+                <w:rFonts w:ascii="Roboto Mono" w:eastAsia="Arial" w:hAnsi="Roboto Mono" w:cs="Arial"/>
+                <w:kern w:val="0"/>
+                <w:sz w:val="22"/>
+                <w:szCs w:val="22"/>
+                <w:lang w:val="en"/>
+                <w14:ligatures w14:val="none"/>
               </w:rPr>
             </w:pPr>
             <w:r>
               <w:rPr>
-                <w:rFonts w:ascii="Roboto Mono" w:hAnsi="Roboto Mono"/>
+                <w:rFonts w:ascii="Roboto Mono" w:eastAsia="Arial" w:hAnsi="Roboto Mono" w:cs="Arial"/>
                 <w:b/>
                 <w:bCs/>
+                <w:kern w:val="0"/>
+                <w:sz w:val="22"/>
+                <w:szCs w:val="22"/>
+                <w:lang w:val="en"/>
+                <w14:ligatures w14:val="none"/>
               </w:rPr>
               <w:t>Type</w:t>
             </w:r>
@@ -2331,16 +3564,27 @@
           </w:tcPr>
           <w:p>
             <w:pPr>
+              <w:spacing w:after="0" w:line="276" w:lineRule="auto"/>
               <w:jc w:val="center"/>
               <w:rPr>
-                <w:rFonts w:ascii="Roboto Mono" w:hAnsi="Roboto Mono"/>
+                <w:rFonts w:ascii="Roboto Mono" w:eastAsia="Arial" w:hAnsi="Roboto Mono" w:cs="Arial"/>
+                <w:kern w:val="0"/>
+                <w:sz w:val="22"/>
+                <w:szCs w:val="22"/>
+                <w:lang w:val="en"/>
+                <w14:ligatures w14:val="none"/>
               </w:rPr>
             </w:pPr>
             <w:r>
               <w:rPr>
-                <w:rFonts w:ascii="Roboto Mono" w:hAnsi="Roboto Mono"/>
+                <w:rFonts w:ascii="Roboto Mono" w:eastAsia="Arial" w:hAnsi="Roboto Mono" w:cs="Arial"/>
                 <w:b/>
                 <w:bCs/>
+                <w:kern w:val="0"/>
+                <w:sz w:val="22"/>
+                <w:szCs w:val="22"/>
+                <w:lang w:val="en"/>
+                <w14:ligatures w14:val="none"/>
               </w:rPr>
               <w:t>Sent To</w:t>
             </w:r>
@@ -2364,16 +3608,27 @@
           </w:tcPr>
           <w:p>
             <w:pPr>
+              <w:spacing w:after="0" w:line="276" w:lineRule="auto"/>
               <w:jc w:val="center"/>
               <w:rPr>
-                <w:rFonts w:ascii="Roboto Mono" w:hAnsi="Roboto Mono"/>
+                <w:rFonts w:ascii="Roboto Mono" w:eastAsia="Arial" w:hAnsi="Roboto Mono" w:cs="Arial"/>
+                <w:kern w:val="0"/>
+                <w:sz w:val="22"/>
+                <w:szCs w:val="22"/>
+                <w:lang w:val="en"/>
+                <w14:ligatures w14:val="none"/>
               </w:rPr>
             </w:pPr>
             <w:r>
               <w:rPr>
-                <w:rFonts w:ascii="Roboto Mono" w:hAnsi="Roboto Mono"/>
+                <w:rFonts w:ascii="Roboto Mono" w:eastAsia="Arial" w:hAnsi="Roboto Mono" w:cs="Arial"/>
                 <w:b/>
                 <w:bCs/>
+                <w:kern w:val="0"/>
+                <w:sz w:val="22"/>
+                <w:szCs w:val="22"/>
+                <w:lang w:val="en"/>
+                <w14:ligatures w14:val="none"/>
               </w:rPr>
               <w:t>Use Case</w:t>
             </w:r>
@@ -2402,15 +3657,26 @@
           </w:tcPr>
           <w:p>
             <w:pPr>
-              <w:rPr>
-                <w:rFonts w:ascii="Roboto Mono" w:hAnsi="Roboto Mono"/>
+              <w:spacing w:after="0" w:line="276" w:lineRule="auto"/>
+              <w:rPr>
+                <w:rFonts w:ascii="Roboto Mono" w:eastAsia="Arial" w:hAnsi="Roboto Mono" w:cs="Arial"/>
+                <w:kern w:val="0"/>
+                <w:sz w:val="22"/>
+                <w:szCs w:val="22"/>
+                <w:lang w:val="en"/>
+                <w14:ligatures w14:val="none"/>
               </w:rPr>
             </w:pPr>
             <w:r>
               <w:rPr>
-                <w:rFonts w:ascii="Roboto Mono" w:hAnsi="Roboto Mono"/>
+                <w:rFonts w:ascii="Roboto Mono" w:eastAsia="Arial" w:hAnsi="Roboto Mono" w:cs="Arial"/>
                 <w:b/>
                 <w:bCs/>
+                <w:kern w:val="0"/>
+                <w:sz w:val="22"/>
+                <w:szCs w:val="22"/>
+                <w:lang w:val="en"/>
+                <w14:ligatures w14:val="none"/>
               </w:rPr>
               <w:t>Unicast</w:t>
             </w:r>
@@ -2434,13 +3700,24 @@
           </w:tcPr>
           <w:p>
             <w:pPr>
-              <w:rPr>
-                <w:rFonts w:ascii="Roboto Mono" w:hAnsi="Roboto Mono"/>
+              <w:spacing w:after="0" w:line="276" w:lineRule="auto"/>
+              <w:rPr>
+                <w:rFonts w:ascii="Roboto Mono" w:eastAsia="Arial" w:hAnsi="Roboto Mono" w:cs="Arial"/>
+                <w:kern w:val="0"/>
+                <w:sz w:val="22"/>
+                <w:szCs w:val="22"/>
+                <w:lang w:val="en"/>
+                <w14:ligatures w14:val="none"/>
               </w:rPr>
             </w:pPr>
             <w:r>
               <w:rPr>
-                <w:rFonts w:ascii="Roboto Mono" w:hAnsi="Roboto Mono"/>
+                <w:rFonts w:ascii="Roboto Mono" w:eastAsia="Arial" w:hAnsi="Roboto Mono" w:cs="Arial"/>
+                <w:kern w:val="0"/>
+                <w:sz w:val="22"/>
+                <w:szCs w:val="22"/>
+                <w:lang w:val="en"/>
+                <w14:ligatures w14:val="none"/>
               </w:rPr>
               <w:t>One-to-One</w:t>
             </w:r>
@@ -2464,13 +3741,24 @@
           </w:tcPr>
           <w:p>
             <w:pPr>
-              <w:rPr>
-                <w:rFonts w:ascii="Roboto Mono" w:hAnsi="Roboto Mono"/>
+              <w:spacing w:after="0" w:line="276" w:lineRule="auto"/>
+              <w:rPr>
+                <w:rFonts w:ascii="Roboto Mono" w:eastAsia="Arial" w:hAnsi="Roboto Mono" w:cs="Arial"/>
+                <w:kern w:val="0"/>
+                <w:sz w:val="22"/>
+                <w:szCs w:val="22"/>
+                <w:lang w:val="en"/>
+                <w14:ligatures w14:val="none"/>
               </w:rPr>
             </w:pPr>
             <w:r>
               <w:rPr>
-                <w:rFonts w:ascii="Roboto Mono" w:hAnsi="Roboto Mono"/>
+                <w:rFonts w:ascii="Roboto Mono" w:eastAsia="Arial" w:hAnsi="Roboto Mono" w:cs="Arial"/>
+                <w:kern w:val="0"/>
+                <w:sz w:val="22"/>
+                <w:szCs w:val="22"/>
+                <w:lang w:val="en"/>
+                <w14:ligatures w14:val="none"/>
               </w:rPr>
               <w:t>Single specific device</w:t>
             </w:r>
@@ -2494,13 +3782,24 @@
           </w:tcPr>
           <w:p>
             <w:pPr>
-              <w:rPr>
-                <w:rFonts w:ascii="Roboto Mono" w:hAnsi="Roboto Mono"/>
+              <w:spacing w:after="0" w:line="276" w:lineRule="auto"/>
+              <w:rPr>
+                <w:rFonts w:ascii="Roboto Mono" w:eastAsia="Arial" w:hAnsi="Roboto Mono" w:cs="Arial"/>
+                <w:kern w:val="0"/>
+                <w:sz w:val="22"/>
+                <w:szCs w:val="22"/>
+                <w:lang w:val="en"/>
+                <w14:ligatures w14:val="none"/>
               </w:rPr>
             </w:pPr>
             <w:r>
               <w:rPr>
-                <w:rFonts w:ascii="Roboto Mono" w:hAnsi="Roboto Mono"/>
+                <w:rFonts w:ascii="Roboto Mono" w:eastAsia="Arial" w:hAnsi="Roboto Mono" w:cs="Arial"/>
+                <w:kern w:val="0"/>
+                <w:sz w:val="22"/>
+                <w:szCs w:val="22"/>
+                <w:lang w:val="en"/>
+                <w14:ligatures w14:val="none"/>
               </w:rPr>
               <w:t>Web browsing, email</w:t>
             </w:r>
@@ -2529,15 +3828,26 @@
           </w:tcPr>
           <w:p>
             <w:pPr>
-              <w:rPr>
-                <w:rFonts w:ascii="Roboto Mono" w:hAnsi="Roboto Mono"/>
+              <w:spacing w:after="0" w:line="276" w:lineRule="auto"/>
+              <w:rPr>
+                <w:rFonts w:ascii="Roboto Mono" w:eastAsia="Arial" w:hAnsi="Roboto Mono" w:cs="Arial"/>
+                <w:kern w:val="0"/>
+                <w:sz w:val="22"/>
+                <w:szCs w:val="22"/>
+                <w:lang w:val="en"/>
+                <w14:ligatures w14:val="none"/>
               </w:rPr>
             </w:pPr>
             <w:r>
               <w:rPr>
-                <w:rFonts w:ascii="Roboto Mono" w:hAnsi="Roboto Mono"/>
+                <w:rFonts w:ascii="Roboto Mono" w:eastAsia="Arial" w:hAnsi="Roboto Mono" w:cs="Arial"/>
                 <w:b/>
                 <w:bCs/>
+                <w:kern w:val="0"/>
+                <w:sz w:val="22"/>
+                <w:szCs w:val="22"/>
+                <w:lang w:val="en"/>
+                <w14:ligatures w14:val="none"/>
               </w:rPr>
               <w:t>Broadcast</w:t>
             </w:r>
@@ -2561,13 +3871,24 @@
           </w:tcPr>
           <w:p>
             <w:pPr>
-              <w:rPr>
-                <w:rFonts w:ascii="Roboto Mono" w:hAnsi="Roboto Mono"/>
+              <w:spacing w:after="0" w:line="276" w:lineRule="auto"/>
+              <w:rPr>
+                <w:rFonts w:ascii="Roboto Mono" w:eastAsia="Arial" w:hAnsi="Roboto Mono" w:cs="Arial"/>
+                <w:kern w:val="0"/>
+                <w:sz w:val="22"/>
+                <w:szCs w:val="22"/>
+                <w:lang w:val="en"/>
+                <w14:ligatures w14:val="none"/>
               </w:rPr>
             </w:pPr>
             <w:r>
               <w:rPr>
-                <w:rFonts w:ascii="Roboto Mono" w:hAnsi="Roboto Mono"/>
+                <w:rFonts w:ascii="Roboto Mono" w:eastAsia="Arial" w:hAnsi="Roboto Mono" w:cs="Arial"/>
+                <w:kern w:val="0"/>
+                <w:sz w:val="22"/>
+                <w:szCs w:val="22"/>
+                <w:lang w:val="en"/>
+                <w14:ligatures w14:val="none"/>
               </w:rPr>
               <w:t>One-to-All</w:t>
             </w:r>
@@ -2591,13 +3912,24 @@
           </w:tcPr>
           <w:p>
             <w:pPr>
-              <w:rPr>
-                <w:rFonts w:ascii="Roboto Mono" w:hAnsi="Roboto Mono"/>
+              <w:spacing w:after="0" w:line="276" w:lineRule="auto"/>
+              <w:rPr>
+                <w:rFonts w:ascii="Roboto Mono" w:eastAsia="Arial" w:hAnsi="Roboto Mono" w:cs="Arial"/>
+                <w:kern w:val="0"/>
+                <w:sz w:val="22"/>
+                <w:szCs w:val="22"/>
+                <w:lang w:val="en"/>
+                <w14:ligatures w14:val="none"/>
               </w:rPr>
             </w:pPr>
             <w:r>
               <w:rPr>
-                <w:rFonts w:ascii="Roboto Mono" w:hAnsi="Roboto Mono"/>
+                <w:rFonts w:ascii="Roboto Mono" w:eastAsia="Arial" w:hAnsi="Roboto Mono" w:cs="Arial"/>
+                <w:kern w:val="0"/>
+                <w:sz w:val="22"/>
+                <w:szCs w:val="22"/>
+                <w:lang w:val="en"/>
+                <w14:ligatures w14:val="none"/>
               </w:rPr>
               <w:t>All devices in a network</w:t>
             </w:r>
@@ -2621,13 +3953,24 @@
           </w:tcPr>
           <w:p>
             <w:pPr>
-              <w:rPr>
-                <w:rFonts w:ascii="Roboto Mono" w:hAnsi="Roboto Mono"/>
+              <w:spacing w:after="0" w:line="276" w:lineRule="auto"/>
+              <w:rPr>
+                <w:rFonts w:ascii="Roboto Mono" w:eastAsia="Arial" w:hAnsi="Roboto Mono" w:cs="Arial"/>
+                <w:kern w:val="0"/>
+                <w:sz w:val="22"/>
+                <w:szCs w:val="22"/>
+                <w:lang w:val="en"/>
+                <w14:ligatures w14:val="none"/>
               </w:rPr>
             </w:pPr>
             <w:r>
               <w:rPr>
-                <w:rFonts w:ascii="Roboto Mono" w:hAnsi="Roboto Mono"/>
+                <w:rFonts w:ascii="Roboto Mono" w:eastAsia="Arial" w:hAnsi="Roboto Mono" w:cs="Arial"/>
+                <w:kern w:val="0"/>
+                <w:sz w:val="22"/>
+                <w:szCs w:val="22"/>
+                <w:lang w:val="en"/>
+                <w14:ligatures w14:val="none"/>
               </w:rPr>
               <w:t>ARP requests, DHCP discovery</w:t>
             </w:r>
@@ -2656,15 +3999,26 @@
           </w:tcPr>
           <w:p>
             <w:pPr>
-              <w:rPr>
-                <w:rFonts w:ascii="Roboto Mono" w:hAnsi="Roboto Mono"/>
+              <w:spacing w:after="0" w:line="276" w:lineRule="auto"/>
+              <w:rPr>
+                <w:rFonts w:ascii="Roboto Mono" w:eastAsia="Arial" w:hAnsi="Roboto Mono" w:cs="Arial"/>
+                <w:kern w:val="0"/>
+                <w:sz w:val="22"/>
+                <w:szCs w:val="22"/>
+                <w:lang w:val="en"/>
+                <w14:ligatures w14:val="none"/>
               </w:rPr>
             </w:pPr>
             <w:r>
               <w:rPr>
-                <w:rFonts w:ascii="Roboto Mono" w:hAnsi="Roboto Mono"/>
+                <w:rFonts w:ascii="Roboto Mono" w:eastAsia="Arial" w:hAnsi="Roboto Mono" w:cs="Arial"/>
                 <w:b/>
                 <w:bCs/>
+                <w:kern w:val="0"/>
+                <w:sz w:val="22"/>
+                <w:szCs w:val="22"/>
+                <w:lang w:val="en"/>
+                <w14:ligatures w14:val="none"/>
               </w:rPr>
               <w:t>Multicast</w:t>
             </w:r>
@@ -2688,13 +4042,24 @@
           </w:tcPr>
           <w:p>
             <w:pPr>
-              <w:rPr>
-                <w:rFonts w:ascii="Roboto Mono" w:hAnsi="Roboto Mono"/>
+              <w:spacing w:after="0" w:line="276" w:lineRule="auto"/>
+              <w:rPr>
+                <w:rFonts w:ascii="Roboto Mono" w:eastAsia="Arial" w:hAnsi="Roboto Mono" w:cs="Arial"/>
+                <w:kern w:val="0"/>
+                <w:sz w:val="22"/>
+                <w:szCs w:val="22"/>
+                <w:lang w:val="en"/>
+                <w14:ligatures w14:val="none"/>
               </w:rPr>
             </w:pPr>
             <w:r>
               <w:rPr>
-                <w:rFonts w:ascii="Roboto Mono" w:hAnsi="Roboto Mono"/>
+                <w:rFonts w:ascii="Roboto Mono" w:eastAsia="Arial" w:hAnsi="Roboto Mono" w:cs="Arial"/>
+                <w:kern w:val="0"/>
+                <w:sz w:val="22"/>
+                <w:szCs w:val="22"/>
+                <w:lang w:val="en"/>
+                <w14:ligatures w14:val="none"/>
               </w:rPr>
               <w:t>One-to-Many</w:t>
             </w:r>
@@ -2718,13 +4083,24 @@
           </w:tcPr>
           <w:p>
             <w:pPr>
-              <w:rPr>
-                <w:rFonts w:ascii="Roboto Mono" w:hAnsi="Roboto Mono"/>
+              <w:spacing w:after="0" w:line="276" w:lineRule="auto"/>
+              <w:rPr>
+                <w:rFonts w:ascii="Roboto Mono" w:eastAsia="Arial" w:hAnsi="Roboto Mono" w:cs="Arial"/>
+                <w:kern w:val="0"/>
+                <w:sz w:val="22"/>
+                <w:szCs w:val="22"/>
+                <w:lang w:val="en"/>
+                <w14:ligatures w14:val="none"/>
               </w:rPr>
             </w:pPr>
             <w:r>
               <w:rPr>
-                <w:rFonts w:ascii="Roboto Mono" w:hAnsi="Roboto Mono"/>
+                <w:rFonts w:ascii="Roboto Mono" w:eastAsia="Arial" w:hAnsi="Roboto Mono" w:cs="Arial"/>
+                <w:kern w:val="0"/>
+                <w:sz w:val="22"/>
+                <w:szCs w:val="22"/>
+                <w:lang w:val="en"/>
+                <w14:ligatures w14:val="none"/>
               </w:rPr>
               <w:t>Subscribed group of devices</w:t>
             </w:r>
@@ -2748,13 +4124,24 @@
           </w:tcPr>
           <w:p>
             <w:pPr>
-              <w:rPr>
-                <w:rFonts w:ascii="Roboto Mono" w:hAnsi="Roboto Mono"/>
+              <w:spacing w:after="0" w:line="276" w:lineRule="auto"/>
+              <w:rPr>
+                <w:rFonts w:ascii="Roboto Mono" w:eastAsia="Arial" w:hAnsi="Roboto Mono" w:cs="Arial"/>
+                <w:kern w:val="0"/>
+                <w:sz w:val="22"/>
+                <w:szCs w:val="22"/>
+                <w:lang w:val="en"/>
+                <w14:ligatures w14:val="none"/>
               </w:rPr>
             </w:pPr>
             <w:r>
               <w:rPr>
-                <w:rFonts w:ascii="Roboto Mono" w:hAnsi="Roboto Mono"/>
+                <w:rFonts w:ascii="Roboto Mono" w:eastAsia="Arial" w:hAnsi="Roboto Mono" w:cs="Arial"/>
+                <w:kern w:val="0"/>
+                <w:sz w:val="22"/>
+                <w:szCs w:val="22"/>
+                <w:lang w:val="en"/>
+                <w14:ligatures w14:val="none"/>
               </w:rPr>
               <w:t>IPTV, live video conferencing</w:t>
             </w:r>
@@ -2763,18 +4150,70 @@
       </w:tr>
     </w:tbl>
     <w:p>
-      <w:r>
-        <w:pict w14:anchorId="393DC507">
+      <w:pPr>
+        <w:spacing w:after="0" w:line="276" w:lineRule="auto"/>
+        <w:rPr>
+          <w:rFonts w:ascii="Arial" w:eastAsia="Arial" w:hAnsi="Arial" w:cs="Arial"/>
+          <w:kern w:val="0"/>
+          <w:sz w:val="22"/>
+          <w:szCs w:val="22"/>
+          <w:lang w:val="en"/>
+          <w14:ligatures w14:val="none"/>
+        </w:rPr>
+      </w:pPr>
+      <w:r>
+        <w:rPr>
+          <w:rFonts w:ascii="Arial" w:eastAsia="Arial" w:hAnsi="Arial" w:cs="Arial"/>
+          <w:kern w:val="0"/>
+          <w:sz w:val="22"/>
+          <w:szCs w:val="22"/>
+          <w:lang w:val="en"/>
+          <w14:ligatures w14:val="none"/>
+        </w:rPr>
+        <w:pict w14:anchorId="1ADCB011">
           <v:rect id="_x0000_i1033" style="width:0;height:1.5pt" o:hralign="center" o:hrstd="t" o:hr="t" fillcolor="#a0a0a0" stroked="f"/>
         </w:pict>
       </w:r>
     </w:p>
     <w:p>
       <w:pPr>
-        <w:spacing w:before="240" w:after="240"/>
+        <w:spacing w:before="240" w:after="240" w:line="276" w:lineRule="auto"/>
+        <w:rPr>
+          <w:rFonts w:ascii="Arial" w:eastAsia="Arial" w:hAnsi="Arial" w:cs="Arial"/>
+          <w:kern w:val="0"/>
+          <w:sz w:val="22"/>
+          <w:szCs w:val="22"/>
+          <w:lang w:val="en"/>
+          <w14:ligatures w14:val="none"/>
+        </w:rPr>
       </w:pPr>
     </w:p>
-    <w:p/>
+    <w:p>
+      <w:pPr>
+        <w:spacing w:after="0" w:line="276" w:lineRule="auto"/>
+        <w:rPr>
+          <w:rFonts w:ascii="Arial" w:eastAsia="Arial" w:hAnsi="Arial" w:cs="Arial"/>
+          <w:kern w:val="0"/>
+          <w:sz w:val="22"/>
+          <w:szCs w:val="22"/>
+          <w:lang w:val="en"/>
+          <w14:ligatures w14:val="none"/>
+        </w:rPr>
+      </w:pPr>
+    </w:p>
+    <w:p>
+      <w:pPr>
+        <w:spacing w:after="0" w:line="276" w:lineRule="auto"/>
+        <w:rPr>
+          <w:rFonts w:ascii="Arial" w:eastAsia="Arial" w:hAnsi="Arial" w:cs="Arial"/>
+          <w:kern w:val="0"/>
+          <w:sz w:val="22"/>
+          <w:szCs w:val="22"/>
+          <w:lang w:val="en"/>
+          <w14:ligatures w14:val="none"/>
+        </w:rPr>
+      </w:pPr>
+    </w:p>
     <w:p/>
     <w:sectPr>
       <w:pgSz w:w="12240" w:h="15840"/>
@@ -3539,18 +4978,6 @@
   <w:style w:type="paragraph" w:default="1" w:styleId="Normal">
     <w:name w:val="Normal"/>
     <w:qFormat/>
-    <w:rsid w:val="005D4E7E"/>
-    <w:pPr>
-      <w:spacing w:after="0" w:line="276" w:lineRule="auto"/>
-    </w:pPr>
-    <w:rPr>
-      <w:rFonts w:ascii="Arial" w:eastAsia="Arial" w:hAnsi="Arial" w:cs="Arial"/>
-      <w:kern w:val="0"/>
-      <w:sz w:val="22"/>
-      <w:szCs w:val="22"/>
-      <w:lang w:val="en"/>
-      <w14:ligatures w14:val="none"/>
-    </w:rPr>
   </w:style>
   <w:style w:type="paragraph" w:styleId="Heading1">
     <w:name w:val="heading 1"/>
@@ -3559,7 +4986,7 @@
     <w:link w:val="Heading1Char"/>
     <w:uiPriority w:val="9"/>
     <w:qFormat/>
-    <w:rsid w:val="00CC50D9"/>
+    <w:rsid w:val="00AF4A4F"/>
     <w:pPr>
       <w:keepNext/>
       <w:keepLines/>
@@ -3579,9 +5006,10 @@
     <w:next w:val="Normal"/>
     <w:link w:val="Heading2Char"/>
     <w:uiPriority w:val="9"/>
+    <w:semiHidden/>
     <w:unhideWhenUsed/>
     <w:qFormat/>
-    <w:rsid w:val="00CC50D9"/>
+    <w:rsid w:val="00AF4A4F"/>
     <w:pPr>
       <w:keepNext/>
       <w:keepLines/>
@@ -3604,7 +5032,7 @@
     <w:semiHidden/>
     <w:unhideWhenUsed/>
     <w:qFormat/>
-    <w:rsid w:val="00CC50D9"/>
+    <w:rsid w:val="00AF4A4F"/>
     <w:pPr>
       <w:keepNext/>
       <w:keepLines/>
@@ -3627,7 +5055,7 @@
     <w:semiHidden/>
     <w:unhideWhenUsed/>
     <w:qFormat/>
-    <w:rsid w:val="00CC50D9"/>
+    <w:rsid w:val="00AF4A4F"/>
     <w:pPr>
       <w:keepNext/>
       <w:keepLines/>
@@ -3650,7 +5078,7 @@
     <w:semiHidden/>
     <w:unhideWhenUsed/>
     <w:qFormat/>
-    <w:rsid w:val="00CC50D9"/>
+    <w:rsid w:val="00AF4A4F"/>
     <w:pPr>
       <w:keepNext/>
       <w:keepLines/>
@@ -3671,11 +5099,11 @@
     <w:semiHidden/>
     <w:unhideWhenUsed/>
     <w:qFormat/>
-    <w:rsid w:val="00CC50D9"/>
+    <w:rsid w:val="00AF4A4F"/>
     <w:pPr>
       <w:keepNext/>
       <w:keepLines/>
-      <w:spacing w:before="40"/>
+      <w:spacing w:before="40" w:after="0"/>
       <w:outlineLvl w:val="5"/>
     </w:pPr>
     <w:rPr>
@@ -3694,11 +5122,11 @@
     <w:semiHidden/>
     <w:unhideWhenUsed/>
     <w:qFormat/>
-    <w:rsid w:val="00CC50D9"/>
+    <w:rsid w:val="00AF4A4F"/>
     <w:pPr>
       <w:keepNext/>
       <w:keepLines/>
-      <w:spacing w:before="40"/>
+      <w:spacing w:before="40" w:after="0"/>
       <w:outlineLvl w:val="6"/>
     </w:pPr>
     <w:rPr>
@@ -3715,10 +5143,11 @@
     <w:semiHidden/>
     <w:unhideWhenUsed/>
     <w:qFormat/>
-    <w:rsid w:val="00CC50D9"/>
+    <w:rsid w:val="00AF4A4F"/>
     <w:pPr>
       <w:keepNext/>
       <w:keepLines/>
+      <w:spacing w:after="0"/>
       <w:outlineLvl w:val="7"/>
     </w:pPr>
     <w:rPr>
@@ -3737,10 +5166,11 @@
     <w:semiHidden/>
     <w:unhideWhenUsed/>
     <w:qFormat/>
-    <w:rsid w:val="00CC50D9"/>
+    <w:rsid w:val="00AF4A4F"/>
     <w:pPr>
       <w:keepNext/>
       <w:keepLines/>
+      <w:spacing w:after="0"/>
       <w:outlineLvl w:val="8"/>
     </w:pPr>
     <w:rPr>
@@ -3780,7 +5210,7 @@
     <w:basedOn w:val="DefaultParagraphFont"/>
     <w:link w:val="Heading1"/>
     <w:uiPriority w:val="9"/>
-    <w:rsid w:val="00CC50D9"/>
+    <w:rsid w:val="00AF4A4F"/>
     <w:rPr>
       <w:rFonts w:asciiTheme="majorHAnsi" w:eastAsiaTheme="majorEastAsia" w:hAnsiTheme="majorHAnsi" w:cstheme="majorBidi"/>
       <w:color w:val="2F5496" w:themeColor="accent1" w:themeShade="BF"/>
@@ -3793,7 +5223,8 @@
     <w:basedOn w:val="DefaultParagraphFont"/>
     <w:link w:val="Heading2"/>
     <w:uiPriority w:val="9"/>
-    <w:rsid w:val="00CC50D9"/>
+    <w:semiHidden/>
+    <w:rsid w:val="00AF4A4F"/>
     <w:rPr>
       <w:rFonts w:asciiTheme="majorHAnsi" w:eastAsiaTheme="majorEastAsia" w:hAnsiTheme="majorHAnsi" w:cstheme="majorBidi"/>
       <w:color w:val="2F5496" w:themeColor="accent1" w:themeShade="BF"/>
@@ -3807,7 +5238,7 @@
     <w:link w:val="Heading3"/>
     <w:uiPriority w:val="9"/>
     <w:semiHidden/>
-    <w:rsid w:val="00CC50D9"/>
+    <w:rsid w:val="00AF4A4F"/>
     <w:rPr>
       <w:rFonts w:eastAsiaTheme="majorEastAsia" w:cstheme="majorBidi"/>
       <w:color w:val="2F5496" w:themeColor="accent1" w:themeShade="BF"/>
@@ -3821,7 +5252,7 @@
     <w:link w:val="Heading4"/>
     <w:uiPriority w:val="9"/>
     <w:semiHidden/>
-    <w:rsid w:val="00CC50D9"/>
+    <w:rsid w:val="00AF4A4F"/>
     <w:rPr>
       <w:rFonts w:eastAsiaTheme="majorEastAsia" w:cstheme="majorBidi"/>
       <w:i/>
@@ -3835,7 +5266,7 @@
     <w:link w:val="Heading5"/>
     <w:uiPriority w:val="9"/>
     <w:semiHidden/>
-    <w:rsid w:val="00CC50D9"/>
+    <w:rsid w:val="00AF4A4F"/>
     <w:rPr>
       <w:rFonts w:eastAsiaTheme="majorEastAsia" w:cstheme="majorBidi"/>
       <w:color w:val="2F5496" w:themeColor="accent1" w:themeShade="BF"/>
@@ -3847,7 +5278,7 @@
     <w:link w:val="Heading6"/>
     <w:uiPriority w:val="9"/>
     <w:semiHidden/>
-    <w:rsid w:val="00CC50D9"/>
+    <w:rsid w:val="00AF4A4F"/>
     <w:rPr>
       <w:rFonts w:eastAsiaTheme="majorEastAsia" w:cstheme="majorBidi"/>
       <w:i/>
@@ -3861,7 +5292,7 @@
     <w:link w:val="Heading7"/>
     <w:uiPriority w:val="9"/>
     <w:semiHidden/>
-    <w:rsid w:val="00CC50D9"/>
+    <w:rsid w:val="00AF4A4F"/>
     <w:rPr>
       <w:rFonts w:eastAsiaTheme="majorEastAsia" w:cstheme="majorBidi"/>
       <w:color w:val="595959" w:themeColor="text1" w:themeTint="A6"/>
@@ -3873,7 +5304,7 @@
     <w:link w:val="Heading8"/>
     <w:uiPriority w:val="9"/>
     <w:semiHidden/>
-    <w:rsid w:val="00CC50D9"/>
+    <w:rsid w:val="00AF4A4F"/>
     <w:rPr>
       <w:rFonts w:eastAsiaTheme="majorEastAsia" w:cstheme="majorBidi"/>
       <w:i/>
@@ -3887,7 +5318,7 @@
     <w:link w:val="Heading9"/>
     <w:uiPriority w:val="9"/>
     <w:semiHidden/>
-    <w:rsid w:val="00CC50D9"/>
+    <w:rsid w:val="00AF4A4F"/>
     <w:rPr>
       <w:rFonts w:eastAsiaTheme="majorEastAsia" w:cstheme="majorBidi"/>
       <w:color w:val="272727" w:themeColor="text1" w:themeTint="D8"/>
@@ -3900,7 +5331,7 @@
     <w:link w:val="TitleChar"/>
     <w:uiPriority w:val="10"/>
     <w:qFormat/>
-    <w:rsid w:val="00CC50D9"/>
+    <w:rsid w:val="00AF4A4F"/>
     <w:pPr>
       <w:spacing w:after="80" w:line="240" w:lineRule="auto"/>
       <w:contextualSpacing/>
@@ -3918,7 +5349,7 @@
     <w:basedOn w:val="DefaultParagraphFont"/>
     <w:link w:val="Title"/>
     <w:uiPriority w:val="10"/>
-    <w:rsid w:val="00CC50D9"/>
+    <w:rsid w:val="00AF4A4F"/>
     <w:rPr>
       <w:rFonts w:asciiTheme="majorHAnsi" w:eastAsiaTheme="majorEastAsia" w:hAnsiTheme="majorHAnsi" w:cstheme="majorBidi"/>
       <w:spacing w:val="-10"/>
@@ -3934,7 +5365,7 @@
     <w:link w:val="SubtitleChar"/>
     <w:uiPriority w:val="11"/>
     <w:qFormat/>
-    <w:rsid w:val="00CC50D9"/>
+    <w:rsid w:val="00AF4A4F"/>
     <w:pPr>
       <w:numPr>
         <w:ilvl w:val="1"/>
@@ -3953,7 +5384,7 @@
     <w:basedOn w:val="DefaultParagraphFont"/>
     <w:link w:val="Subtitle"/>
     <w:uiPriority w:val="11"/>
-    <w:rsid w:val="00CC50D9"/>
+    <w:rsid w:val="00AF4A4F"/>
     <w:rPr>
       <w:rFonts w:eastAsiaTheme="majorEastAsia" w:cstheme="majorBidi"/>
       <w:color w:val="595959" w:themeColor="text1" w:themeTint="A6"/>
@@ -3969,7 +5400,7 @@
     <w:link w:val="QuoteChar"/>
     <w:uiPriority w:val="29"/>
     <w:qFormat/>
-    <w:rsid w:val="00CC50D9"/>
+    <w:rsid w:val="00AF4A4F"/>
     <w:pPr>
       <w:spacing w:before="160"/>
       <w:jc w:val="center"/>
@@ -3985,7 +5416,7 @@
     <w:basedOn w:val="DefaultParagraphFont"/>
     <w:link w:val="Quote"/>
     <w:uiPriority w:val="29"/>
-    <w:rsid w:val="00CC50D9"/>
+    <w:rsid w:val="00AF4A4F"/>
     <w:rPr>
       <w:i/>
       <w:iCs/>
@@ -3997,7 +5428,7 @@
     <w:basedOn w:val="Normal"/>
     <w:uiPriority w:val="34"/>
     <w:qFormat/>
-    <w:rsid w:val="00CC50D9"/>
+    <w:rsid w:val="00AF4A4F"/>
     <w:pPr>
       <w:ind w:left="720"/>
       <w:contextualSpacing/>
@@ -4008,7 +5439,7 @@
     <w:basedOn w:val="DefaultParagraphFont"/>
     <w:uiPriority w:val="21"/>
     <w:qFormat/>
-    <w:rsid w:val="00CC50D9"/>
+    <w:rsid w:val="00AF4A4F"/>
     <w:rPr>
       <w:i/>
       <w:iCs/>
@@ -4022,7 +5453,7 @@
     <w:link w:val="IntenseQuoteChar"/>
     <w:uiPriority w:val="30"/>
     <w:qFormat/>
-    <w:rsid w:val="00CC50D9"/>
+    <w:rsid w:val="00AF4A4F"/>
     <w:pPr>
       <w:pBdr>
         <w:top w:val="single" w:sz="4" w:space="10" w:color="2F5496" w:themeColor="accent1" w:themeShade="BF"/>
@@ -4043,7 +5474,7 @@
     <w:basedOn w:val="DefaultParagraphFont"/>
     <w:link w:val="IntenseQuote"/>
     <w:uiPriority w:val="30"/>
-    <w:rsid w:val="00CC50D9"/>
+    <w:rsid w:val="00AF4A4F"/>
     <w:rPr>
       <w:i/>
       <w:iCs/>
@@ -4055,7 +5486,7 @@
     <w:basedOn w:val="DefaultParagraphFont"/>
     <w:uiPriority w:val="32"/>
     <w:qFormat/>
-    <w:rsid w:val="00CC50D9"/>
+    <w:rsid w:val="00AF4A4F"/>
     <w:rPr>
       <w:b/>
       <w:bCs/>

--- a/Knowledge/3-Work knowledge/1-Software Engineering/1-Software Engineering Fundamentals/5-My Source/1-Network Traffic/1-Types of Network Traffic/4-Unicast.docx
+++ b/Knowledge/3-Work knowledge/1-Software Engineering/1-Software Engineering Fundamentals/5-My Source/1-Network Traffic/1-Types of Network Traffic/4-Unicast.docx
@@ -4,72 +4,39 @@
   <w:body>
     <w:p>
       <w:pPr>
-        <w:keepNext/>
-        <w:keepLines/>
-        <w:spacing w:before="360" w:after="80" w:line="276" w:lineRule="auto"/>
-        <w:outlineLvl w:val="0"/>
-        <w:rPr>
-          <w:rFonts w:asciiTheme="majorHAnsi" w:eastAsiaTheme="majorEastAsia" w:hAnsiTheme="majorHAnsi" w:cstheme="majorBidi"/>
-          <w:color w:val="2F5496" w:themeColor="accent1" w:themeShade="BF"/>
-          <w:kern w:val="0"/>
-          <w:sz w:val="40"/>
-          <w:szCs w:val="40"/>
-          <w:lang w:val="en"/>
-          <w14:ligatures w14:val="none"/>
+        <w:pStyle w:val="Heading1"/>
+        <w:rPr>
+          <w:lang w:val="en"/>
         </w:rPr>
       </w:pPr>
       <w:bookmarkStart w:id="0" w:name="_ec0f5u26g00f" w:colFirst="0" w:colLast="0"/>
       <w:bookmarkEnd w:id="0"/>
       <w:r>
         <w:rPr>
-          <w:rFonts w:asciiTheme="majorHAnsi" w:eastAsiaTheme="majorEastAsia" w:hAnsiTheme="majorHAnsi" w:cstheme="majorBidi"/>
-          <w:color w:val="2F5496" w:themeColor="accent1" w:themeShade="BF"/>
-          <w:kern w:val="0"/>
-          <w:sz w:val="40"/>
-          <w:szCs w:val="40"/>
-          <w:lang w:val="en"/>
-          <w14:ligatures w14:val="none"/>
+          <w:lang w:val="en"/>
         </w:rPr>
         <w:t>Unicast</w:t>
       </w:r>
     </w:p>
     <w:p>
       <w:pPr>
-        <w:spacing w:before="280" w:after="80" w:line="276" w:lineRule="auto"/>
-        <w:outlineLvl w:val="1"/>
-        <w:rPr>
-          <w:rFonts w:asciiTheme="majorHAnsi" w:eastAsiaTheme="majorEastAsia" w:hAnsiTheme="majorHAnsi" w:cstheme="majorBidi"/>
-          <w:color w:val="2F5496" w:themeColor="accent1" w:themeShade="BF"/>
-          <w:kern w:val="0"/>
-          <w:sz w:val="32"/>
-          <w:szCs w:val="32"/>
-          <w:lang w:val="en"/>
-          <w14:ligatures w14:val="none"/>
+        <w:pStyle w:val="Heading2"/>
+        <w:rPr>
+          <w:lang w:val="en"/>
         </w:rPr>
       </w:pPr>
       <w:bookmarkStart w:id="1" w:name="_il6zsatsk4n7" w:colFirst="0" w:colLast="0"/>
       <w:bookmarkEnd w:id="1"/>
       <w:r>
         <w:rPr>
-          <w:rFonts w:ascii="Segoe UI Emoji" w:eastAsiaTheme="majorEastAsia" w:hAnsi="Segoe UI Emoji" w:cs="Segoe UI Emoji"/>
-          <w:color w:val="2F5496" w:themeColor="accent1" w:themeShade="BF"/>
-          <w:kern w:val="0"/>
-          <w:sz w:val="32"/>
-          <w:szCs w:val="32"/>
-          <w:lang w:val="en"/>
-          <w14:ligatures w14:val="none"/>
+          <w:rFonts w:ascii="Segoe UI Emoji" w:hAnsi="Segoe UI Emoji" w:cs="Segoe UI Emoji"/>
+          <w:lang w:val="en"/>
         </w:rPr>
         <w:t>📡</w:t>
       </w:r>
       <w:r>
         <w:rPr>
-          <w:rFonts w:asciiTheme="majorHAnsi" w:eastAsiaTheme="majorEastAsia" w:hAnsiTheme="majorHAnsi" w:cstheme="majorBidi"/>
-          <w:color w:val="2F5496" w:themeColor="accent1" w:themeShade="BF"/>
-          <w:kern w:val="0"/>
-          <w:sz w:val="32"/>
-          <w:szCs w:val="32"/>
-          <w:lang w:val="en"/>
-          <w14:ligatures w14:val="none"/>
+          <w:lang w:val="en"/>
         </w:rPr>
         <w:t xml:space="preserve"> What Is Unicast in Networking?</w:t>
       </w:r>
@@ -111,18 +78,33 @@
         </w:rPr>
         <w:t xml:space="preserve">: </w:t>
       </w:r>
-      <w:r>
-        <w:rPr>
-          <w:rFonts w:ascii="Arial" w:eastAsia="Arial" w:hAnsi="Arial" w:cs="Arial"/>
-          <w:b/>
-          <w:kern w:val="0"/>
-          <w:sz w:val="22"/>
-          <w:szCs w:val="22"/>
-          <w:shd w:val="clear" w:color="auto" w:fill="B7B7B7"/>
-          <w:lang w:val="en"/>
-          <w14:ligatures w14:val="none"/>
-        </w:rPr>
-        <w:t xml:space="preserve">Chatgpt </w:t>
+      <w:proofErr w:type="spellStart"/>
+      <w:r>
+        <w:rPr>
+          <w:rFonts w:ascii="Arial" w:eastAsia="Arial" w:hAnsi="Arial" w:cs="Arial"/>
+          <w:b/>
+          <w:kern w:val="0"/>
+          <w:sz w:val="22"/>
+          <w:szCs w:val="22"/>
+          <w:shd w:val="clear" w:color="auto" w:fill="B7B7B7"/>
+          <w:lang w:val="en"/>
+          <w14:ligatures w14:val="none"/>
+        </w:rPr>
+        <w:t>Chatgpt</w:t>
+      </w:r>
+      <w:proofErr w:type="spellEnd"/>
+      <w:r>
+        <w:rPr>
+          <w:rFonts w:ascii="Arial" w:eastAsia="Arial" w:hAnsi="Arial" w:cs="Arial"/>
+          <w:b/>
+          <w:kern w:val="0"/>
+          <w:sz w:val="22"/>
+          <w:szCs w:val="22"/>
+          <w:shd w:val="clear" w:color="auto" w:fill="B7B7B7"/>
+          <w:lang w:val="en"/>
+          <w14:ligatures w14:val="none"/>
+        </w:rPr>
+        <w:t xml:space="preserve"> </w:t>
       </w:r>
       <w:r>
         <w:rPr>
@@ -277,41 +259,23 @@
     </w:p>
     <w:p>
       <w:pPr>
-        <w:spacing w:before="280" w:after="80" w:line="276" w:lineRule="auto"/>
-        <w:outlineLvl w:val="1"/>
-        <w:rPr>
-          <w:rFonts w:asciiTheme="majorHAnsi" w:eastAsiaTheme="majorEastAsia" w:hAnsiTheme="majorHAnsi" w:cstheme="majorBidi"/>
-          <w:color w:val="2F5496" w:themeColor="accent1" w:themeShade="BF"/>
-          <w:kern w:val="0"/>
-          <w:sz w:val="32"/>
-          <w:szCs w:val="32"/>
-          <w:lang w:val="en"/>
-          <w14:ligatures w14:val="none"/>
+        <w:pStyle w:val="Heading2"/>
+        <w:rPr>
+          <w:lang w:val="en"/>
         </w:rPr>
       </w:pPr>
       <w:bookmarkStart w:id="2" w:name="_64856ea1fk1s" w:colFirst="0" w:colLast="0"/>
       <w:bookmarkEnd w:id="2"/>
       <w:r>
         <w:rPr>
-          <w:rFonts w:ascii="Segoe UI Emoji" w:eastAsiaTheme="majorEastAsia" w:hAnsi="Segoe UI Emoji" w:cs="Segoe UI Emoji"/>
-          <w:color w:val="2F5496" w:themeColor="accent1" w:themeShade="BF"/>
-          <w:kern w:val="0"/>
-          <w:sz w:val="32"/>
-          <w:szCs w:val="32"/>
-          <w:lang w:val="en"/>
-          <w14:ligatures w14:val="none"/>
+          <w:rFonts w:ascii="Segoe UI Emoji" w:hAnsi="Segoe UI Emoji" w:cs="Segoe UI Emoji"/>
+          <w:lang w:val="en"/>
         </w:rPr>
         <w:t>📦</w:t>
       </w:r>
       <w:r>
         <w:rPr>
-          <w:rFonts w:asciiTheme="majorHAnsi" w:eastAsiaTheme="majorEastAsia" w:hAnsiTheme="majorHAnsi" w:cstheme="majorBidi"/>
-          <w:color w:val="2F5496" w:themeColor="accent1" w:themeShade="BF"/>
-          <w:kern w:val="0"/>
-          <w:sz w:val="32"/>
-          <w:szCs w:val="32"/>
-          <w:lang w:val="en"/>
-          <w14:ligatures w14:val="none"/>
+          <w:lang w:val="en"/>
         </w:rPr>
         <w:t xml:space="preserve"> Belongs to:</w:t>
       </w:r>
@@ -353,18 +317,33 @@
         </w:rPr>
         <w:t xml:space="preserve">: </w:t>
       </w:r>
-      <w:r>
-        <w:rPr>
-          <w:rFonts w:ascii="Arial" w:eastAsia="Arial" w:hAnsi="Arial" w:cs="Arial"/>
-          <w:b/>
-          <w:kern w:val="0"/>
-          <w:sz w:val="22"/>
-          <w:szCs w:val="22"/>
-          <w:shd w:val="clear" w:color="auto" w:fill="B7B7B7"/>
-          <w:lang w:val="en"/>
-          <w14:ligatures w14:val="none"/>
-        </w:rPr>
-        <w:t xml:space="preserve">Chatgpt </w:t>
+      <w:proofErr w:type="spellStart"/>
+      <w:r>
+        <w:rPr>
+          <w:rFonts w:ascii="Arial" w:eastAsia="Arial" w:hAnsi="Arial" w:cs="Arial"/>
+          <w:b/>
+          <w:kern w:val="0"/>
+          <w:sz w:val="22"/>
+          <w:szCs w:val="22"/>
+          <w:shd w:val="clear" w:color="auto" w:fill="B7B7B7"/>
+          <w:lang w:val="en"/>
+          <w14:ligatures w14:val="none"/>
+        </w:rPr>
+        <w:t>Chatgpt</w:t>
+      </w:r>
+      <w:proofErr w:type="spellEnd"/>
+      <w:r>
+        <w:rPr>
+          <w:rFonts w:ascii="Arial" w:eastAsia="Arial" w:hAnsi="Arial" w:cs="Arial"/>
+          <w:b/>
+          <w:kern w:val="0"/>
+          <w:sz w:val="22"/>
+          <w:szCs w:val="22"/>
+          <w:shd w:val="clear" w:color="auto" w:fill="B7B7B7"/>
+          <w:lang w:val="en"/>
+          <w14:ligatures w14:val="none"/>
+        </w:rPr>
+        <w:t xml:space="preserve"> </w:t>
       </w:r>
       <w:r>
         <w:rPr>
@@ -557,41 +536,23 @@
     </w:p>
     <w:p>
       <w:pPr>
-        <w:spacing w:before="280" w:after="80" w:line="276" w:lineRule="auto"/>
-        <w:outlineLvl w:val="1"/>
-        <w:rPr>
-          <w:rFonts w:asciiTheme="majorHAnsi" w:eastAsiaTheme="majorEastAsia" w:hAnsiTheme="majorHAnsi" w:cstheme="majorBidi"/>
-          <w:color w:val="2F5496" w:themeColor="accent1" w:themeShade="BF"/>
-          <w:kern w:val="0"/>
-          <w:sz w:val="32"/>
-          <w:szCs w:val="32"/>
-          <w:lang w:val="en"/>
-          <w14:ligatures w14:val="none"/>
+        <w:pStyle w:val="Heading2"/>
+        <w:rPr>
+          <w:lang w:val="en"/>
         </w:rPr>
       </w:pPr>
       <w:bookmarkStart w:id="3" w:name="_rydq0439u0wr" w:colFirst="0" w:colLast="0"/>
       <w:bookmarkEnd w:id="3"/>
       <w:r>
         <w:rPr>
-          <w:rFonts w:ascii="Segoe UI Emoji" w:eastAsiaTheme="majorEastAsia" w:hAnsi="Segoe UI Emoji" w:cs="Segoe UI Emoji"/>
-          <w:color w:val="2F5496" w:themeColor="accent1" w:themeShade="BF"/>
-          <w:kern w:val="0"/>
-          <w:sz w:val="32"/>
-          <w:szCs w:val="32"/>
-          <w:lang w:val="en"/>
-          <w14:ligatures w14:val="none"/>
+          <w:rFonts w:ascii="Segoe UI Emoji" w:hAnsi="Segoe UI Emoji" w:cs="Segoe UI Emoji"/>
+          <w:lang w:val="en"/>
         </w:rPr>
         <w:t>🧠</w:t>
       </w:r>
       <w:r>
         <w:rPr>
-          <w:rFonts w:asciiTheme="majorHAnsi" w:eastAsiaTheme="majorEastAsia" w:hAnsiTheme="majorHAnsi" w:cstheme="majorBidi"/>
-          <w:color w:val="2F5496" w:themeColor="accent1" w:themeShade="BF"/>
-          <w:kern w:val="0"/>
-          <w:sz w:val="32"/>
-          <w:szCs w:val="32"/>
-          <w:lang w:val="en"/>
-          <w14:ligatures w14:val="none"/>
+          <w:lang w:val="en"/>
         </w:rPr>
         <w:t xml:space="preserve"> Definition:</w:t>
       </w:r>
@@ -633,18 +594,33 @@
         </w:rPr>
         <w:t xml:space="preserve">: </w:t>
       </w:r>
-      <w:r>
-        <w:rPr>
-          <w:rFonts w:ascii="Arial" w:eastAsia="Arial" w:hAnsi="Arial" w:cs="Arial"/>
-          <w:b/>
-          <w:kern w:val="0"/>
-          <w:sz w:val="22"/>
-          <w:szCs w:val="22"/>
-          <w:shd w:val="clear" w:color="auto" w:fill="B7B7B7"/>
-          <w:lang w:val="en"/>
-          <w14:ligatures w14:val="none"/>
-        </w:rPr>
-        <w:t xml:space="preserve">Chatgpt </w:t>
+      <w:proofErr w:type="spellStart"/>
+      <w:r>
+        <w:rPr>
+          <w:rFonts w:ascii="Arial" w:eastAsia="Arial" w:hAnsi="Arial" w:cs="Arial"/>
+          <w:b/>
+          <w:kern w:val="0"/>
+          <w:sz w:val="22"/>
+          <w:szCs w:val="22"/>
+          <w:shd w:val="clear" w:color="auto" w:fill="B7B7B7"/>
+          <w:lang w:val="en"/>
+          <w14:ligatures w14:val="none"/>
+        </w:rPr>
+        <w:t>Chatgpt</w:t>
+      </w:r>
+      <w:proofErr w:type="spellEnd"/>
+      <w:r>
+        <w:rPr>
+          <w:rFonts w:ascii="Arial" w:eastAsia="Arial" w:hAnsi="Arial" w:cs="Arial"/>
+          <w:b/>
+          <w:kern w:val="0"/>
+          <w:sz w:val="22"/>
+          <w:szCs w:val="22"/>
+          <w:shd w:val="clear" w:color="auto" w:fill="B7B7B7"/>
+          <w:lang w:val="en"/>
+          <w14:ligatures w14:val="none"/>
+        </w:rPr>
+        <w:t xml:space="preserve"> </w:t>
       </w:r>
       <w:r>
         <w:rPr>
@@ -787,41 +763,23 @@
     </w:p>
     <w:p>
       <w:pPr>
-        <w:spacing w:before="280" w:after="80" w:line="276" w:lineRule="auto"/>
-        <w:outlineLvl w:val="1"/>
-        <w:rPr>
-          <w:rFonts w:asciiTheme="majorHAnsi" w:eastAsiaTheme="majorEastAsia" w:hAnsiTheme="majorHAnsi" w:cstheme="majorBidi"/>
-          <w:color w:val="2F5496" w:themeColor="accent1" w:themeShade="BF"/>
-          <w:kern w:val="0"/>
-          <w:sz w:val="32"/>
-          <w:szCs w:val="32"/>
-          <w:lang w:val="en"/>
-          <w14:ligatures w14:val="none"/>
+        <w:pStyle w:val="Heading2"/>
+        <w:rPr>
+          <w:lang w:val="en"/>
         </w:rPr>
       </w:pPr>
       <w:bookmarkStart w:id="4" w:name="_xdg4tjp6xh3u" w:colFirst="0" w:colLast="0"/>
       <w:bookmarkEnd w:id="4"/>
       <w:r>
         <w:rPr>
-          <w:rFonts w:ascii="Segoe UI Emoji" w:eastAsiaTheme="majorEastAsia" w:hAnsi="Segoe UI Emoji" w:cs="Segoe UI Emoji"/>
-          <w:color w:val="2F5496" w:themeColor="accent1" w:themeShade="BF"/>
-          <w:kern w:val="0"/>
-          <w:sz w:val="32"/>
-          <w:szCs w:val="32"/>
-          <w:lang w:val="en"/>
-          <w14:ligatures w14:val="none"/>
+          <w:rFonts w:ascii="Segoe UI Emoji" w:hAnsi="Segoe UI Emoji" w:cs="Segoe UI Emoji"/>
+          <w:lang w:val="en"/>
         </w:rPr>
         <w:t>📌</w:t>
       </w:r>
       <w:r>
         <w:rPr>
-          <w:rFonts w:asciiTheme="majorHAnsi" w:eastAsiaTheme="majorEastAsia" w:hAnsiTheme="majorHAnsi" w:cstheme="majorBidi"/>
-          <w:color w:val="2F5496" w:themeColor="accent1" w:themeShade="BF"/>
-          <w:kern w:val="0"/>
-          <w:sz w:val="32"/>
-          <w:szCs w:val="32"/>
-          <w:lang w:val="en"/>
-          <w14:ligatures w14:val="none"/>
+          <w:lang w:val="en"/>
         </w:rPr>
         <w:t xml:space="preserve"> Example:</w:t>
       </w:r>
@@ -863,18 +821,33 @@
         </w:rPr>
         <w:t xml:space="preserve">: </w:t>
       </w:r>
-      <w:r>
-        <w:rPr>
-          <w:rFonts w:ascii="Arial" w:eastAsia="Arial" w:hAnsi="Arial" w:cs="Arial"/>
-          <w:b/>
-          <w:kern w:val="0"/>
-          <w:sz w:val="22"/>
-          <w:szCs w:val="22"/>
-          <w:shd w:val="clear" w:color="auto" w:fill="B7B7B7"/>
-          <w:lang w:val="en"/>
-          <w14:ligatures w14:val="none"/>
-        </w:rPr>
-        <w:t xml:space="preserve">Chatgpt </w:t>
+      <w:proofErr w:type="spellStart"/>
+      <w:r>
+        <w:rPr>
+          <w:rFonts w:ascii="Arial" w:eastAsia="Arial" w:hAnsi="Arial" w:cs="Arial"/>
+          <w:b/>
+          <w:kern w:val="0"/>
+          <w:sz w:val="22"/>
+          <w:szCs w:val="22"/>
+          <w:shd w:val="clear" w:color="auto" w:fill="B7B7B7"/>
+          <w:lang w:val="en"/>
+          <w14:ligatures w14:val="none"/>
+        </w:rPr>
+        <w:t>Chatgpt</w:t>
+      </w:r>
+      <w:proofErr w:type="spellEnd"/>
+      <w:r>
+        <w:rPr>
+          <w:rFonts w:ascii="Arial" w:eastAsia="Arial" w:hAnsi="Arial" w:cs="Arial"/>
+          <w:b/>
+          <w:kern w:val="0"/>
+          <w:sz w:val="22"/>
+          <w:szCs w:val="22"/>
+          <w:shd w:val="clear" w:color="auto" w:fill="B7B7B7"/>
+          <w:lang w:val="en"/>
+          <w14:ligatures w14:val="none"/>
+        </w:rPr>
+        <w:t xml:space="preserve"> </w:t>
       </w:r>
       <w:r>
         <w:rPr>
@@ -1127,6 +1100,7 @@
                 <w:lang w:val="en"/>
                 <w14:ligatures w14:val="none"/>
               </w:rPr>
+              <w:lastRenderedPageBreak/>
               <w:t>🌐</w:t>
             </w:r>
             <w:r>
@@ -1409,41 +1383,23 @@
     </w:p>
     <w:p>
       <w:pPr>
-        <w:spacing w:before="280" w:after="80" w:line="276" w:lineRule="auto"/>
-        <w:outlineLvl w:val="1"/>
-        <w:rPr>
-          <w:rFonts w:asciiTheme="majorHAnsi" w:eastAsiaTheme="majorEastAsia" w:hAnsiTheme="majorHAnsi" w:cstheme="majorBidi"/>
-          <w:color w:val="2F5496" w:themeColor="accent1" w:themeShade="BF"/>
-          <w:kern w:val="0"/>
-          <w:sz w:val="32"/>
-          <w:szCs w:val="32"/>
-          <w:lang w:val="en"/>
-          <w14:ligatures w14:val="none"/>
+        <w:pStyle w:val="Heading2"/>
+        <w:rPr>
+          <w:lang w:val="en"/>
         </w:rPr>
       </w:pPr>
       <w:bookmarkStart w:id="5" w:name="_p1e3zsfp3kdv" w:colFirst="0" w:colLast="0"/>
       <w:bookmarkEnd w:id="5"/>
       <w:r>
         <w:rPr>
-          <w:rFonts w:ascii="Segoe UI Symbol" w:eastAsiaTheme="majorEastAsia" w:hAnsi="Segoe UI Symbol" w:cs="Segoe UI Symbol"/>
-          <w:color w:val="2F5496" w:themeColor="accent1" w:themeShade="BF"/>
-          <w:kern w:val="0"/>
-          <w:sz w:val="32"/>
-          <w:szCs w:val="32"/>
-          <w:lang w:val="en"/>
-          <w14:ligatures w14:val="none"/>
+          <w:rFonts w:ascii="Segoe UI Symbol" w:hAnsi="Segoe UI Symbol" w:cs="Segoe UI Symbol"/>
+          <w:lang w:val="en"/>
         </w:rPr>
         <w:t>🗂</w:t>
       </w:r>
       <w:r>
         <w:rPr>
-          <w:rFonts w:asciiTheme="majorHAnsi" w:eastAsiaTheme="majorEastAsia" w:hAnsiTheme="majorHAnsi" w:cstheme="majorBidi"/>
-          <w:color w:val="2F5496" w:themeColor="accent1" w:themeShade="BF"/>
-          <w:kern w:val="0"/>
-          <w:sz w:val="32"/>
-          <w:szCs w:val="32"/>
-          <w:lang w:val="en"/>
-          <w14:ligatures w14:val="none"/>
+          <w:lang w:val="en"/>
         </w:rPr>
         <w:t xml:space="preserve"> Unicast Characteristics:</w:t>
       </w:r>
@@ -1485,18 +1441,33 @@
         </w:rPr>
         <w:t xml:space="preserve">: </w:t>
       </w:r>
-      <w:r>
-        <w:rPr>
-          <w:rFonts w:ascii="Arial" w:eastAsia="Arial" w:hAnsi="Arial" w:cs="Arial"/>
-          <w:b/>
-          <w:kern w:val="0"/>
-          <w:sz w:val="22"/>
-          <w:szCs w:val="22"/>
-          <w:shd w:val="clear" w:color="auto" w:fill="B7B7B7"/>
-          <w:lang w:val="en"/>
-          <w14:ligatures w14:val="none"/>
-        </w:rPr>
-        <w:t xml:space="preserve">Chatgpt </w:t>
+      <w:proofErr w:type="spellStart"/>
+      <w:r>
+        <w:rPr>
+          <w:rFonts w:ascii="Arial" w:eastAsia="Arial" w:hAnsi="Arial" w:cs="Arial"/>
+          <w:b/>
+          <w:kern w:val="0"/>
+          <w:sz w:val="22"/>
+          <w:szCs w:val="22"/>
+          <w:shd w:val="clear" w:color="auto" w:fill="B7B7B7"/>
+          <w:lang w:val="en"/>
+          <w14:ligatures w14:val="none"/>
+        </w:rPr>
+        <w:t>Chatgpt</w:t>
+      </w:r>
+      <w:proofErr w:type="spellEnd"/>
+      <w:r>
+        <w:rPr>
+          <w:rFonts w:ascii="Arial" w:eastAsia="Arial" w:hAnsi="Arial" w:cs="Arial"/>
+          <w:b/>
+          <w:kern w:val="0"/>
+          <w:sz w:val="22"/>
+          <w:szCs w:val="22"/>
+          <w:shd w:val="clear" w:color="auto" w:fill="B7B7B7"/>
+          <w:lang w:val="en"/>
+          <w14:ligatures w14:val="none"/>
+        </w:rPr>
+        <w:t xml:space="preserve"> </w:t>
       </w:r>
       <w:r>
         <w:rPr>
@@ -2208,16 +2179,9 @@
     </w:p>
     <w:p>
       <w:pPr>
-        <w:spacing w:before="280" w:after="80" w:line="276" w:lineRule="auto"/>
-        <w:outlineLvl w:val="1"/>
-        <w:rPr>
-          <w:rFonts w:asciiTheme="majorHAnsi" w:eastAsiaTheme="majorEastAsia" w:hAnsiTheme="majorHAnsi" w:cstheme="majorBidi"/>
-          <w:color w:val="2F5496" w:themeColor="accent1" w:themeShade="BF"/>
-          <w:kern w:val="0"/>
-          <w:sz w:val="32"/>
-          <w:szCs w:val="32"/>
-          <w:lang w:val="en"/>
-          <w14:ligatures w14:val="none"/>
+        <w:pStyle w:val="Heading2"/>
+        <w:rPr>
+          <w:lang w:val="en"/>
         </w:rPr>
       </w:pPr>
       <w:bookmarkStart w:id="6" w:name="_6gwxb6nfzn2h" w:colFirst="0" w:colLast="0"/>
@@ -2225,24 +2189,15 @@
       <w:r>
         <w:rPr>
           <w:rFonts w:ascii="Segoe UI Emoji" w:eastAsia="Arial Unicode MS" w:hAnsi="Segoe UI Emoji" w:cs="Segoe UI Emoji"/>
-          <w:color w:val="2F5496" w:themeColor="accent1" w:themeShade="BF"/>
-          <w:kern w:val="0"/>
-          <w:sz w:val="32"/>
-          <w:szCs w:val="32"/>
-          <w:lang w:val="en"/>
-          <w14:ligatures w14:val="none"/>
-        </w:rPr>
+          <w:lang w:val="en"/>
+        </w:rPr>
+        <w:lastRenderedPageBreak/>
         <w:t>✅</w:t>
       </w:r>
       <w:r>
         <w:rPr>
-          <w:rFonts w:ascii="Arial Unicode MS" w:eastAsia="Arial Unicode MS" w:hAnsi="Arial Unicode MS" w:cs="Arial Unicode MS"/>
-          <w:color w:val="2F5496" w:themeColor="accent1" w:themeShade="BF"/>
-          <w:kern w:val="0"/>
-          <w:sz w:val="32"/>
-          <w:szCs w:val="32"/>
-          <w:lang w:val="en"/>
-          <w14:ligatures w14:val="none"/>
+          <w:rFonts w:eastAsia="Arial Unicode MS"/>
+          <w:lang w:val="en"/>
         </w:rPr>
         <w:t xml:space="preserve"> Advantages</w:t>
       </w:r>
@@ -2284,18 +2239,33 @@
         </w:rPr>
         <w:t xml:space="preserve">: </w:t>
       </w:r>
-      <w:r>
-        <w:rPr>
-          <w:rFonts w:ascii="Arial" w:eastAsia="Arial" w:hAnsi="Arial" w:cs="Arial"/>
-          <w:b/>
-          <w:kern w:val="0"/>
-          <w:sz w:val="22"/>
-          <w:szCs w:val="22"/>
-          <w:shd w:val="clear" w:color="auto" w:fill="B7B7B7"/>
-          <w:lang w:val="en"/>
-          <w14:ligatures w14:val="none"/>
-        </w:rPr>
-        <w:t xml:space="preserve">Chatgpt </w:t>
+      <w:proofErr w:type="spellStart"/>
+      <w:r>
+        <w:rPr>
+          <w:rFonts w:ascii="Arial" w:eastAsia="Arial" w:hAnsi="Arial" w:cs="Arial"/>
+          <w:b/>
+          <w:kern w:val="0"/>
+          <w:sz w:val="22"/>
+          <w:szCs w:val="22"/>
+          <w:shd w:val="clear" w:color="auto" w:fill="B7B7B7"/>
+          <w:lang w:val="en"/>
+          <w14:ligatures w14:val="none"/>
+        </w:rPr>
+        <w:t>Chatgpt</w:t>
+      </w:r>
+      <w:proofErr w:type="spellEnd"/>
+      <w:r>
+        <w:rPr>
+          <w:rFonts w:ascii="Arial" w:eastAsia="Arial" w:hAnsi="Arial" w:cs="Arial"/>
+          <w:b/>
+          <w:kern w:val="0"/>
+          <w:sz w:val="22"/>
+          <w:szCs w:val="22"/>
+          <w:shd w:val="clear" w:color="auto" w:fill="B7B7B7"/>
+          <w:lang w:val="en"/>
+          <w14:ligatures w14:val="none"/>
+        </w:rPr>
+        <w:t xml:space="preserve"> </w:t>
       </w:r>
       <w:r>
         <w:rPr>
@@ -2576,16 +2546,9 @@
     </w:p>
     <w:p>
       <w:pPr>
-        <w:spacing w:before="280" w:after="80" w:line="276" w:lineRule="auto"/>
-        <w:outlineLvl w:val="1"/>
-        <w:rPr>
-          <w:rFonts w:asciiTheme="majorHAnsi" w:eastAsiaTheme="majorEastAsia" w:hAnsiTheme="majorHAnsi" w:cstheme="majorBidi"/>
-          <w:color w:val="2F5496" w:themeColor="accent1" w:themeShade="BF"/>
-          <w:kern w:val="0"/>
-          <w:sz w:val="32"/>
-          <w:szCs w:val="32"/>
-          <w:lang w:val="en"/>
-          <w14:ligatures w14:val="none"/>
+        <w:pStyle w:val="Heading2"/>
+        <w:rPr>
+          <w:lang w:val="en"/>
         </w:rPr>
       </w:pPr>
       <w:bookmarkStart w:id="7" w:name="_xlg5qfkr59as" w:colFirst="0" w:colLast="0"/>
@@ -2593,24 +2556,14 @@
       <w:r>
         <w:rPr>
           <w:rFonts w:ascii="Segoe UI Emoji" w:eastAsia="Arial Unicode MS" w:hAnsi="Segoe UI Emoji" w:cs="Segoe UI Emoji"/>
-          <w:color w:val="2F5496" w:themeColor="accent1" w:themeShade="BF"/>
-          <w:kern w:val="0"/>
-          <w:sz w:val="32"/>
-          <w:szCs w:val="32"/>
-          <w:lang w:val="en"/>
-          <w14:ligatures w14:val="none"/>
+          <w:lang w:val="en"/>
         </w:rPr>
         <w:t>❌</w:t>
       </w:r>
       <w:r>
         <w:rPr>
-          <w:rFonts w:ascii="Arial Unicode MS" w:eastAsia="Arial Unicode MS" w:hAnsi="Arial Unicode MS" w:cs="Arial Unicode MS"/>
-          <w:color w:val="2F5496" w:themeColor="accent1" w:themeShade="BF"/>
-          <w:kern w:val="0"/>
-          <w:sz w:val="32"/>
-          <w:szCs w:val="32"/>
-          <w:lang w:val="en"/>
-          <w14:ligatures w14:val="none"/>
+          <w:rFonts w:eastAsia="Arial Unicode MS"/>
+          <w:lang w:val="en"/>
         </w:rPr>
         <w:t xml:space="preserve"> Disadvantages</w:t>
       </w:r>
@@ -2652,18 +2605,33 @@
         </w:rPr>
         <w:t xml:space="preserve">: </w:t>
       </w:r>
-      <w:r>
-        <w:rPr>
-          <w:rFonts w:ascii="Arial" w:eastAsia="Arial" w:hAnsi="Arial" w:cs="Arial"/>
-          <w:b/>
-          <w:kern w:val="0"/>
-          <w:sz w:val="22"/>
-          <w:szCs w:val="22"/>
-          <w:shd w:val="clear" w:color="auto" w:fill="B7B7B7"/>
-          <w:lang w:val="en"/>
-          <w14:ligatures w14:val="none"/>
-        </w:rPr>
-        <w:t xml:space="preserve">Chatgpt </w:t>
+      <w:proofErr w:type="spellStart"/>
+      <w:r>
+        <w:rPr>
+          <w:rFonts w:ascii="Arial" w:eastAsia="Arial" w:hAnsi="Arial" w:cs="Arial"/>
+          <w:b/>
+          <w:kern w:val="0"/>
+          <w:sz w:val="22"/>
+          <w:szCs w:val="22"/>
+          <w:shd w:val="clear" w:color="auto" w:fill="B7B7B7"/>
+          <w:lang w:val="en"/>
+          <w14:ligatures w14:val="none"/>
+        </w:rPr>
+        <w:t>Chatgpt</w:t>
+      </w:r>
+      <w:proofErr w:type="spellEnd"/>
+      <w:r>
+        <w:rPr>
+          <w:rFonts w:ascii="Arial" w:eastAsia="Arial" w:hAnsi="Arial" w:cs="Arial"/>
+          <w:b/>
+          <w:kern w:val="0"/>
+          <w:sz w:val="22"/>
+          <w:szCs w:val="22"/>
+          <w:shd w:val="clear" w:color="auto" w:fill="B7B7B7"/>
+          <w:lang w:val="en"/>
+          <w14:ligatures w14:val="none"/>
+        </w:rPr>
+        <w:t xml:space="preserve"> </w:t>
       </w:r>
       <w:r>
         <w:rPr>
@@ -2870,41 +2838,23 @@
     </w:p>
     <w:p>
       <w:pPr>
-        <w:spacing w:before="280" w:after="80" w:line="276" w:lineRule="auto"/>
-        <w:outlineLvl w:val="1"/>
-        <w:rPr>
-          <w:rFonts w:asciiTheme="majorHAnsi" w:eastAsiaTheme="majorEastAsia" w:hAnsiTheme="majorHAnsi" w:cstheme="majorBidi"/>
-          <w:color w:val="2F5496" w:themeColor="accent1" w:themeShade="BF"/>
-          <w:kern w:val="0"/>
-          <w:sz w:val="32"/>
-          <w:szCs w:val="32"/>
-          <w:lang w:val="en"/>
-          <w14:ligatures w14:val="none"/>
+        <w:pStyle w:val="Heading2"/>
+        <w:rPr>
+          <w:lang w:val="en"/>
         </w:rPr>
       </w:pPr>
       <w:bookmarkStart w:id="8" w:name="_pekt1sif6h9o" w:colFirst="0" w:colLast="0"/>
       <w:bookmarkEnd w:id="8"/>
       <w:r>
         <w:rPr>
-          <w:rFonts w:ascii="Segoe UI Emoji" w:eastAsiaTheme="majorEastAsia" w:hAnsi="Segoe UI Emoji" w:cs="Segoe UI Emoji"/>
-          <w:color w:val="2F5496" w:themeColor="accent1" w:themeShade="BF"/>
-          <w:kern w:val="0"/>
-          <w:sz w:val="32"/>
-          <w:szCs w:val="32"/>
-          <w:lang w:val="en"/>
-          <w14:ligatures w14:val="none"/>
+          <w:rFonts w:ascii="Segoe UI Emoji" w:hAnsi="Segoe UI Emoji" w:cs="Segoe UI Emoji"/>
+          <w:lang w:val="en"/>
         </w:rPr>
         <w:t>🧮</w:t>
       </w:r>
       <w:r>
         <w:rPr>
-          <w:rFonts w:asciiTheme="majorHAnsi" w:eastAsiaTheme="majorEastAsia" w:hAnsiTheme="majorHAnsi" w:cstheme="majorBidi"/>
-          <w:color w:val="2F5496" w:themeColor="accent1" w:themeShade="BF"/>
-          <w:kern w:val="0"/>
-          <w:sz w:val="32"/>
-          <w:szCs w:val="32"/>
-          <w:lang w:val="en"/>
-          <w14:ligatures w14:val="none"/>
+          <w:lang w:val="en"/>
         </w:rPr>
         <w:t xml:space="preserve"> Unicast Addressing in IP</w:t>
       </w:r>
@@ -2946,18 +2896,33 @@
         </w:rPr>
         <w:t xml:space="preserve">: </w:t>
       </w:r>
-      <w:r>
-        <w:rPr>
-          <w:rFonts w:ascii="Arial" w:eastAsia="Arial" w:hAnsi="Arial" w:cs="Arial"/>
-          <w:b/>
-          <w:kern w:val="0"/>
-          <w:sz w:val="22"/>
-          <w:szCs w:val="22"/>
-          <w:shd w:val="clear" w:color="auto" w:fill="B7B7B7"/>
-          <w:lang w:val="en"/>
-          <w14:ligatures w14:val="none"/>
-        </w:rPr>
-        <w:t xml:space="preserve">Chatgpt </w:t>
+      <w:proofErr w:type="spellStart"/>
+      <w:r>
+        <w:rPr>
+          <w:rFonts w:ascii="Arial" w:eastAsia="Arial" w:hAnsi="Arial" w:cs="Arial"/>
+          <w:b/>
+          <w:kern w:val="0"/>
+          <w:sz w:val="22"/>
+          <w:szCs w:val="22"/>
+          <w:shd w:val="clear" w:color="auto" w:fill="B7B7B7"/>
+          <w:lang w:val="en"/>
+          <w14:ligatures w14:val="none"/>
+        </w:rPr>
+        <w:t>Chatgpt</w:t>
+      </w:r>
+      <w:proofErr w:type="spellEnd"/>
+      <w:r>
+        <w:rPr>
+          <w:rFonts w:ascii="Arial" w:eastAsia="Arial" w:hAnsi="Arial" w:cs="Arial"/>
+          <w:b/>
+          <w:kern w:val="0"/>
+          <w:sz w:val="22"/>
+          <w:szCs w:val="22"/>
+          <w:shd w:val="clear" w:color="auto" w:fill="B7B7B7"/>
+          <w:lang w:val="en"/>
+          <w14:ligatures w14:val="none"/>
+        </w:rPr>
+        <w:t xml:space="preserve"> </w:t>
       </w:r>
       <w:r>
         <w:rPr>
@@ -3246,41 +3211,23 @@
     </w:p>
     <w:p>
       <w:pPr>
-        <w:spacing w:before="280" w:after="80" w:line="276" w:lineRule="auto"/>
-        <w:outlineLvl w:val="1"/>
-        <w:rPr>
-          <w:rFonts w:asciiTheme="majorHAnsi" w:eastAsiaTheme="majorEastAsia" w:hAnsiTheme="majorHAnsi" w:cstheme="majorBidi"/>
-          <w:color w:val="2F5496" w:themeColor="accent1" w:themeShade="BF"/>
-          <w:kern w:val="0"/>
-          <w:sz w:val="32"/>
-          <w:szCs w:val="32"/>
-          <w:lang w:val="en"/>
-          <w14:ligatures w14:val="none"/>
+        <w:pStyle w:val="Heading2"/>
+        <w:rPr>
+          <w:lang w:val="en"/>
         </w:rPr>
       </w:pPr>
       <w:bookmarkStart w:id="9" w:name="_o5zxtsgiygzp" w:colFirst="0" w:colLast="0"/>
       <w:bookmarkEnd w:id="9"/>
       <w:r>
         <w:rPr>
-          <w:rFonts w:ascii="Segoe UI Emoji" w:eastAsiaTheme="majorEastAsia" w:hAnsi="Segoe UI Emoji" w:cs="Segoe UI Emoji"/>
-          <w:color w:val="2F5496" w:themeColor="accent1" w:themeShade="BF"/>
-          <w:kern w:val="0"/>
-          <w:sz w:val="32"/>
-          <w:szCs w:val="32"/>
-          <w:lang w:val="en"/>
-          <w14:ligatures w14:val="none"/>
+          <w:rFonts w:ascii="Segoe UI Emoji" w:hAnsi="Segoe UI Emoji" w:cs="Segoe UI Emoji"/>
+          <w:lang w:val="en"/>
         </w:rPr>
         <w:t>📋</w:t>
       </w:r>
       <w:r>
         <w:rPr>
-          <w:rFonts w:asciiTheme="majorHAnsi" w:eastAsiaTheme="majorEastAsia" w:hAnsiTheme="majorHAnsi" w:cstheme="majorBidi"/>
-          <w:color w:val="2F5496" w:themeColor="accent1" w:themeShade="BF"/>
-          <w:kern w:val="0"/>
-          <w:sz w:val="32"/>
-          <w:szCs w:val="32"/>
-          <w:lang w:val="en"/>
-          <w14:ligatures w14:val="none"/>
+          <w:lang w:val="en"/>
         </w:rPr>
         <w:t xml:space="preserve"> Comparison Table</w:t>
       </w:r>
@@ -3322,18 +3269,33 @@
         </w:rPr>
         <w:t xml:space="preserve">: </w:t>
       </w:r>
-      <w:r>
-        <w:rPr>
-          <w:rFonts w:ascii="Arial" w:eastAsia="Arial" w:hAnsi="Arial" w:cs="Arial"/>
-          <w:b/>
-          <w:kern w:val="0"/>
-          <w:sz w:val="22"/>
-          <w:szCs w:val="22"/>
-          <w:shd w:val="clear" w:color="auto" w:fill="B7B7B7"/>
-          <w:lang w:val="en"/>
-          <w14:ligatures w14:val="none"/>
-        </w:rPr>
-        <w:t xml:space="preserve">Chatgpt </w:t>
+      <w:proofErr w:type="spellStart"/>
+      <w:r>
+        <w:rPr>
+          <w:rFonts w:ascii="Arial" w:eastAsia="Arial" w:hAnsi="Arial" w:cs="Arial"/>
+          <w:b/>
+          <w:kern w:val="0"/>
+          <w:sz w:val="22"/>
+          <w:szCs w:val="22"/>
+          <w:shd w:val="clear" w:color="auto" w:fill="B7B7B7"/>
+          <w:lang w:val="en"/>
+          <w14:ligatures w14:val="none"/>
+        </w:rPr>
+        <w:t>Chatgpt</w:t>
+      </w:r>
+      <w:proofErr w:type="spellEnd"/>
+      <w:r>
+        <w:rPr>
+          <w:rFonts w:ascii="Arial" w:eastAsia="Arial" w:hAnsi="Arial" w:cs="Arial"/>
+          <w:b/>
+          <w:kern w:val="0"/>
+          <w:sz w:val="22"/>
+          <w:szCs w:val="22"/>
+          <w:shd w:val="clear" w:color="auto" w:fill="B7B7B7"/>
+          <w:lang w:val="en"/>
+          <w14:ligatures w14:val="none"/>
+        </w:rPr>
+        <w:t xml:space="preserve"> </w:t>
       </w:r>
       <w:r>
         <w:rPr>
@@ -3397,6 +3359,7 @@
           <w:lang w:val="en"/>
           <w14:ligatures w14:val="none"/>
         </w:rPr>
+        <w:lastRenderedPageBreak/>
         <w:drawing>
           <wp:inline distT="114300" distB="114300" distL="114300" distR="114300" wp14:anchorId="3DC10CCB" wp14:editId="32149A18">
             <wp:extent cx="5943600" cy="1257300"/>
@@ -5006,7 +4969,6 @@
     <w:next w:val="Normal"/>
     <w:link w:val="Heading2Char"/>
     <w:uiPriority w:val="9"/>
-    <w:semiHidden/>
     <w:unhideWhenUsed/>
     <w:qFormat/>
     <w:rsid w:val="00AF4A4F"/>
@@ -5223,7 +5185,6 @@
     <w:basedOn w:val="DefaultParagraphFont"/>
     <w:link w:val="Heading2"/>
     <w:uiPriority w:val="9"/>
-    <w:semiHidden/>
     <w:rsid w:val="00AF4A4F"/>
     <w:rPr>
       <w:rFonts w:asciiTheme="majorHAnsi" w:eastAsiaTheme="majorEastAsia" w:hAnsiTheme="majorHAnsi" w:cstheme="majorBidi"/>
